--- a/site/assets/files/LR1 (Shablon).docx
+++ b/site/assets/files/LR1 (Shablon).docx
@@ -1,6 +1,6 @@
 
 <file path=word/document.xml><?xml version="1.0" encoding="utf-8"?>
-<w:document xmlns:wpc="http://schemas.microsoft.com/office/word/2010/wordprocessingCanvas" xmlns:cx="http://schemas.microsoft.com/office/drawing/2014/chartex" xmlns:cx1="http://schemas.microsoft.com/office/drawing/2015/9/8/chartex" xmlns:cx2="http://schemas.microsoft.com/office/drawing/2015/10/21/chartex" xmlns:cx3="http://schemas.microsoft.com/office/drawing/2016/5/9/chartex" xmlns:cx4="http://schemas.microsoft.com/office/drawing/2016/5/10/chartex" xmlns:cx5="http://schemas.microsoft.com/office/drawing/2016/5/11/chartex" xmlns:cx6="http://schemas.microsoft.com/office/drawing/2016/5/12/chartex" xmlns:cx7="http://schemas.microsoft.com/office/drawing/2016/5/13/chartex" xmlns:cx8="http://schemas.microsoft.com/office/drawing/2016/5/14/chartex" xmlns:mc="http://schemas.openxmlformats.org/markup-compatibility/2006" xmlns:aink="http://schemas.microsoft.com/office/drawing/2016/ink" xmlns:am3d="http://schemas.microsoft.com/office/drawing/2017/model3d" xmlns:o="urn:schemas-microsoft-com:office:office" xmlns:r="http://schemas.openxmlformats.org/officeDocument/2006/relationships" xmlns:m="http://schemas.openxmlformats.org/officeDocument/2006/math" xmlns:v="urn:schemas-microsoft-com:vml" xmlns:wp14="http://schemas.microsoft.com/office/word/2010/wordprocessingDrawing" xmlns:wp="http://schemas.openxmlformats.org/drawingml/2006/wordprocessingDrawing" xmlns:w10="urn:schemas-microsoft-com:office:word" xmlns:w="http://schemas.openxmlformats.org/wordprocessingml/2006/main" xmlns:w14="http://schemas.microsoft.com/office/word/2010/wordml" xmlns:w15="http://schemas.microsoft.com/office/word/2012/wordml" xmlns:w16cex="http://schemas.microsoft.com/office/word/2018/wordml/cex" xmlns:w16cid="http://schemas.microsoft.com/office/word/2016/wordml/cid" xmlns:w16="http://schemas.microsoft.com/office/word/2018/wordml" xmlns:w16sdtdh="http://schemas.microsoft.com/office/word/2020/wordml/sdtdatahash" xmlns:w16se="http://schemas.microsoft.com/office/word/2015/wordml/symex" xmlns:wpg="http://schemas.microsoft.com/office/word/2010/wordprocessingGroup" xmlns:wpi="http://schemas.microsoft.com/office/word/2010/wordprocessingInk" xmlns:wne="http://schemas.microsoft.com/office/word/2006/wordml" xmlns:wps="http://schemas.microsoft.com/office/word/2010/wordprocessingShape" mc:Ignorable="w14 w15 w16se w16cid w16 w16cex w16sdtdh wp14">
+<w:document xmlns:wpc="http://schemas.microsoft.com/office/word/2010/wordprocessingCanvas" xmlns:cx="http://schemas.microsoft.com/office/drawing/2014/chartex" xmlns:cx1="http://schemas.microsoft.com/office/drawing/2015/9/8/chartex" xmlns:cx2="http://schemas.microsoft.com/office/drawing/2015/10/21/chartex" xmlns:cx3="http://schemas.microsoft.com/office/drawing/2016/5/9/chartex" xmlns:cx4="http://schemas.microsoft.com/office/drawing/2016/5/10/chartex" xmlns:cx5="http://schemas.microsoft.com/office/drawing/2016/5/11/chartex" xmlns:cx6="http://schemas.microsoft.com/office/drawing/2016/5/12/chartex" xmlns:cx7="http://schemas.microsoft.com/office/drawing/2016/5/13/chartex" xmlns:cx8="http://schemas.microsoft.com/office/drawing/2016/5/14/chartex" xmlns:mc="http://schemas.openxmlformats.org/markup-compatibility/2006" xmlns:aink="http://schemas.microsoft.com/office/drawing/2016/ink" xmlns:am3d="http://schemas.microsoft.com/office/drawing/2017/model3d" xmlns:o="urn:schemas-microsoft-com:office:office" xmlns:oel="http://schemas.microsoft.com/office/2019/extlst" xmlns:r="http://schemas.openxmlformats.org/officeDocument/2006/relationships" xmlns:m="http://schemas.openxmlformats.org/officeDocument/2006/math" xmlns:v="urn:schemas-microsoft-com:vml" xmlns:wp14="http://schemas.microsoft.com/office/word/2010/wordprocessingDrawing" xmlns:wp="http://schemas.openxmlformats.org/drawingml/2006/wordprocessingDrawing" xmlns:w10="urn:schemas-microsoft-com:office:word" xmlns:w="http://schemas.openxmlformats.org/wordprocessingml/2006/main" xmlns:w14="http://schemas.microsoft.com/office/word/2010/wordml" xmlns:w15="http://schemas.microsoft.com/office/word/2012/wordml" xmlns:w16cex="http://schemas.microsoft.com/office/word/2018/wordml/cex" xmlns:w16cid="http://schemas.microsoft.com/office/word/2016/wordml/cid" xmlns:w16="http://schemas.microsoft.com/office/word/2018/wordml" xmlns:w16sdtdh="http://schemas.microsoft.com/office/word/2020/wordml/sdtdatahash" xmlns:w16se="http://schemas.microsoft.com/office/word/2015/wordml/symex" xmlns:wpg="http://schemas.microsoft.com/office/word/2010/wordprocessingGroup" xmlns:wpi="http://schemas.microsoft.com/office/word/2010/wordprocessingInk" xmlns:wne="http://schemas.microsoft.com/office/word/2006/wordml" xmlns:wps="http://schemas.microsoft.com/office/word/2010/wordprocessingShape" mc:Ignorable="w14 w15 w16se w16cid w16 w16cex w16sdtdh wp14">
   <w:body>
     <w:p>
       <w:pPr>
@@ -792,15 +792,15 @@
     </w:p>
     <w:tbl>
       <w:tblPr>
-        <w:tblW w:w="0" w:type="auto"/>
+        <w:tblW w:w="9356" w:type="dxa"/>
         <w:tblLook w:val="04A0" w:firstRow="1" w:lastRow="0" w:firstColumn="1" w:lastColumn="0" w:noHBand="0" w:noVBand="1"/>
       </w:tblPr>
       <w:tblGrid>
         <w:gridCol w:w="1719"/>
         <w:gridCol w:w="384"/>
-        <w:gridCol w:w="381"/>
-        <w:gridCol w:w="443"/>
-        <w:gridCol w:w="5548"/>
+        <w:gridCol w:w="226"/>
+        <w:gridCol w:w="225"/>
+        <w:gridCol w:w="6802"/>
       </w:tblGrid>
       <w:tr>
         <w:tc>
@@ -853,7 +853,7 @@
         </w:tc>
         <w:tc>
           <w:tcPr>
-            <w:tcW w:w="0" w:type="auto"/>
+            <w:tcW w:w="7253" w:type="dxa"/>
             <w:gridSpan w:val="3"/>
             <w:tcBorders>
               <w:bottom w:val="single" w:sz="4" w:space="0" w:color="000000"/>
@@ -876,7 +876,7 @@
                 <w:sz w:val="28"/>
                 <w:szCs w:val="28"/>
               </w:rPr>
-              <w:t xml:space="preserve">Основы web-приложения и настройка среды </w:t>
+              <w:t>Web-сервис и API. JSON / XML</w:t>
             </w:r>
           </w:p>
         </w:tc>
@@ -925,7 +925,7 @@
         </w:tc>
         <w:tc>
           <w:tcPr>
-            <w:tcW w:w="0" w:type="auto"/>
+            <w:tcW w:w="6699" w:type="dxa"/>
             <w:tcBorders>
               <w:top w:val="single" w:sz="4" w:space="0" w:color="000000"/>
             </w:tcBorders>
@@ -1003,7 +1003,7 @@
         </w:tc>
         <w:tc>
           <w:tcPr>
-            <w:tcW w:w="0" w:type="auto"/>
+            <w:tcW w:w="7253" w:type="dxa"/>
             <w:gridSpan w:val="3"/>
             <w:tcBorders>
               <w:bottom w:val="single" w:sz="4" w:space="0" w:color="000000"/>
@@ -1022,14 +1022,6 @@
                 <w:szCs w:val="28"/>
               </w:rPr>
             </w:pPr>
-            <w:r>
-              <w:rPr>
-                <w:rFonts w:ascii="Times New Roman" w:hAnsi="Times New Roman"/>
-                <w:sz w:val="28"/>
-                <w:szCs w:val="28"/>
-              </w:rPr>
-              <w:t>разработки JavaScript</w:t>
-            </w:r>
           </w:p>
         </w:tc>
       </w:tr>
@@ -1122,7 +1114,7 @@
         </w:tc>
         <w:tc>
           <w:tcPr>
-            <w:tcW w:w="0" w:type="auto"/>
+            <w:tcW w:w="6976" w:type="dxa"/>
             <w:gridSpan w:val="2"/>
             <w:tcBorders>
               <w:top w:val="single" w:sz="4" w:space="0" w:color="000000"/>
@@ -1156,24 +1148,40 @@
           </w:p>
           <w:p>
             <w:pPr>
-              <w:spacing w:after="0" w:line="240" w:lineRule="auto"/>
-              <w:ind w:right="-117"/>
               <w:jc w:val="center"/>
               <w:rPr>
-                <w:rFonts w:ascii="TimesNewRomanPSMT" w:hAnsi="TimesNewRomanPSMT"/>
-                <w:color w:val="000000"/>
+                <w:rFonts w:ascii="Times New Roman" w:hAnsi="Times New Roman"/>
+                <w:color w:val="000000" w:themeColor="text1"/>
                 <w:sz w:val="28"/>
-                <w:szCs w:val="32"/>
+                <w:szCs w:val="28"/>
               </w:rPr>
             </w:pPr>
             <w:r>
               <w:rPr>
-                <w:rFonts w:ascii="TimesNewRomanPSMT" w:hAnsi="TimesNewRomanPSMT"/>
-                <w:color w:val="000000"/>
+                <w:rFonts w:ascii="Times New Roman" w:hAnsi="Times New Roman"/>
+                <w:color w:val="000000" w:themeColor="text1"/>
                 <w:sz w:val="28"/>
-                <w:szCs w:val="32"/>
+                <w:szCs w:val="28"/>
               </w:rPr>
-              <w:t>Разработка web-приложений на языке JavaScript</w:t>
+              <w:t>Осн</w:t>
+            </w:r>
+            <w:r>
+              <w:rPr>
+                <w:rFonts w:ascii="Times New Roman" w:hAnsi="Times New Roman"/>
+                <w:color w:val="000000" w:themeColor="text1"/>
+                <w:sz w:val="28"/>
+                <w:szCs w:val="28"/>
+              </w:rPr>
+              <w:t>о</w:t>
+            </w:r>
+            <w:r>
+              <w:rPr>
+                <w:rFonts w:ascii="Times New Roman" w:hAnsi="Times New Roman"/>
+                <w:color w:val="000000" w:themeColor="text1"/>
+                <w:sz w:val="28"/>
+                <w:szCs w:val="28"/>
+              </w:rPr>
+              <w:t>вы разработки Веб-сервисов</w:t>
             </w:r>
           </w:p>
         </w:tc>
@@ -1244,7 +1252,7 @@
         </w:tc>
         <w:tc>
           <w:tcPr>
-            <w:tcW w:w="0" w:type="auto"/>
+            <w:tcW w:w="6699" w:type="dxa"/>
             <w:tcBorders>
               <w:top w:val="single" w:sz="4" w:space="0" w:color="000000"/>
               <w:left w:val="none" w:sz="4" w:space="0" w:color="000000"/>
@@ -1936,17 +1944,6 @@
     </w:p>
     <w:p>
       <w:pPr>
-        <w:ind w:right="-1"/>
-        <w:rPr>
-          <w:rFonts w:ascii="TimesNewRomanPSMT" w:hAnsi="TimesNewRomanPSMT"/>
-          <w:color w:val="000000"/>
-          <w:sz w:val="18"/>
-          <w:szCs w:val="18"/>
-        </w:rPr>
-      </w:pPr>
-    </w:p>
-    <w:p>
-      <w:pPr>
         <w:jc w:val="center"/>
         <w:rPr>
           <w:rFonts w:ascii="TimesNewRomanPS-BoldMT" w:hAnsi="TimesNewRomanPS-BoldMT"/>
@@ -2021,174 +2018,6 @@
     </w:p>
     <w:p>
       <w:pPr>
-        <w:spacing w:after="0" w:line="360" w:lineRule="auto"/>
-        <w:jc w:val="center"/>
-        <w:rPr>
-          <w:rFonts w:ascii="Times New Roman" w:hAnsi="Times New Roman"/>
-          <w:sz w:val="28"/>
-          <w:szCs w:val="28"/>
-        </w:rPr>
-      </w:pPr>
-      <w:r>
-        <w:rPr>
-          <w:rFonts w:ascii="Times New Roman" w:hAnsi="Times New Roman"/>
-          <w:sz w:val="28"/>
-          <w:szCs w:val="28"/>
-        </w:rPr>
-        <w:lastRenderedPageBreak/>
-        <w:t>Основы web-приложения и настройка среды разработки JavaScript</w:t>
-      </w:r>
-    </w:p>
-    <w:p>
-      <w:pPr>
-        <w:spacing w:after="0" w:line="360" w:lineRule="auto"/>
-        <w:ind w:firstLine="709"/>
-        <w:jc w:val="both"/>
-        <w:rPr>
-          <w:rFonts w:ascii="Times New Roman" w:hAnsi="Times New Roman"/>
-          <w:sz w:val="28"/>
-          <w:szCs w:val="28"/>
-        </w:rPr>
-      </w:pPr>
-      <w:commentRangeStart w:id="1"/>
-      <w:r>
-        <w:rPr>
-          <w:rFonts w:ascii="Times New Roman" w:hAnsi="Times New Roman"/>
-          <w:sz w:val="28"/>
-          <w:szCs w:val="28"/>
-        </w:rPr>
-        <w:t>1. Пример верстки</w:t>
-      </w:r>
-      <w:commentRangeEnd w:id="1"/>
-      <w:r>
-        <w:rPr>
-          <w:rStyle w:val="afd"/>
-        </w:rPr>
-        <w:commentReference w:id="1"/>
-      </w:r>
-    </w:p>
-    <w:p>
-      <w:pPr>
-        <w:spacing w:after="0" w:line="360" w:lineRule="auto"/>
-        <w:ind w:firstLine="709"/>
-        <w:jc w:val="both"/>
-        <w:rPr>
-          <w:rFonts w:ascii="Times New Roman" w:hAnsi="Times New Roman"/>
-          <w:sz w:val="28"/>
-          <w:szCs w:val="28"/>
-        </w:rPr>
-      </w:pPr>
-    </w:p>
-    <w:p>
-      <w:pPr>
-        <w:spacing w:after="0" w:line="360" w:lineRule="auto"/>
-        <w:ind w:firstLine="709"/>
-        <w:jc w:val="both"/>
-        <w:rPr>
-          <w:rFonts w:ascii="Times New Roman" w:hAnsi="Times New Roman"/>
-          <w:sz w:val="28"/>
-          <w:szCs w:val="28"/>
-        </w:rPr>
-      </w:pPr>
-      <w:commentRangeStart w:id="2"/>
-      <w:r>
-        <w:rPr>
-          <w:rFonts w:ascii="Times New Roman" w:hAnsi="Times New Roman"/>
-          <w:sz w:val="28"/>
-          <w:szCs w:val="28"/>
-        </w:rPr>
-        <w:t>2. Пример работы репозитория</w:t>
-      </w:r>
-      <w:commentRangeEnd w:id="2"/>
-      <w:r>
-        <w:rPr>
-          <w:rStyle w:val="afd"/>
-        </w:rPr>
-        <w:commentReference w:id="2"/>
-      </w:r>
-    </w:p>
-    <w:p>
-      <w:pPr>
-        <w:spacing w:after="0" w:line="360" w:lineRule="auto"/>
-        <w:ind w:firstLine="709"/>
-        <w:jc w:val="both"/>
-        <w:rPr>
-          <w:rFonts w:ascii="Times New Roman" w:hAnsi="Times New Roman"/>
-          <w:sz w:val="28"/>
-          <w:szCs w:val="28"/>
-        </w:rPr>
-      </w:pPr>
-    </w:p>
-    <w:p>
-      <w:pPr>
-        <w:spacing w:after="0" w:line="360" w:lineRule="auto"/>
-        <w:ind w:firstLine="709"/>
-        <w:jc w:val="both"/>
-        <w:rPr>
-          <w:rFonts w:ascii="Times New Roman" w:hAnsi="Times New Roman"/>
-          <w:sz w:val="28"/>
-          <w:szCs w:val="28"/>
-        </w:rPr>
-      </w:pPr>
-      <w:commentRangeStart w:id="3"/>
-      <w:r>
-        <w:rPr>
-          <w:rFonts w:ascii="Times New Roman" w:hAnsi="Times New Roman"/>
-          <w:sz w:val="28"/>
-          <w:szCs w:val="28"/>
-        </w:rPr>
-        <w:t>3. Ссылка на репозиторий</w:t>
-      </w:r>
-      <w:commentRangeEnd w:id="3"/>
-      <w:r>
-        <w:rPr>
-          <w:rStyle w:val="afd"/>
-        </w:rPr>
-        <w:commentReference w:id="3"/>
-      </w:r>
-    </w:p>
-    <w:p>
-      <w:pPr>
-        <w:spacing w:after="0" w:line="360" w:lineRule="auto"/>
-        <w:ind w:firstLine="709"/>
-        <w:jc w:val="both"/>
-        <w:rPr>
-          <w:rFonts w:ascii="Times New Roman" w:hAnsi="Times New Roman"/>
-          <w:sz w:val="28"/>
-          <w:szCs w:val="28"/>
-        </w:rPr>
-      </w:pPr>
-    </w:p>
-    <w:p>
-      <w:pPr>
-        <w:spacing w:after="0" w:line="360" w:lineRule="auto"/>
-        <w:ind w:firstLine="709"/>
-        <w:jc w:val="both"/>
-        <w:rPr>
-          <w:rFonts w:ascii="Times New Roman" w:hAnsi="Times New Roman"/>
-          <w:sz w:val="28"/>
-          <w:szCs w:val="28"/>
-        </w:rPr>
-      </w:pPr>
-      <w:commentRangeStart w:id="4"/>
-      <w:r>
-        <w:rPr>
-          <w:rFonts w:ascii="Times New Roman" w:hAnsi="Times New Roman"/>
-          <w:sz w:val="28"/>
-          <w:szCs w:val="28"/>
-        </w:rPr>
-        <w:t>4. Контрольные вопросы</w:t>
-      </w:r>
-      <w:commentRangeEnd w:id="4"/>
-      <w:r>
-        <w:rPr>
-          <w:rStyle w:val="afd"/>
-        </w:rPr>
-        <w:commentReference w:id="4"/>
-      </w:r>
-    </w:p>
-    <w:p>
-      <w:pPr>
         <w:pStyle w:val="a3"/>
         <w:numPr>
           <w:ilvl w:val="0"/>
@@ -2206,13 +2035,22 @@
           <w:szCs w:val="28"/>
         </w:rPr>
       </w:pPr>
+      <w:commentRangeStart w:id="1"/>
       <w:r>
         <w:rPr>
           <w:rFonts w:ascii="Times New Roman" w:hAnsi="Times New Roman"/>
           <w:sz w:val="28"/>
           <w:szCs w:val="28"/>
         </w:rPr>
-        <w:t>Что такое web-приложение в контексте ИС?</w:t>
+        <w:lastRenderedPageBreak/>
+        <w:t>Объект анализа</w:t>
+      </w:r>
+      <w:commentRangeEnd w:id="1"/>
+      <w:r>
+        <w:rPr>
+          <w:rStyle w:val="afd"/>
+        </w:rPr>
+        <w:commentReference w:id="1"/>
       </w:r>
     </w:p>
     <w:p>
@@ -2234,13 +2072,21 @@
           <w:szCs w:val="28"/>
         </w:rPr>
       </w:pPr>
+      <w:commentRangeStart w:id="2"/>
       <w:r>
         <w:rPr>
           <w:rFonts w:ascii="Times New Roman" w:hAnsi="Times New Roman"/>
           <w:sz w:val="28"/>
           <w:szCs w:val="28"/>
         </w:rPr>
-        <w:t>Какую роль выполняет JavaScript?</w:t>
+        <w:t>Архитектурный анализ</w:t>
+      </w:r>
+      <w:commentRangeEnd w:id="2"/>
+      <w:r>
+        <w:rPr>
+          <w:rStyle w:val="afd"/>
+        </w:rPr>
+        <w:commentReference w:id="2"/>
       </w:r>
     </w:p>
     <w:p>
@@ -2262,13 +2108,21 @@
           <w:szCs w:val="28"/>
         </w:rPr>
       </w:pPr>
+      <w:commentRangeStart w:id="3"/>
       <w:r>
         <w:rPr>
           <w:rFonts w:ascii="Times New Roman" w:hAnsi="Times New Roman"/>
           <w:sz w:val="28"/>
           <w:szCs w:val="28"/>
         </w:rPr>
-        <w:t>Почему важно разделять HTML, CSS и JS?</w:t>
+        <w:t>Анализ взаимодействия по HTTP</w:t>
+      </w:r>
+      <w:commentRangeEnd w:id="3"/>
+      <w:r>
+        <w:rPr>
+          <w:rStyle w:val="afd"/>
+        </w:rPr>
+        <w:commentReference w:id="3"/>
       </w:r>
     </w:p>
     <w:p>
@@ -2290,13 +2144,21 @@
           <w:szCs w:val="28"/>
         </w:rPr>
       </w:pPr>
+      <w:commentRangeStart w:id="4"/>
       <w:r>
         <w:rPr>
           <w:rFonts w:ascii="Times New Roman" w:hAnsi="Times New Roman"/>
           <w:sz w:val="28"/>
           <w:szCs w:val="28"/>
         </w:rPr>
-        <w:t>Что такое паспорт предметной области и зачем он нужен?</w:t>
+        <w:t>Пример HTTP-запроса</w:t>
+      </w:r>
+      <w:commentRangeEnd w:id="4"/>
+      <w:r>
+        <w:rPr>
+          <w:rStyle w:val="afd"/>
+        </w:rPr>
+        <w:commentReference w:id="4"/>
       </w:r>
     </w:p>
     <w:p>
@@ -2318,13 +2180,21 @@
           <w:szCs w:val="28"/>
         </w:rPr>
       </w:pPr>
+      <w:commentRangeStart w:id="5"/>
       <w:r>
         <w:rPr>
           <w:rFonts w:ascii="Times New Roman" w:hAnsi="Times New Roman"/>
           <w:sz w:val="28"/>
           <w:szCs w:val="28"/>
         </w:rPr>
-        <w:t>Почему GitHub используется на раннем этапе?</w:t>
+        <w:t>Пример JSON-ответа сервера</w:t>
+      </w:r>
+      <w:commentRangeEnd w:id="5"/>
+      <w:r>
+        <w:rPr>
+          <w:rStyle w:val="afd"/>
+        </w:rPr>
+        <w:commentReference w:id="5"/>
       </w:r>
     </w:p>
     <w:p>
@@ -2346,13 +2216,21 @@
           <w:szCs w:val="28"/>
         </w:rPr>
       </w:pPr>
+      <w:commentRangeStart w:id="6"/>
       <w:r>
         <w:rPr>
           <w:rFonts w:ascii="Times New Roman" w:hAnsi="Times New Roman"/>
           <w:sz w:val="28"/>
           <w:szCs w:val="28"/>
         </w:rPr>
-        <w:t>Что такое репозиторий?</w:t>
+        <w:t>Сравнение HTML / XML / XHTML</w:t>
+      </w:r>
+      <w:commentRangeEnd w:id="6"/>
+      <w:r>
+        <w:rPr>
+          <w:rStyle w:val="afd"/>
+        </w:rPr>
+        <w:commentReference w:id="6"/>
       </w:r>
     </w:p>
     <w:p>
@@ -2374,13 +2252,30 @@
           <w:szCs w:val="28"/>
         </w:rPr>
       </w:pPr>
+      <w:commentRangeStart w:id="7"/>
+      <w:r>
+        <w:rPr>
+          <w:rFonts w:ascii="Times New Roman" w:hAnsi="Times New Roman"/>
+          <w:sz w:val="28"/>
+          <w:szCs w:val="28"/>
+          <w:lang w:val="en-US"/>
+        </w:rPr>
+        <w:t xml:space="preserve"> </w:t>
+      </w:r>
       <w:r>
         <w:rPr>
           <w:rFonts w:ascii="Times New Roman" w:hAnsi="Times New Roman"/>
           <w:sz w:val="28"/>
           <w:szCs w:val="28"/>
         </w:rPr>
-        <w:t>Какие изменения фиксируются коммитом?</w:t>
+        <w:t>Различие понятий</w:t>
+      </w:r>
+      <w:commentRangeEnd w:id="7"/>
+      <w:r>
+        <w:rPr>
+          <w:rStyle w:val="afd"/>
+        </w:rPr>
+        <w:commentReference w:id="7"/>
       </w:r>
     </w:p>
     <w:p>
@@ -2402,13 +2297,21 @@
           <w:szCs w:val="28"/>
         </w:rPr>
       </w:pPr>
+      <w:commentRangeStart w:id="8"/>
       <w:r>
         <w:rPr>
           <w:rFonts w:ascii="Times New Roman" w:hAnsi="Times New Roman"/>
           <w:sz w:val="28"/>
           <w:szCs w:val="28"/>
         </w:rPr>
-        <w:t>Почему проект развивается в одном репозитории весь семестр?</w:t>
+        <w:t>Мини-каталог ресурсов API</w:t>
+      </w:r>
+      <w:commentRangeEnd w:id="8"/>
+      <w:r>
+        <w:rPr>
+          <w:rStyle w:val="afd"/>
+        </w:rPr>
+        <w:commentReference w:id="8"/>
       </w:r>
     </w:p>
     <w:p>
@@ -2430,13 +2333,21 @@
           <w:szCs w:val="28"/>
         </w:rPr>
       </w:pPr>
+      <w:commentRangeStart w:id="9"/>
       <w:r>
         <w:rPr>
           <w:rFonts w:ascii="Times New Roman" w:hAnsi="Times New Roman"/>
           <w:sz w:val="28"/>
           <w:szCs w:val="28"/>
         </w:rPr>
-        <w:t>Чем учебное web-приложение отличается от «просто сайта»?</w:t>
+        <w:t>Сценарии ошибок</w:t>
+      </w:r>
+      <w:commentRangeEnd w:id="9"/>
+      <w:r>
+        <w:rPr>
+          <w:rStyle w:val="afd"/>
+        </w:rPr>
+        <w:commentReference w:id="9"/>
       </w:r>
     </w:p>
     <w:p>
@@ -2458,14 +2369,276 @@
           <w:szCs w:val="28"/>
         </w:rPr>
       </w:pPr>
+      <w:commentRangeStart w:id="10"/>
       <w:r>
         <w:rPr>
           <w:rFonts w:ascii="Times New Roman" w:hAnsi="Times New Roman"/>
           <w:sz w:val="28"/>
           <w:szCs w:val="28"/>
         </w:rPr>
-        <w:t>Как эта лабораторная связана с последующими работами?</w:t>
+        <w:t>Краткий аналитический вывод</w:t>
       </w:r>
+      <w:commentRangeEnd w:id="10"/>
+      <w:r>
+        <w:rPr>
+          <w:rStyle w:val="afd"/>
+        </w:rPr>
+        <w:commentReference w:id="10"/>
+      </w:r>
+    </w:p>
+    <w:p>
+      <w:pPr>
+        <w:pStyle w:val="a3"/>
+        <w:numPr>
+          <w:ilvl w:val="0"/>
+          <w:numId w:val="7"/>
+        </w:numPr>
+        <w:tabs>
+          <w:tab w:val="left" w:pos="1134"/>
+        </w:tabs>
+        <w:spacing w:after="0" w:line="360" w:lineRule="auto"/>
+        <w:ind w:left="0" w:firstLine="709"/>
+        <w:jc w:val="both"/>
+        <w:rPr>
+          <w:rFonts w:ascii="Times New Roman" w:hAnsi="Times New Roman"/>
+          <w:sz w:val="28"/>
+          <w:szCs w:val="28"/>
+        </w:rPr>
+      </w:pPr>
+      <w:commentRangeStart w:id="11"/>
+      <w:r>
+        <w:rPr>
+          <w:rFonts w:ascii="Times New Roman" w:hAnsi="Times New Roman"/>
+          <w:sz w:val="28"/>
+          <w:szCs w:val="28"/>
+        </w:rPr>
+        <w:t>Контрольные вопросы</w:t>
+      </w:r>
+      <w:commentRangeEnd w:id="11"/>
+      <w:r>
+        <w:rPr>
+          <w:rStyle w:val="afd"/>
+        </w:rPr>
+        <w:commentReference w:id="11"/>
+      </w:r>
+    </w:p>
+    <w:p>
+      <w:pPr>
+        <w:pStyle w:val="aff2"/>
+        <w:numPr>
+          <w:ilvl w:val="0"/>
+          <w:numId w:val="8"/>
+        </w:numPr>
+        <w:spacing w:before="0" w:beforeAutospacing="0" w:after="0" w:afterAutospacing="0" w:line="360" w:lineRule="auto"/>
+        <w:ind w:left="0" w:firstLine="709"/>
+        <w:jc w:val="both"/>
+        <w:rPr>
+          <w:sz w:val="28"/>
+          <w:szCs w:val="28"/>
+        </w:rPr>
+      </w:pPr>
+      <w:r>
+        <w:rPr>
+          <w:sz w:val="28"/>
+          <w:szCs w:val="28"/>
+        </w:rPr>
+        <w:t xml:space="preserve">Чем отличается </w:t>
+      </w:r>
+      <w:r>
+        <w:rPr>
+          <w:rStyle w:val="HTML"/>
+          <w:rFonts w:ascii="Times New Roman" w:eastAsia="Arial" w:hAnsi="Times New Roman" w:cs="Times New Roman"/>
+          <w:sz w:val="28"/>
+          <w:szCs w:val="28"/>
+        </w:rPr>
+        <w:t>GET</w:t>
+      </w:r>
+      <w:r>
+        <w:rPr>
+          <w:sz w:val="28"/>
+          <w:szCs w:val="28"/>
+        </w:rPr>
+        <w:t xml:space="preserve"> от </w:t>
+      </w:r>
+      <w:r>
+        <w:rPr>
+          <w:rStyle w:val="HTML"/>
+          <w:rFonts w:ascii="Times New Roman" w:eastAsia="Arial" w:hAnsi="Times New Roman" w:cs="Times New Roman"/>
+          <w:sz w:val="28"/>
+          <w:szCs w:val="28"/>
+        </w:rPr>
+        <w:t>POST</w:t>
+      </w:r>
+      <w:r>
+        <w:rPr>
+          <w:sz w:val="28"/>
+          <w:szCs w:val="28"/>
+        </w:rPr>
+        <w:t xml:space="preserve"> по смыслу и по наличию тела запроса?</w:t>
+      </w:r>
+    </w:p>
+    <w:p>
+      <w:pPr>
+        <w:pStyle w:val="aff2"/>
+        <w:numPr>
+          <w:ilvl w:val="0"/>
+          <w:numId w:val="8"/>
+        </w:numPr>
+        <w:spacing w:before="0" w:beforeAutospacing="0" w:after="0" w:afterAutospacing="0" w:line="360" w:lineRule="auto"/>
+        <w:ind w:left="0" w:firstLine="709"/>
+        <w:jc w:val="both"/>
+        <w:rPr>
+          <w:sz w:val="28"/>
+          <w:szCs w:val="28"/>
+        </w:rPr>
+      </w:pPr>
+      <w:r>
+        <w:rPr>
+          <w:sz w:val="28"/>
+          <w:szCs w:val="28"/>
+        </w:rPr>
+        <w:t xml:space="preserve">Что означает код ответа </w:t>
+      </w:r>
+      <w:r>
+        <w:rPr>
+          <w:rStyle w:val="HTML"/>
+          <w:rFonts w:ascii="Times New Roman" w:eastAsia="Arial" w:hAnsi="Times New Roman" w:cs="Times New Roman"/>
+          <w:sz w:val="28"/>
+          <w:szCs w:val="28"/>
+        </w:rPr>
+        <w:t>404</w:t>
+      </w:r>
+      <w:r>
+        <w:rPr>
+          <w:sz w:val="28"/>
+          <w:szCs w:val="28"/>
+        </w:rPr>
+        <w:t xml:space="preserve"> и в каком случае он корректен?</w:t>
+      </w:r>
+    </w:p>
+    <w:p>
+      <w:pPr>
+        <w:pStyle w:val="aff2"/>
+        <w:numPr>
+          <w:ilvl w:val="0"/>
+          <w:numId w:val="8"/>
+        </w:numPr>
+        <w:spacing w:before="0" w:beforeAutospacing="0" w:after="0" w:afterAutospacing="0" w:line="360" w:lineRule="auto"/>
+        <w:ind w:left="0" w:firstLine="709"/>
+        <w:jc w:val="both"/>
+        <w:rPr>
+          <w:sz w:val="28"/>
+          <w:szCs w:val="28"/>
+        </w:rPr>
+      </w:pPr>
+      <w:r>
+        <w:rPr>
+          <w:sz w:val="28"/>
+          <w:szCs w:val="28"/>
+        </w:rPr>
+        <w:t xml:space="preserve">Что такое REST-ресурс и почему URL вида </w:t>
+      </w:r>
+      <w:r>
+        <w:rPr>
+          <w:rStyle w:val="HTML"/>
+          <w:rFonts w:ascii="Times New Roman" w:eastAsia="Arial" w:hAnsi="Times New Roman" w:cs="Times New Roman"/>
+          <w:sz w:val="28"/>
+          <w:szCs w:val="28"/>
+        </w:rPr>
+        <w:t>/api/doSomething</w:t>
+      </w:r>
+      <w:r>
+        <w:rPr>
+          <w:sz w:val="28"/>
+          <w:szCs w:val="28"/>
+        </w:rPr>
+        <w:t xml:space="preserve"> хуже, чем </w:t>
+      </w:r>
+      <w:r>
+        <w:rPr>
+          <w:rStyle w:val="HTML"/>
+          <w:rFonts w:ascii="Times New Roman" w:eastAsia="Arial" w:hAnsi="Times New Roman" w:cs="Times New Roman"/>
+          <w:sz w:val="28"/>
+          <w:szCs w:val="28"/>
+        </w:rPr>
+        <w:t>/api/orders/15</w:t>
+      </w:r>
+      <w:r>
+        <w:rPr>
+          <w:sz w:val="28"/>
+          <w:szCs w:val="28"/>
+        </w:rPr>
+        <w:t>?</w:t>
+      </w:r>
+    </w:p>
+    <w:p>
+      <w:pPr>
+        <w:pStyle w:val="aff2"/>
+        <w:numPr>
+          <w:ilvl w:val="0"/>
+          <w:numId w:val="8"/>
+        </w:numPr>
+        <w:spacing w:before="0" w:beforeAutospacing="0" w:after="0" w:afterAutospacing="0" w:line="360" w:lineRule="auto"/>
+        <w:ind w:left="0" w:firstLine="709"/>
+        <w:jc w:val="both"/>
+        <w:rPr>
+          <w:sz w:val="28"/>
+          <w:szCs w:val="28"/>
+        </w:rPr>
+      </w:pPr>
+      <w:r>
+        <w:rPr>
+          <w:sz w:val="28"/>
+          <w:szCs w:val="28"/>
+        </w:rPr>
+        <w:t>Ч</w:t>
+      </w:r>
+      <w:r>
+        <w:rPr>
+          <w:sz w:val="28"/>
+          <w:szCs w:val="28"/>
+        </w:rPr>
+        <w:t>ем JSON удобнее XML для типичного web-API?</w:t>
+      </w:r>
+    </w:p>
+    <w:p>
+      <w:pPr>
+        <w:pStyle w:val="aff2"/>
+        <w:numPr>
+          <w:ilvl w:val="0"/>
+          <w:numId w:val="8"/>
+        </w:numPr>
+        <w:spacing w:before="0" w:beforeAutospacing="0" w:after="0" w:afterAutospacing="0" w:line="360" w:lineRule="auto"/>
+        <w:ind w:left="0" w:firstLine="709"/>
+        <w:jc w:val="both"/>
+        <w:rPr>
+          <w:sz w:val="28"/>
+          <w:szCs w:val="28"/>
+        </w:rPr>
+      </w:pPr>
+      <w:r>
+        <w:rPr>
+          <w:sz w:val="28"/>
+          <w:szCs w:val="28"/>
+        </w:rPr>
+        <w:t>В чём различие web-приложения и web-сервиса с точки зрения пользователя и интеграций?</w:t>
+      </w:r>
+    </w:p>
+    <w:p>
+      <w:pPr>
+        <w:pStyle w:val="a3"/>
+        <w:tabs>
+          <w:tab w:val="left" w:pos="1134"/>
+        </w:tabs>
+        <w:spacing w:after="0" w:line="360" w:lineRule="auto"/>
+        <w:ind w:left="709"/>
+        <w:jc w:val="both"/>
+        <w:rPr>
+          <w:rFonts w:ascii="Times New Roman" w:hAnsi="Times New Roman"/>
+          <w:sz w:val="28"/>
+          <w:szCs w:val="28"/>
+        </w:rPr>
+      </w:pPr>
     </w:p>
     <w:sectPr>
       <w:type w:val="continuous"/>
@@ -2479,11 +2652,11 @@
 </file>
 
 <file path=word/comments.xml><?xml version="1.0" encoding="utf-8"?>
-<w:comments xmlns:wpc="http://schemas.microsoft.com/office/word/2010/wordprocessingCanvas" xmlns:cx="http://schemas.microsoft.com/office/drawing/2014/chartex" xmlns:cx1="http://schemas.microsoft.com/office/drawing/2015/9/8/chartex" xmlns:cx2="http://schemas.microsoft.com/office/drawing/2015/10/21/chartex" xmlns:cx3="http://schemas.microsoft.com/office/drawing/2016/5/9/chartex" xmlns:cx4="http://schemas.microsoft.com/office/drawing/2016/5/10/chartex" xmlns:cx5="http://schemas.microsoft.com/office/drawing/2016/5/11/chartex" xmlns:cx6="http://schemas.microsoft.com/office/drawing/2016/5/12/chartex" xmlns:cx7="http://schemas.microsoft.com/office/drawing/2016/5/13/chartex" xmlns:cx8="http://schemas.microsoft.com/office/drawing/2016/5/14/chartex" xmlns:mc="http://schemas.openxmlformats.org/markup-compatibility/2006" xmlns:aink="http://schemas.microsoft.com/office/drawing/2016/ink" xmlns:am3d="http://schemas.microsoft.com/office/drawing/2017/model3d" xmlns:o="urn:schemas-microsoft-com:office:office" xmlns:r="http://schemas.openxmlformats.org/officeDocument/2006/relationships" xmlns:m="http://schemas.openxmlformats.org/officeDocument/2006/math" xmlns:v="urn:schemas-microsoft-com:vml" xmlns:wp14="http://schemas.microsoft.com/office/word/2010/wordprocessingDrawing" xmlns:wp="http://schemas.openxmlformats.org/drawingml/2006/wordprocessingDrawing" xmlns:w10="urn:schemas-microsoft-com:office:word" xmlns:w="http://schemas.openxmlformats.org/wordprocessingml/2006/main" xmlns:w14="http://schemas.microsoft.com/office/word/2010/wordml" xmlns:w15="http://schemas.microsoft.com/office/word/2012/wordml" xmlns:w16cex="http://schemas.microsoft.com/office/word/2018/wordml/cex" xmlns:w16cid="http://schemas.microsoft.com/office/word/2016/wordml/cid" xmlns:w16="http://schemas.microsoft.com/office/word/2018/wordml" xmlns:w16sdtdh="http://schemas.microsoft.com/office/word/2020/wordml/sdtdatahash" xmlns:w16se="http://schemas.microsoft.com/office/word/2015/wordml/symex" xmlns:wpg="http://schemas.microsoft.com/office/word/2010/wordprocessingGroup" xmlns:wpi="http://schemas.microsoft.com/office/word/2010/wordprocessingInk" xmlns:wne="http://schemas.microsoft.com/office/word/2006/wordml" xmlns:wps="http://schemas.microsoft.com/office/word/2010/wordprocessingShape" mc:Ignorable="w14 w15 w16se w16cid w16 w16cex w16sdtdh wp14">
-  <w:comment w:id="1" w:author="Gvadoskr" w:date="2026-02-10T21:46:00Z" w:initials="DK">
+<w:comments xmlns:wpc="http://schemas.microsoft.com/office/word/2010/wordprocessingCanvas" xmlns:cx="http://schemas.microsoft.com/office/drawing/2014/chartex" xmlns:cx1="http://schemas.microsoft.com/office/drawing/2015/9/8/chartex" xmlns:cx2="http://schemas.microsoft.com/office/drawing/2015/10/21/chartex" xmlns:cx3="http://schemas.microsoft.com/office/drawing/2016/5/9/chartex" xmlns:cx4="http://schemas.microsoft.com/office/drawing/2016/5/10/chartex" xmlns:cx5="http://schemas.microsoft.com/office/drawing/2016/5/11/chartex" xmlns:cx6="http://schemas.microsoft.com/office/drawing/2016/5/12/chartex" xmlns:cx7="http://schemas.microsoft.com/office/drawing/2016/5/13/chartex" xmlns:cx8="http://schemas.microsoft.com/office/drawing/2016/5/14/chartex" xmlns:mc="http://schemas.openxmlformats.org/markup-compatibility/2006" xmlns:aink="http://schemas.microsoft.com/office/drawing/2016/ink" xmlns:am3d="http://schemas.microsoft.com/office/drawing/2017/model3d" xmlns:o="urn:schemas-microsoft-com:office:office" xmlns:oel="http://schemas.microsoft.com/office/2019/extlst" xmlns:r="http://schemas.openxmlformats.org/officeDocument/2006/relationships" xmlns:m="http://schemas.openxmlformats.org/officeDocument/2006/math" xmlns:v="urn:schemas-microsoft-com:vml" xmlns:wp14="http://schemas.microsoft.com/office/word/2010/wordprocessingDrawing" xmlns:wp="http://schemas.openxmlformats.org/drawingml/2006/wordprocessingDrawing" xmlns:w10="urn:schemas-microsoft-com:office:word" xmlns:w="http://schemas.openxmlformats.org/wordprocessingml/2006/main" xmlns:w14="http://schemas.microsoft.com/office/word/2010/wordml" xmlns:w15="http://schemas.microsoft.com/office/word/2012/wordml" xmlns:w16cex="http://schemas.microsoft.com/office/word/2018/wordml/cex" xmlns:w16cid="http://schemas.microsoft.com/office/word/2016/wordml/cid" xmlns:w16="http://schemas.microsoft.com/office/word/2018/wordml" xmlns:w16sdtdh="http://schemas.microsoft.com/office/word/2020/wordml/sdtdatahash" xmlns:w16se="http://schemas.microsoft.com/office/word/2015/wordml/symex" xmlns:wpg="http://schemas.microsoft.com/office/word/2010/wordprocessingGroup" xmlns:wpi="http://schemas.microsoft.com/office/word/2010/wordprocessingInk" xmlns:wne="http://schemas.microsoft.com/office/word/2006/wordml" xmlns:wps="http://schemas.microsoft.com/office/word/2010/wordprocessingShape" mc:Ignorable="w14 w15 w16se w16cid w16 w16cex w16sdtdh wp14">
+  <w:comment w:id="1" w:author="Елена Солдатова" w:date="2026-02-18T15:30:00Z" w:initials="ЕС">
     <w:p>
       <w:pPr>
-        <w:pStyle w:val="afe"/>
+        <w:pStyle w:val="aff2"/>
       </w:pPr>
       <w:r>
         <w:rPr>
@@ -2492,14 +2665,70 @@
         <w:annotationRef/>
       </w:r>
       <w:r>
-        <w:t>Добавить скриншот готового результата</w:t>
+        <w:t>Указать:</w:t>
       </w:r>
     </w:p>
+    <w:p>
+      <w:pPr>
+        <w:pStyle w:val="aff2"/>
+        <w:numPr>
+          <w:ilvl w:val="0"/>
+          <w:numId w:val="9"/>
+        </w:numPr>
+      </w:pPr>
+      <w:r>
+        <w:t>название системы;</w:t>
+      </w:r>
+    </w:p>
+    <w:p>
+      <w:pPr>
+        <w:pStyle w:val="aff2"/>
+        <w:numPr>
+          <w:ilvl w:val="0"/>
+          <w:numId w:val="9"/>
+        </w:numPr>
+      </w:pPr>
+      <w:r>
+        <w:t>тип системы (интернет-магазин / LMS / бронирование и т.д.);</w:t>
+      </w:r>
+    </w:p>
+    <w:p>
+      <w:pPr>
+        <w:pStyle w:val="aff2"/>
+        <w:numPr>
+          <w:ilvl w:val="0"/>
+          <w:numId w:val="9"/>
+        </w:numPr>
+      </w:pPr>
+      <w:r>
+        <w:t>краткое описание назначения (5–10 строк);</w:t>
+      </w:r>
+    </w:p>
+    <w:p>
+      <w:pPr>
+        <w:pStyle w:val="aff2"/>
+        <w:numPr>
+          <w:ilvl w:val="0"/>
+          <w:numId w:val="9"/>
+        </w:numPr>
+      </w:pPr>
+      <w:r>
+        <w:t>основные пользователи.</w:t>
+      </w:r>
+    </w:p>
+    <w:p>
+      <w:pPr>
+        <w:pStyle w:val="afe"/>
+      </w:pPr>
+    </w:p>
   </w:comment>
-  <w:comment w:id="2" w:author="Gvadoskr" w:date="2026-02-10T21:46:00Z" w:initials="DK">
+  <w:comment w:id="2" w:author="Елена Солдатова" w:date="2026-02-18T15:30:00Z" w:initials="ЕС">
     <w:p>
       <w:pPr>
-        <w:pStyle w:val="afe"/>
+        <w:pStyle w:val="2"/>
+        <w:rPr>
+          <w:rFonts w:ascii="Times New Roman" w:eastAsia="Times New Roman" w:hAnsi="Times New Roman"/>
+        </w:rPr>
       </w:pPr>
       <w:r>
         <w:rPr>
@@ -2508,14 +2737,181 @@
         <w:annotationRef/>
       </w:r>
       <w:r>
-        <w:t xml:space="preserve">Показать пример своего репозитория </w:t>
+        <w:t>4. Архитектурный анализ</w:t>
       </w:r>
     </w:p>
+    <w:p>
+      <w:pPr>
+        <w:pStyle w:val="3"/>
+      </w:pPr>
+      <w:r>
+        <w:t>4.1. Определение компонентов системы</w:t>
+      </w:r>
+    </w:p>
+    <w:p>
+      <w:pPr>
+        <w:pStyle w:val="aff2"/>
+      </w:pPr>
+      <w:r>
+        <w:t>В явном виде указать:</w:t>
+      </w:r>
+    </w:p>
+    <w:p>
+      <w:pPr>
+        <w:pStyle w:val="aff2"/>
+        <w:numPr>
+          <w:ilvl w:val="0"/>
+          <w:numId w:val="10"/>
+        </w:numPr>
+      </w:pPr>
+      <w:r>
+        <w:t>Где находится клиент.</w:t>
+      </w:r>
+    </w:p>
+    <w:p>
+      <w:pPr>
+        <w:pStyle w:val="aff2"/>
+        <w:numPr>
+          <w:ilvl w:val="0"/>
+          <w:numId w:val="10"/>
+        </w:numPr>
+      </w:pPr>
+      <w:r>
+        <w:t>Где расположен сервер.</w:t>
+      </w:r>
+    </w:p>
+    <w:p>
+      <w:pPr>
+        <w:pStyle w:val="aff2"/>
+        <w:numPr>
+          <w:ilvl w:val="0"/>
+          <w:numId w:val="10"/>
+        </w:numPr>
+      </w:pPr>
+      <w:r>
+        <w:t>Где хранится база данных.</w:t>
+      </w:r>
+    </w:p>
+    <w:p>
+      <w:pPr>
+        <w:pStyle w:val="aff2"/>
+        <w:numPr>
+          <w:ilvl w:val="0"/>
+          <w:numId w:val="10"/>
+        </w:numPr>
+      </w:pPr>
+      <w:r>
+        <w:t>Какие внешние сервисы используются (если есть).</w:t>
+      </w:r>
+    </w:p>
+    <w:p>
+      <w:r>
+        <w:rPr>
+          <w:noProof/>
+        </w:rPr>
+        <w:pict w14:anchorId="0E846716">
+          <v:shapetype id="_x0000_t75" coordsize="21600,21600" o:spt="75" o:preferrelative="t" path="m@4@5l@4@11@9@11@9@5xe" filled="f" stroked="f">
+            <v:stroke joinstyle="miter"/>
+            <v:formulas>
+              <v:f eqn="if lineDrawn pixelLineWidth 0"/>
+              <v:f eqn="sum @0 1 0"/>
+              <v:f eqn="sum 0 0 @1"/>
+              <v:f eqn="prod @2 1 2"/>
+              <v:f eqn="prod @3 21600 pixelWidth"/>
+              <v:f eqn="prod @3 21600 pixelHeight"/>
+              <v:f eqn="sum @0 0 1"/>
+              <v:f eqn="prod @6 1 2"/>
+              <v:f eqn="prod @7 21600 pixelWidth"/>
+              <v:f eqn="sum @8 21600 0"/>
+              <v:f eqn="prod @7 21600 pixelHeight"/>
+              <v:f eqn="sum @10 21600 0"/>
+            </v:formulas>
+            <v:path o:extrusionok="f" gradientshapeok="t" o:connecttype="rect"/>
+            <o:lock v:ext="edit" aspectratio="t"/>
+          </v:shapetype>
+          <v:shape id="Рисунок 1" o:spid="_x0000_i1026" type="#_x0000_t75" style="width:3276.7pt;height:3in;visibility:visible;mso-wrap-style:square">
+            <v:imagedata r:id="rId1" o:title=""/>
+          </v:shape>
+        </w:pict>
+      </w:r>
+    </w:p>
+    <w:p>
+      <w:pPr>
+        <w:pStyle w:val="3"/>
+      </w:pPr>
+      <w:r>
+        <w:t>4.2. Архитектурная схема</w:t>
+      </w:r>
+    </w:p>
+    <w:p>
+      <w:pPr>
+        <w:pStyle w:val="aff2"/>
+      </w:pPr>
+      <w:r>
+        <w:t>Обязательно включить:</w:t>
+      </w:r>
+    </w:p>
+    <w:p>
+      <w:pPr>
+        <w:pStyle w:val="aff2"/>
+        <w:numPr>
+          <w:ilvl w:val="0"/>
+          <w:numId w:val="11"/>
+        </w:numPr>
+      </w:pPr>
+      <w:r>
+        <w:t>схему Client → Server → Database</w:t>
+      </w:r>
+      <w:r>
+        <w:br/>
+        <w:t>(C4-контекст или блок-схема);</w:t>
+      </w:r>
+    </w:p>
+    <w:p>
+      <w:pPr>
+        <w:pStyle w:val="aff2"/>
+        <w:numPr>
+          <w:ilvl w:val="0"/>
+          <w:numId w:val="11"/>
+        </w:numPr>
+      </w:pPr>
+      <w:r>
+        <w:t>подписи к элементам;</w:t>
+      </w:r>
+    </w:p>
+    <w:p>
+      <w:pPr>
+        <w:pStyle w:val="aff2"/>
+        <w:numPr>
+          <w:ilvl w:val="0"/>
+          <w:numId w:val="11"/>
+        </w:numPr>
+      </w:pPr>
+      <w:r>
+        <w:t>направление потоков данных.</w:t>
+      </w:r>
+    </w:p>
+    <w:p>
+      <w:pPr>
+        <w:pStyle w:val="aff2"/>
+      </w:pPr>
+      <w:r>
+        <w:t>Схема должна быть логичной и соответствовать описанию.</w:t>
+      </w:r>
+    </w:p>
+    <w:p>
+      <w:pPr>
+        <w:pStyle w:val="afe"/>
+      </w:pPr>
+    </w:p>
   </w:comment>
-  <w:comment w:id="3" w:author="Gvadoskr" w:date="2026-02-10T21:46:00Z" w:initials="DK">
+  <w:comment w:id="3" w:author="Елена Солдатова" w:date="2026-02-18T15:30:00Z" w:initials="ЕС">
     <w:p>
       <w:pPr>
-        <w:pStyle w:val="afe"/>
+        <w:pStyle w:val="2"/>
+        <w:rPr>
+          <w:rFonts w:ascii="Times New Roman" w:eastAsia="Times New Roman" w:hAnsi="Times New Roman"/>
+        </w:rPr>
       </w:pPr>
       <w:r>
         <w:rPr>
@@ -2524,14 +2920,162 @@
         <w:annotationRef/>
       </w:r>
       <w:r>
-        <w:t>Ссылка на репозиторий</w:t>
+        <w:t>5. Анализ взаимодействия по HTTP</w:t>
       </w:r>
     </w:p>
+    <w:p>
+      <w:pPr>
+        <w:pStyle w:val="3"/>
+      </w:pPr>
+      <w:r>
+        <w:t>5.1. Используемые HTTP-методы</w:t>
+      </w:r>
+    </w:p>
+    <w:p>
+      <w:pPr>
+        <w:pStyle w:val="aff2"/>
+      </w:pPr>
+      <w:r>
+        <w:t>Перечислить минимум 3 метода и объяснить:</w:t>
+      </w:r>
+    </w:p>
+    <w:p>
+      <w:pPr>
+        <w:pStyle w:val="aff2"/>
+        <w:numPr>
+          <w:ilvl w:val="0"/>
+          <w:numId w:val="12"/>
+        </w:numPr>
+      </w:pPr>
+      <w:r>
+        <w:t>что делает каждый метод;</w:t>
+      </w:r>
+    </w:p>
+    <w:p>
+      <w:pPr>
+        <w:pStyle w:val="aff2"/>
+        <w:numPr>
+          <w:ilvl w:val="0"/>
+          <w:numId w:val="12"/>
+        </w:numPr>
+      </w:pPr>
+      <w:r>
+        <w:t>в каких сценариях используется.</w:t>
+      </w:r>
+    </w:p>
+    <w:p>
+      <w:r>
+        <w:rPr>
+          <w:noProof/>
+        </w:rPr>
+        <w:pict w14:anchorId="71DDDC61">
+          <v:shape id="Рисунок 2" o:spid="_x0000_i1025" type="#_x0000_t75" style="width:3276.7pt;height:3in;visibility:visible;mso-wrap-style:square">
+            <v:imagedata r:id="rId1" o:title=""/>
+          </v:shape>
+        </w:pict>
+      </w:r>
+    </w:p>
+    <w:p>
+      <w:pPr>
+        <w:pStyle w:val="3"/>
+      </w:pPr>
+      <w:r>
+        <w:t>5.2. Пример REST-взаимодействия (минимум 2 сценария)</w:t>
+      </w:r>
+    </w:p>
+    <w:p>
+      <w:pPr>
+        <w:pStyle w:val="aff2"/>
+      </w:pPr>
+      <w:r>
+        <w:t>Для каждого сценария указать:</w:t>
+      </w:r>
+    </w:p>
+    <w:p>
+      <w:pPr>
+        <w:pStyle w:val="aff2"/>
+        <w:numPr>
+          <w:ilvl w:val="0"/>
+          <w:numId w:val="13"/>
+        </w:numPr>
+      </w:pPr>
+      <w:r>
+        <w:t>URL;</w:t>
+      </w:r>
+    </w:p>
+    <w:p>
+      <w:pPr>
+        <w:pStyle w:val="aff2"/>
+        <w:numPr>
+          <w:ilvl w:val="0"/>
+          <w:numId w:val="13"/>
+        </w:numPr>
+      </w:pPr>
+      <w:r>
+        <w:t>HTTP-метод;</w:t>
+      </w:r>
+    </w:p>
+    <w:p>
+      <w:pPr>
+        <w:pStyle w:val="aff2"/>
+        <w:numPr>
+          <w:ilvl w:val="0"/>
+          <w:numId w:val="13"/>
+        </w:numPr>
+      </w:pPr>
+      <w:r>
+        <w:t>параметры (query/path/body);</w:t>
+      </w:r>
+    </w:p>
+    <w:p>
+      <w:pPr>
+        <w:pStyle w:val="aff2"/>
+        <w:numPr>
+          <w:ilvl w:val="0"/>
+          <w:numId w:val="13"/>
+        </w:numPr>
+      </w:pPr>
+      <w:r>
+        <w:t>ожидаемый статус-код;</w:t>
+      </w:r>
+    </w:p>
+    <w:p>
+      <w:pPr>
+        <w:pStyle w:val="aff2"/>
+        <w:numPr>
+          <w:ilvl w:val="0"/>
+          <w:numId w:val="13"/>
+        </w:numPr>
+      </w:pPr>
+      <w:r>
+        <w:t>краткое описание результата.</w:t>
+      </w:r>
+    </w:p>
+    <w:p>
+      <w:pPr>
+        <w:pStyle w:val="aff2"/>
+      </w:pPr>
+      <w:r>
+        <w:t>Один сценарий — получение данных (GET).</w:t>
+      </w:r>
+      <w:r>
+        <w:br/>
+        <w:t>Второй — изменение данных (POST / PUT / PATCH / DELETE).</w:t>
+      </w:r>
+    </w:p>
+    <w:p>
+      <w:pPr>
+        <w:pStyle w:val="afe"/>
+      </w:pPr>
+    </w:p>
   </w:comment>
-  <w:comment w:id="4" w:author="Gvadoskr" w:date="2026-02-10T21:47:00Z" w:initials="DK">
+  <w:comment w:id="4" w:author="Елена Солдатова" w:date="2026-02-18T15:30:00Z" w:initials="ЕС">
     <w:p>
       <w:pPr>
-        <w:pStyle w:val="afe"/>
+        <w:pStyle w:val="2"/>
+        <w:rPr>
+          <w:rFonts w:ascii="Times New Roman" w:eastAsia="Times New Roman" w:hAnsi="Times New Roman"/>
+        </w:rPr>
       </w:pPr>
       <w:r>
         <w:rPr>
@@ -2540,7 +3084,733 @@
         <w:annotationRef/>
       </w:r>
       <w:r>
-        <w:t>Ответить на вопросы</w:t>
+        <w:t>6. Пример HTTP-запроса</w:t>
+      </w:r>
+    </w:p>
+    <w:p>
+      <w:pPr>
+        <w:pStyle w:val="aff2"/>
+      </w:pPr>
+      <w:r>
+        <w:t>Привести реальный пример запроса в текстовом виде:</w:t>
+      </w:r>
+    </w:p>
+    <w:p>
+      <w:pPr>
+        <w:pStyle w:val="aff2"/>
+        <w:numPr>
+          <w:ilvl w:val="0"/>
+          <w:numId w:val="14"/>
+        </w:numPr>
+      </w:pPr>
+      <w:r>
+        <w:t>строка метода и URL;</w:t>
+      </w:r>
+    </w:p>
+    <w:p>
+      <w:pPr>
+        <w:pStyle w:val="aff2"/>
+        <w:numPr>
+          <w:ilvl w:val="0"/>
+          <w:numId w:val="14"/>
+        </w:numPr>
+      </w:pPr>
+      <w:r>
+        <w:t>заголовки (минимум один);</w:t>
+      </w:r>
+    </w:p>
+    <w:p>
+      <w:pPr>
+        <w:pStyle w:val="aff2"/>
+        <w:numPr>
+          <w:ilvl w:val="0"/>
+          <w:numId w:val="14"/>
+        </w:numPr>
+      </w:pPr>
+      <w:r>
+        <w:t>тело запроса (если применимо).</w:t>
+      </w:r>
+    </w:p>
+    <w:p>
+      <w:pPr>
+        <w:pStyle w:val="afe"/>
+      </w:pPr>
+    </w:p>
+  </w:comment>
+  <w:comment w:id="5" w:author="Елена Солдатова" w:date="2026-02-18T15:31:00Z" w:initials="ЕС">
+    <w:p>
+      <w:pPr>
+        <w:pStyle w:val="2"/>
+        <w:rPr>
+          <w:rFonts w:ascii="Times New Roman" w:eastAsia="Times New Roman" w:hAnsi="Times New Roman"/>
+        </w:rPr>
+      </w:pPr>
+      <w:r>
+        <w:rPr>
+          <w:rStyle w:val="afd"/>
+        </w:rPr>
+        <w:annotationRef/>
+      </w:r>
+      <w:r>
+        <w:t>Пример JSON-ответа сервера</w:t>
+      </w:r>
+    </w:p>
+    <w:p>
+      <w:pPr>
+        <w:pStyle w:val="aff2"/>
+      </w:pPr>
+      <w:r>
+        <w:t>Пример должен:</w:t>
+      </w:r>
+    </w:p>
+    <w:p>
+      <w:pPr>
+        <w:pStyle w:val="aff2"/>
+        <w:numPr>
+          <w:ilvl w:val="0"/>
+          <w:numId w:val="15"/>
+        </w:numPr>
+      </w:pPr>
+      <w:r>
+        <w:t>соответствовать выбранной предметной области;</w:t>
+      </w:r>
+    </w:p>
+    <w:p>
+      <w:pPr>
+        <w:pStyle w:val="aff2"/>
+        <w:numPr>
+          <w:ilvl w:val="0"/>
+          <w:numId w:val="15"/>
+        </w:numPr>
+      </w:pPr>
+      <w:r>
+        <w:t>содержать минимум 5 полей;</w:t>
+      </w:r>
+    </w:p>
+    <w:p>
+      <w:pPr>
+        <w:pStyle w:val="aff2"/>
+        <w:numPr>
+          <w:ilvl w:val="0"/>
+          <w:numId w:val="15"/>
+        </w:numPr>
+      </w:pPr>
+      <w:r>
+        <w:t>иметь вложенную структуру (объект или массив);</w:t>
+      </w:r>
+    </w:p>
+    <w:p>
+      <w:pPr>
+        <w:pStyle w:val="aff2"/>
+        <w:numPr>
+          <w:ilvl w:val="0"/>
+          <w:numId w:val="15"/>
+        </w:numPr>
+      </w:pPr>
+      <w:r>
+        <w:t>быть корректным синтаксически.</w:t>
+      </w:r>
+    </w:p>
+    <w:p>
+      <w:pPr>
+        <w:pStyle w:val="afe"/>
+      </w:pPr>
+    </w:p>
+  </w:comment>
+  <w:comment w:id="6" w:author="Елена Солдатова" w:date="2026-02-18T15:31:00Z" w:initials="ЕС">
+    <w:p>
+      <w:pPr>
+        <w:pStyle w:val="2"/>
+        <w:rPr>
+          <w:rFonts w:ascii="Times New Roman" w:eastAsia="Times New Roman" w:hAnsi="Times New Roman"/>
+        </w:rPr>
+      </w:pPr>
+      <w:r>
+        <w:rPr>
+          <w:rStyle w:val="afd"/>
+        </w:rPr>
+        <w:annotationRef/>
+      </w:r>
+      <w:r>
+        <w:t>Сравнение HTML / XML / XHTML</w:t>
+      </w:r>
+    </w:p>
+    <w:p>
+      <w:pPr>
+        <w:pStyle w:val="aff2"/>
+      </w:pPr>
+      <w:r>
+        <w:t>Обязательная таблица сравнения:</w:t>
+      </w:r>
+    </w:p>
+    <w:tbl>
+      <w:tblPr>
+        <w:tblW w:w="0" w:type="auto"/>
+        <w:tblCellSpacing w:w="15" w:type="dxa"/>
+        <w:tblCellMar>
+          <w:top w:w="15" w:type="dxa"/>
+          <w:left w:w="15" w:type="dxa"/>
+          <w:bottom w:w="15" w:type="dxa"/>
+          <w:right w:w="15" w:type="dxa"/>
+        </w:tblCellMar>
+        <w:tblLook w:val="04A0" w:firstRow="1" w:lastRow="0" w:firstColumn="1" w:lastColumn="0" w:noHBand="0" w:noVBand="1"/>
+      </w:tblPr>
+      <w:tblGrid>
+        <w:gridCol w:w="999"/>
+        <w:gridCol w:w="594"/>
+        <w:gridCol w:w="467"/>
+        <w:gridCol w:w="730"/>
+      </w:tblGrid>
+      <w:tr>
+        <w:trPr>
+          <w:tblHeader/>
+          <w:tblCellSpacing w:w="15" w:type="dxa"/>
+        </w:trPr>
+        <w:tc>
+          <w:tcPr>
+            <w:tcW w:w="0" w:type="auto"/>
+            <w:vAlign w:val="center"/>
+            <w:hideMark/>
+          </w:tcPr>
+          <w:p>
+            <w:pPr>
+              <w:jc w:val="center"/>
+              <w:rPr>
+                <w:b/>
+                <w:bCs/>
+              </w:rPr>
+            </w:pPr>
+            <w:r>
+              <w:rPr>
+                <w:b/>
+                <w:bCs/>
+              </w:rPr>
+              <w:t>Критерий</w:t>
+            </w:r>
+          </w:p>
+        </w:tc>
+        <w:tc>
+          <w:tcPr>
+            <w:tcW w:w="0" w:type="auto"/>
+            <w:vAlign w:val="center"/>
+            <w:hideMark/>
+          </w:tcPr>
+          <w:p>
+            <w:pPr>
+              <w:jc w:val="center"/>
+              <w:rPr>
+                <w:b/>
+                <w:bCs/>
+              </w:rPr>
+            </w:pPr>
+            <w:r>
+              <w:rPr>
+                <w:b/>
+                <w:bCs/>
+              </w:rPr>
+              <w:t>HTML</w:t>
+            </w:r>
+          </w:p>
+        </w:tc>
+        <w:tc>
+          <w:tcPr>
+            <w:tcW w:w="0" w:type="auto"/>
+            <w:vAlign w:val="center"/>
+            <w:hideMark/>
+          </w:tcPr>
+          <w:p>
+            <w:pPr>
+              <w:jc w:val="center"/>
+              <w:rPr>
+                <w:b/>
+                <w:bCs/>
+              </w:rPr>
+            </w:pPr>
+            <w:r>
+              <w:rPr>
+                <w:b/>
+                <w:bCs/>
+              </w:rPr>
+              <w:t>XML</w:t>
+            </w:r>
+          </w:p>
+        </w:tc>
+        <w:tc>
+          <w:tcPr>
+            <w:tcW w:w="0" w:type="auto"/>
+            <w:vAlign w:val="center"/>
+            <w:hideMark/>
+          </w:tcPr>
+          <w:p>
+            <w:pPr>
+              <w:jc w:val="center"/>
+              <w:rPr>
+                <w:b/>
+                <w:bCs/>
+              </w:rPr>
+            </w:pPr>
+            <w:r>
+              <w:rPr>
+                <w:b/>
+                <w:bCs/>
+              </w:rPr>
+              <w:t>XHTML</w:t>
+            </w:r>
+          </w:p>
+        </w:tc>
+      </w:tr>
+    </w:tbl>
+    <w:p>
+      <w:pPr>
+        <w:pStyle w:val="aff2"/>
+      </w:pPr>
+      <w:r>
+        <w:t>Минимальные критерии:</w:t>
+      </w:r>
+    </w:p>
+    <w:p>
+      <w:pPr>
+        <w:pStyle w:val="aff2"/>
+        <w:numPr>
+          <w:ilvl w:val="0"/>
+          <w:numId w:val="16"/>
+        </w:numPr>
+      </w:pPr>
+      <w:r>
+        <w:t>назначение;</w:t>
+      </w:r>
+    </w:p>
+    <w:p>
+      <w:pPr>
+        <w:pStyle w:val="aff2"/>
+        <w:numPr>
+          <w:ilvl w:val="0"/>
+          <w:numId w:val="16"/>
+        </w:numPr>
+      </w:pPr>
+      <w:r>
+        <w:t>строгость синтаксиса;</w:t>
+      </w:r>
+    </w:p>
+    <w:p>
+      <w:pPr>
+        <w:pStyle w:val="aff2"/>
+        <w:numPr>
+          <w:ilvl w:val="0"/>
+          <w:numId w:val="16"/>
+        </w:numPr>
+      </w:pPr>
+      <w:r>
+        <w:t>закрывающие теги;</w:t>
+      </w:r>
+    </w:p>
+    <w:p>
+      <w:pPr>
+        <w:pStyle w:val="aff2"/>
+        <w:numPr>
+          <w:ilvl w:val="0"/>
+          <w:numId w:val="16"/>
+        </w:numPr>
+      </w:pPr>
+      <w:r>
+        <w:t>область применения;</w:t>
+      </w:r>
+    </w:p>
+    <w:p>
+      <w:pPr>
+        <w:pStyle w:val="aff2"/>
+        <w:numPr>
+          <w:ilvl w:val="0"/>
+          <w:numId w:val="16"/>
+        </w:numPr>
+      </w:pPr>
+      <w:r>
+        <w:t>машинная обработка.</w:t>
+      </w:r>
+    </w:p>
+    <w:p>
+      <w:pPr>
+        <w:pStyle w:val="afe"/>
+      </w:pPr>
+    </w:p>
+  </w:comment>
+  <w:comment w:id="7" w:author="Елена Солдатова" w:date="2026-02-18T15:32:00Z" w:initials="ЕС">
+    <w:p>
+      <w:pPr>
+        <w:pStyle w:val="2"/>
+        <w:rPr>
+          <w:rFonts w:ascii="Times New Roman" w:eastAsia="Times New Roman" w:hAnsi="Times New Roman"/>
+        </w:rPr>
+      </w:pPr>
+      <w:r>
+        <w:rPr>
+          <w:rStyle w:val="afd"/>
+        </w:rPr>
+        <w:annotationRef/>
+      </w:r>
+      <w:r>
+        <w:t>Различие понятий</w:t>
+      </w:r>
+    </w:p>
+    <w:p>
+      <w:pPr>
+        <w:pStyle w:val="aff2"/>
+      </w:pPr>
+      <w:r>
+        <w:t>Отдельным разделом раскрыть различия:</w:t>
+      </w:r>
+    </w:p>
+    <w:p>
+      <w:pPr>
+        <w:pStyle w:val="aff2"/>
+        <w:numPr>
+          <w:ilvl w:val="0"/>
+          <w:numId w:val="21"/>
+        </w:numPr>
+      </w:pPr>
+      <w:r>
+        <w:t>Web-сайт;</w:t>
+      </w:r>
+    </w:p>
+    <w:p>
+      <w:pPr>
+        <w:pStyle w:val="aff2"/>
+        <w:numPr>
+          <w:ilvl w:val="0"/>
+          <w:numId w:val="21"/>
+        </w:numPr>
+      </w:pPr>
+      <w:r>
+        <w:t>Web-приложение;</w:t>
+      </w:r>
+    </w:p>
+    <w:p>
+      <w:pPr>
+        <w:pStyle w:val="aff2"/>
+        <w:numPr>
+          <w:ilvl w:val="0"/>
+          <w:numId w:val="21"/>
+        </w:numPr>
+      </w:pPr>
+      <w:r>
+        <w:t>Web-сервис.</w:t>
+      </w:r>
+    </w:p>
+    <w:p>
+      <w:pPr>
+        <w:pStyle w:val="aff2"/>
+      </w:pPr>
+      <w:r>
+        <w:t>Каждое понятие — 5–10 предложений.</w:t>
+      </w:r>
+    </w:p>
+    <w:p>
+      <w:pPr>
+        <w:pStyle w:val="afe"/>
+      </w:pPr>
+    </w:p>
+  </w:comment>
+  <w:comment w:id="8" w:author="Елена Солдатова" w:date="2026-02-18T15:32:00Z" w:initials="ЕС">
+    <w:p>
+      <w:pPr>
+        <w:pStyle w:val="2"/>
+        <w:rPr>
+          <w:rFonts w:ascii="Times New Roman" w:eastAsia="Times New Roman" w:hAnsi="Times New Roman"/>
+        </w:rPr>
+      </w:pPr>
+      <w:r>
+        <w:rPr>
+          <w:rStyle w:val="afd"/>
+        </w:rPr>
+        <w:annotationRef/>
+      </w:r>
+      <w:r>
+        <w:t>Мини-каталог ресурсов API</w:t>
+      </w:r>
+    </w:p>
+    <w:p>
+      <w:pPr>
+        <w:pStyle w:val="aff2"/>
+      </w:pPr>
+      <w:r>
+        <w:t>Описать 4–6 ресурсов системы:</w:t>
+      </w:r>
+    </w:p>
+    <w:p>
+      <w:pPr>
+        <w:pStyle w:val="aff2"/>
+      </w:pPr>
+      <w:r>
+        <w:t>Для каждого:</w:t>
+      </w:r>
+    </w:p>
+    <w:p>
+      <w:pPr>
+        <w:pStyle w:val="aff2"/>
+        <w:numPr>
+          <w:ilvl w:val="0"/>
+          <w:numId w:val="20"/>
+        </w:numPr>
+      </w:pPr>
+      <w:r>
+        <w:t>название ресурса;</w:t>
+      </w:r>
+    </w:p>
+    <w:p>
+      <w:pPr>
+        <w:pStyle w:val="aff2"/>
+        <w:numPr>
+          <w:ilvl w:val="0"/>
+          <w:numId w:val="20"/>
+        </w:numPr>
+      </w:pPr>
+      <w:r>
+        <w:t>назначение;</w:t>
+      </w:r>
+    </w:p>
+    <w:p>
+      <w:pPr>
+        <w:pStyle w:val="aff2"/>
+        <w:numPr>
+          <w:ilvl w:val="0"/>
+          <w:numId w:val="20"/>
+        </w:numPr>
+      </w:pPr>
+      <w:r>
+        <w:t>минимум 2 операции (метод + URL);</w:t>
+      </w:r>
+    </w:p>
+    <w:p>
+      <w:pPr>
+        <w:pStyle w:val="aff2"/>
+        <w:numPr>
+          <w:ilvl w:val="0"/>
+          <w:numId w:val="20"/>
+        </w:numPr>
+      </w:pPr>
+      <w:r>
+        <w:t>какие данные передаются.</w:t>
+      </w:r>
+    </w:p>
+    <w:p>
+      <w:pPr>
+        <w:pStyle w:val="afe"/>
+      </w:pPr>
+    </w:p>
+  </w:comment>
+  <w:comment w:id="9" w:author="Елена Солдатова" w:date="2026-02-18T15:31:00Z" w:initials="ЕС">
+    <w:p>
+      <w:pPr>
+        <w:pStyle w:val="2"/>
+        <w:rPr>
+          <w:rFonts w:ascii="Times New Roman" w:eastAsia="Times New Roman" w:hAnsi="Times New Roman"/>
+        </w:rPr>
+      </w:pPr>
+      <w:r>
+        <w:rPr>
+          <w:rStyle w:val="afd"/>
+        </w:rPr>
+        <w:annotationRef/>
+      </w:r>
+      <w:r>
+        <w:t>Сценарии ошибок</w:t>
+      </w:r>
+    </w:p>
+    <w:p>
+      <w:pPr>
+        <w:pStyle w:val="aff2"/>
+      </w:pPr>
+      <w:r>
+        <w:t>Описать минимум 2 ошибки:</w:t>
+      </w:r>
+    </w:p>
+    <w:p>
+      <w:pPr>
+        <w:pStyle w:val="aff2"/>
+        <w:numPr>
+          <w:ilvl w:val="0"/>
+          <w:numId w:val="18"/>
+        </w:numPr>
+      </w:pPr>
+      <w:r>
+        <w:t>ошибка валидации (400);</w:t>
+      </w:r>
+    </w:p>
+    <w:p>
+      <w:pPr>
+        <w:pStyle w:val="aff2"/>
+        <w:numPr>
+          <w:ilvl w:val="0"/>
+          <w:numId w:val="18"/>
+        </w:numPr>
+      </w:pPr>
+      <w:r>
+        <w:t>ошибка доступа или отсутствия ресурса (401/403/404).</w:t>
+      </w:r>
+    </w:p>
+    <w:p>
+      <w:pPr>
+        <w:pStyle w:val="aff2"/>
+      </w:pPr>
+      <w:r>
+        <w:t>Для каждой:</w:t>
+      </w:r>
+    </w:p>
+    <w:p>
+      <w:pPr>
+        <w:pStyle w:val="aff2"/>
+        <w:numPr>
+          <w:ilvl w:val="0"/>
+          <w:numId w:val="19"/>
+        </w:numPr>
+      </w:pPr>
+      <w:r>
+        <w:t>причина;</w:t>
+      </w:r>
+    </w:p>
+    <w:p>
+      <w:pPr>
+        <w:pStyle w:val="aff2"/>
+        <w:numPr>
+          <w:ilvl w:val="0"/>
+          <w:numId w:val="19"/>
+        </w:numPr>
+      </w:pPr>
+      <w:r>
+        <w:t>ожидаемый статус-код;</w:t>
+      </w:r>
+    </w:p>
+    <w:p>
+      <w:pPr>
+        <w:pStyle w:val="aff2"/>
+        <w:numPr>
+          <w:ilvl w:val="0"/>
+          <w:numId w:val="19"/>
+        </w:numPr>
+      </w:pPr>
+      <w:r>
+        <w:t>пример JSON-ответа с полем error/message.</w:t>
+      </w:r>
+    </w:p>
+    <w:p>
+      <w:pPr>
+        <w:pStyle w:val="afe"/>
+      </w:pPr>
+    </w:p>
+  </w:comment>
+  <w:comment w:id="10" w:author="Елена Солдатова" w:date="2026-02-18T15:31:00Z" w:initials="ЕС">
+    <w:p>
+      <w:pPr>
+        <w:pStyle w:val="2"/>
+        <w:rPr>
+          <w:rFonts w:ascii="Times New Roman" w:eastAsia="Times New Roman" w:hAnsi="Times New Roman"/>
+        </w:rPr>
+      </w:pPr>
+      <w:r>
+        <w:rPr>
+          <w:rStyle w:val="afd"/>
+        </w:rPr>
+        <w:annotationRef/>
+      </w:r>
+      <w:r>
+        <w:t>Краткий аналитический вывод (1–2 страницы)</w:t>
+      </w:r>
+    </w:p>
+    <w:p>
+      <w:pPr>
+        <w:pStyle w:val="aff2"/>
+      </w:pPr>
+      <w:r>
+        <w:t>В выводе должно быть:</w:t>
+      </w:r>
+    </w:p>
+    <w:p>
+      <w:pPr>
+        <w:pStyle w:val="aff2"/>
+        <w:numPr>
+          <w:ilvl w:val="0"/>
+          <w:numId w:val="17"/>
+        </w:numPr>
+      </w:pPr>
+      <w:r>
+        <w:t>оценка архитектуры;</w:t>
+      </w:r>
+    </w:p>
+    <w:p>
+      <w:pPr>
+        <w:pStyle w:val="aff2"/>
+        <w:numPr>
+          <w:ilvl w:val="0"/>
+          <w:numId w:val="17"/>
+        </w:numPr>
+      </w:pPr>
+      <w:r>
+        <w:t>логичность API;</w:t>
+      </w:r>
+    </w:p>
+    <w:p>
+      <w:pPr>
+        <w:pStyle w:val="aff2"/>
+        <w:numPr>
+          <w:ilvl w:val="0"/>
+          <w:numId w:val="17"/>
+        </w:numPr>
+      </w:pPr>
+      <w:r>
+        <w:t>соответствие REST-подходу;</w:t>
+      </w:r>
+    </w:p>
+    <w:p>
+      <w:pPr>
+        <w:pStyle w:val="aff2"/>
+        <w:numPr>
+          <w:ilvl w:val="0"/>
+          <w:numId w:val="17"/>
+        </w:numPr>
+      </w:pPr>
+      <w:r>
+        <w:t>сильные стороны системы;</w:t>
+      </w:r>
+    </w:p>
+    <w:p>
+      <w:pPr>
+        <w:pStyle w:val="aff2"/>
+        <w:numPr>
+          <w:ilvl w:val="0"/>
+          <w:numId w:val="17"/>
+        </w:numPr>
+      </w:pPr>
+      <w:r>
+        <w:t>возможные архитектурные улучшения.</w:t>
+      </w:r>
+    </w:p>
+    <w:p>
+      <w:pPr>
+        <w:pStyle w:val="aff2"/>
+      </w:pPr>
+      <w:r>
+        <w:t>Вывод не должен быть формальным.</w:t>
+      </w:r>
+    </w:p>
+    <w:p>
+      <w:pPr>
+        <w:pStyle w:val="afe"/>
+      </w:pPr>
+    </w:p>
+  </w:comment>
+  <w:comment w:id="11" w:author="Елена Солдатова" w:date="2026-02-18T15:29:00Z" w:initials="ЕС">
+    <w:p>
+      <w:pPr>
+        <w:pStyle w:val="afe"/>
+      </w:pPr>
+      <w:r>
+        <w:rPr>
+          <w:rStyle w:val="afd"/>
+        </w:rPr>
+        <w:annotationRef/>
+      </w:r>
+      <w:r>
+        <w:t>Ответить на контрольный вопрос</w:t>
       </w:r>
     </w:p>
   </w:comment>
@@ -2548,34 +3818,55 @@
 </file>
 
 <file path=word/commentsExtended.xml><?xml version="1.0" encoding="utf-8"?>
-<w15:commentsEx xmlns:wpc="http://schemas.microsoft.com/office/word/2010/wordprocessingCanvas" xmlns:cx="http://schemas.microsoft.com/office/drawing/2014/chartex" xmlns:cx1="http://schemas.microsoft.com/office/drawing/2015/9/8/chartex" xmlns:cx2="http://schemas.microsoft.com/office/drawing/2015/10/21/chartex" xmlns:cx3="http://schemas.microsoft.com/office/drawing/2016/5/9/chartex" xmlns:cx4="http://schemas.microsoft.com/office/drawing/2016/5/10/chartex" xmlns:cx5="http://schemas.microsoft.com/office/drawing/2016/5/11/chartex" xmlns:cx6="http://schemas.microsoft.com/office/drawing/2016/5/12/chartex" xmlns:cx7="http://schemas.microsoft.com/office/drawing/2016/5/13/chartex" xmlns:cx8="http://schemas.microsoft.com/office/drawing/2016/5/14/chartex" xmlns:mc="http://schemas.openxmlformats.org/markup-compatibility/2006" xmlns:aink="http://schemas.microsoft.com/office/drawing/2016/ink" xmlns:am3d="http://schemas.microsoft.com/office/drawing/2017/model3d" xmlns:o="urn:schemas-microsoft-com:office:office" xmlns:r="http://schemas.openxmlformats.org/officeDocument/2006/relationships" xmlns:m="http://schemas.openxmlformats.org/officeDocument/2006/math" xmlns:v="urn:schemas-microsoft-com:vml" xmlns:wp14="http://schemas.microsoft.com/office/word/2010/wordprocessingDrawing" xmlns:wp="http://schemas.openxmlformats.org/drawingml/2006/wordprocessingDrawing" xmlns:w10="urn:schemas-microsoft-com:office:word" xmlns:w="http://schemas.openxmlformats.org/wordprocessingml/2006/main" xmlns:w14="http://schemas.microsoft.com/office/word/2010/wordml" xmlns:w15="http://schemas.microsoft.com/office/word/2012/wordml" xmlns:w16cex="http://schemas.microsoft.com/office/word/2018/wordml/cex" xmlns:w16cid="http://schemas.microsoft.com/office/word/2016/wordml/cid" xmlns:w16="http://schemas.microsoft.com/office/word/2018/wordml" xmlns:w16sdtdh="http://schemas.microsoft.com/office/word/2020/wordml/sdtdatahash" xmlns:w16se="http://schemas.microsoft.com/office/word/2015/wordml/symex" xmlns:wpg="http://schemas.microsoft.com/office/word/2010/wordprocessingGroup" xmlns:wpi="http://schemas.microsoft.com/office/word/2010/wordprocessingInk" xmlns:wne="http://schemas.microsoft.com/office/word/2006/wordml" xmlns:wps="http://schemas.microsoft.com/office/word/2010/wordprocessingShape" mc:Ignorable="w14 w15 w16se w16cid w16 w16cex w16sdtdh wp14">
-  <w15:commentEx w15:paraId="7740CB6A" w15:done="0"/>
-  <w15:commentEx w15:paraId="75743879" w15:done="0"/>
-  <w15:commentEx w15:paraId="2ADB8675" w15:done="0"/>
-  <w15:commentEx w15:paraId="639F32D8" w15:done="0"/>
+<w15:commentsEx xmlns:wpc="http://schemas.microsoft.com/office/word/2010/wordprocessingCanvas" xmlns:cx="http://schemas.microsoft.com/office/drawing/2014/chartex" xmlns:cx1="http://schemas.microsoft.com/office/drawing/2015/9/8/chartex" xmlns:cx2="http://schemas.microsoft.com/office/drawing/2015/10/21/chartex" xmlns:cx3="http://schemas.microsoft.com/office/drawing/2016/5/9/chartex" xmlns:cx4="http://schemas.microsoft.com/office/drawing/2016/5/10/chartex" xmlns:cx5="http://schemas.microsoft.com/office/drawing/2016/5/11/chartex" xmlns:cx6="http://schemas.microsoft.com/office/drawing/2016/5/12/chartex" xmlns:cx7="http://schemas.microsoft.com/office/drawing/2016/5/13/chartex" xmlns:cx8="http://schemas.microsoft.com/office/drawing/2016/5/14/chartex" xmlns:mc="http://schemas.openxmlformats.org/markup-compatibility/2006" xmlns:aink="http://schemas.microsoft.com/office/drawing/2016/ink" xmlns:am3d="http://schemas.microsoft.com/office/drawing/2017/model3d" xmlns:o="urn:schemas-microsoft-com:office:office" xmlns:oel="http://schemas.microsoft.com/office/2019/extlst" xmlns:r="http://schemas.openxmlformats.org/officeDocument/2006/relationships" xmlns:m="http://schemas.openxmlformats.org/officeDocument/2006/math" xmlns:v="urn:schemas-microsoft-com:vml" xmlns:wp14="http://schemas.microsoft.com/office/word/2010/wordprocessingDrawing" xmlns:wp="http://schemas.openxmlformats.org/drawingml/2006/wordprocessingDrawing" xmlns:w10="urn:schemas-microsoft-com:office:word" xmlns:w="http://schemas.openxmlformats.org/wordprocessingml/2006/main" xmlns:w14="http://schemas.microsoft.com/office/word/2010/wordml" xmlns:w15="http://schemas.microsoft.com/office/word/2012/wordml" xmlns:w16cex="http://schemas.microsoft.com/office/word/2018/wordml/cex" xmlns:w16cid="http://schemas.microsoft.com/office/word/2016/wordml/cid" xmlns:w16="http://schemas.microsoft.com/office/word/2018/wordml" xmlns:w16sdtdh="http://schemas.microsoft.com/office/word/2020/wordml/sdtdatahash" xmlns:w16se="http://schemas.microsoft.com/office/word/2015/wordml/symex" xmlns:wpg="http://schemas.microsoft.com/office/word/2010/wordprocessingGroup" xmlns:wpi="http://schemas.microsoft.com/office/word/2010/wordprocessingInk" xmlns:wne="http://schemas.microsoft.com/office/word/2006/wordml" xmlns:wps="http://schemas.microsoft.com/office/word/2010/wordprocessingShape" mc:Ignorable="w14 w15 w16se w16cid w16 w16cex w16sdtdh wp14">
+  <w15:commentEx w15:paraId="18682FEB" w15:done="0"/>
+  <w15:commentEx w15:paraId="4ACC7636" w15:done="0"/>
+  <w15:commentEx w15:paraId="7D9EDB38" w15:done="0"/>
+  <w15:commentEx w15:paraId="30BD095D" w15:done="0"/>
+  <w15:commentEx w15:paraId="03A1D47D" w15:done="0"/>
+  <w15:commentEx w15:paraId="5FB06A88" w15:done="0"/>
+  <w15:commentEx w15:paraId="0ACEC363" w15:done="0"/>
+  <w15:commentEx w15:paraId="06BEE828" w15:done="0"/>
+  <w15:commentEx w15:paraId="2C379CEF" w15:done="0"/>
+  <w15:commentEx w15:paraId="5FE5D5D9" w15:done="0"/>
+  <w15:commentEx w15:paraId="5DA53C4A" w15:done="0"/>
 </w15:commentsEx>
 </file>
 
 <file path=word/commentsExtensible.xml><?xml version="1.0" encoding="utf-8"?>
-<w16cex:commentsExtensible xmlns:wpc="http://schemas.microsoft.com/office/word/2010/wordprocessingCanvas" xmlns:cx="http://schemas.microsoft.com/office/drawing/2014/chartex" xmlns:cx1="http://schemas.microsoft.com/office/drawing/2015/9/8/chartex" xmlns:cx2="http://schemas.microsoft.com/office/drawing/2015/10/21/chartex" xmlns:cx3="http://schemas.microsoft.com/office/drawing/2016/5/9/chartex" xmlns:cx4="http://schemas.microsoft.com/office/drawing/2016/5/10/chartex" xmlns:cx5="http://schemas.microsoft.com/office/drawing/2016/5/11/chartex" xmlns:cx6="http://schemas.microsoft.com/office/drawing/2016/5/12/chartex" xmlns:cx7="http://schemas.microsoft.com/office/drawing/2016/5/13/chartex" xmlns:cx8="http://schemas.microsoft.com/office/drawing/2016/5/14/chartex" xmlns:mc="http://schemas.openxmlformats.org/markup-compatibility/2006" xmlns:aink="http://schemas.microsoft.com/office/drawing/2016/ink" xmlns:am3d="http://schemas.microsoft.com/office/drawing/2017/model3d" xmlns:o="urn:schemas-microsoft-com:office:office" xmlns:r="http://schemas.openxmlformats.org/officeDocument/2006/relationships" xmlns:m="http://schemas.openxmlformats.org/officeDocument/2006/math" xmlns:v="urn:schemas-microsoft-com:vml" xmlns:wp14="http://schemas.microsoft.com/office/word/2010/wordprocessingDrawing" xmlns:wp="http://schemas.openxmlformats.org/drawingml/2006/wordprocessingDrawing" xmlns:w10="urn:schemas-microsoft-com:office:word" xmlns:w="http://schemas.openxmlformats.org/wordprocessingml/2006/main" xmlns:w14="http://schemas.microsoft.com/office/word/2010/wordml" xmlns:w15="http://schemas.microsoft.com/office/word/2012/wordml" xmlns:w16cex="http://schemas.microsoft.com/office/word/2018/wordml/cex" xmlns:w16cid="http://schemas.microsoft.com/office/word/2016/wordml/cid" xmlns:w16="http://schemas.microsoft.com/office/word/2018/wordml" xmlns:w16sdtdh="http://schemas.microsoft.com/office/word/2020/wordml/sdtdatahash" xmlns:w16se="http://schemas.microsoft.com/office/word/2015/wordml/symex" xmlns:wpg="http://schemas.microsoft.com/office/word/2010/wordprocessingGroup" xmlns:wpi="http://schemas.microsoft.com/office/word/2010/wordprocessingInk" xmlns:wne="http://schemas.microsoft.com/office/word/2006/wordml" xmlns:wps="http://schemas.microsoft.com/office/word/2010/wordprocessingShape" mc:Ignorable="w14 w15 w16se w16cid w16 w16cex w16sdtdh wp14">
-  <w16cex:commentExtensible w16cex:durableId="2D362598" w16cex:dateUtc="2026-02-10T18:46:00Z"/>
-  <w16cex:commentExtensible w16cex:durableId="2D3625A7" w16cex:dateUtc="2026-02-10T18:46:00Z"/>
-  <w16cex:commentExtensible w16cex:durableId="2D3625B2" w16cex:dateUtc="2026-02-10T18:46:00Z"/>
-  <w16cex:commentExtensible w16cex:durableId="2D3625F2" w16cex:dateUtc="2026-02-10T18:47:00Z"/>
+<w16cex:commentsExtensible xmlns:wpc="http://schemas.microsoft.com/office/word/2010/wordprocessingCanvas" xmlns:cx="http://schemas.microsoft.com/office/drawing/2014/chartex" xmlns:cx1="http://schemas.microsoft.com/office/drawing/2015/9/8/chartex" xmlns:cx2="http://schemas.microsoft.com/office/drawing/2015/10/21/chartex" xmlns:cx3="http://schemas.microsoft.com/office/drawing/2016/5/9/chartex" xmlns:cx4="http://schemas.microsoft.com/office/drawing/2016/5/10/chartex" xmlns:cx5="http://schemas.microsoft.com/office/drawing/2016/5/11/chartex" xmlns:cx6="http://schemas.microsoft.com/office/drawing/2016/5/12/chartex" xmlns:cx7="http://schemas.microsoft.com/office/drawing/2016/5/13/chartex" xmlns:cx8="http://schemas.microsoft.com/office/drawing/2016/5/14/chartex" xmlns:mc="http://schemas.openxmlformats.org/markup-compatibility/2006" xmlns:aink="http://schemas.microsoft.com/office/drawing/2016/ink" xmlns:am3d="http://schemas.microsoft.com/office/drawing/2017/model3d" xmlns:o="urn:schemas-microsoft-com:office:office" xmlns:oel="http://schemas.microsoft.com/office/2019/extlst" xmlns:r="http://schemas.openxmlformats.org/officeDocument/2006/relationships" xmlns:m="http://schemas.openxmlformats.org/officeDocument/2006/math" xmlns:v="urn:schemas-microsoft-com:vml" xmlns:wp14="http://schemas.microsoft.com/office/word/2010/wordprocessingDrawing" xmlns:wp="http://schemas.openxmlformats.org/drawingml/2006/wordprocessingDrawing" xmlns:w10="urn:schemas-microsoft-com:office:word" xmlns:w="http://schemas.openxmlformats.org/wordprocessingml/2006/main" xmlns:w14="http://schemas.microsoft.com/office/word/2010/wordml" xmlns:w15="http://schemas.microsoft.com/office/word/2012/wordml" xmlns:w16cex="http://schemas.microsoft.com/office/word/2018/wordml/cex" xmlns:w16cid="http://schemas.microsoft.com/office/word/2016/wordml/cid" xmlns:w16="http://schemas.microsoft.com/office/word/2018/wordml" xmlns:w16sdtdh="http://schemas.microsoft.com/office/word/2020/wordml/sdtdatahash" xmlns:w16se="http://schemas.microsoft.com/office/word/2015/wordml/symex" xmlns:wpg="http://schemas.microsoft.com/office/word/2010/wordprocessingGroup" xmlns:wpi="http://schemas.microsoft.com/office/word/2010/wordprocessingInk" xmlns:wne="http://schemas.microsoft.com/office/word/2006/wordml" xmlns:wps="http://schemas.microsoft.com/office/word/2010/wordprocessingShape" mc:Ignorable="w14 w15 w16se w16cid w16 w16cex w16sdtdh wp14">
+  <w16cex:commentExtensible w16cex:durableId="3855B315" w16cex:dateUtc="2026-02-18T12:30:00Z"/>
+  <w16cex:commentExtensible w16cex:durableId="499AF256" w16cex:dateUtc="2026-02-18T12:30:00Z"/>
+  <w16cex:commentExtensible w16cex:durableId="5D8C4DEF" w16cex:dateUtc="2026-02-18T12:30:00Z"/>
+  <w16cex:commentExtensible w16cex:durableId="0C0AE0F9" w16cex:dateUtc="2026-02-18T12:30:00Z"/>
+  <w16cex:commentExtensible w16cex:durableId="29F64783" w16cex:dateUtc="2026-02-18T12:31:00Z"/>
+  <w16cex:commentExtensible w16cex:durableId="736AF6C2" w16cex:dateUtc="2026-02-18T12:31:00Z"/>
+  <w16cex:commentExtensible w16cex:durableId="57BF3C51" w16cex:dateUtc="2026-02-18T12:32:00Z"/>
+  <w16cex:commentExtensible w16cex:durableId="6E342812" w16cex:dateUtc="2026-02-18T12:32:00Z"/>
+  <w16cex:commentExtensible w16cex:durableId="1F43E54E" w16cex:dateUtc="2026-02-18T12:31:00Z"/>
+  <w16cex:commentExtensible w16cex:durableId="672D10B0" w16cex:dateUtc="2026-02-18T12:31:00Z"/>
+  <w16cex:commentExtensible w16cex:durableId="32EA5A20" w16cex:dateUtc="2026-02-18T12:29:00Z"/>
 </w16cex:commentsExtensible>
 </file>
 
 <file path=word/commentsIds.xml><?xml version="1.0" encoding="utf-8"?>
-<w16cid:commentsIds xmlns:wpc="http://schemas.microsoft.com/office/word/2010/wordprocessingCanvas" xmlns:cx="http://schemas.microsoft.com/office/drawing/2014/chartex" xmlns:cx1="http://schemas.microsoft.com/office/drawing/2015/9/8/chartex" xmlns:cx2="http://schemas.microsoft.com/office/drawing/2015/10/21/chartex" xmlns:cx3="http://schemas.microsoft.com/office/drawing/2016/5/9/chartex" xmlns:cx4="http://schemas.microsoft.com/office/drawing/2016/5/10/chartex" xmlns:cx5="http://schemas.microsoft.com/office/drawing/2016/5/11/chartex" xmlns:cx6="http://schemas.microsoft.com/office/drawing/2016/5/12/chartex" xmlns:cx7="http://schemas.microsoft.com/office/drawing/2016/5/13/chartex" xmlns:cx8="http://schemas.microsoft.com/office/drawing/2016/5/14/chartex" xmlns:mc="http://schemas.openxmlformats.org/markup-compatibility/2006" xmlns:aink="http://schemas.microsoft.com/office/drawing/2016/ink" xmlns:am3d="http://schemas.microsoft.com/office/drawing/2017/model3d" xmlns:o="urn:schemas-microsoft-com:office:office" xmlns:r="http://schemas.openxmlformats.org/officeDocument/2006/relationships" xmlns:m="http://schemas.openxmlformats.org/officeDocument/2006/math" xmlns:v="urn:schemas-microsoft-com:vml" xmlns:wp14="http://schemas.microsoft.com/office/word/2010/wordprocessingDrawing" xmlns:wp="http://schemas.openxmlformats.org/drawingml/2006/wordprocessingDrawing" xmlns:w10="urn:schemas-microsoft-com:office:word" xmlns:w="http://schemas.openxmlformats.org/wordprocessingml/2006/main" xmlns:w14="http://schemas.microsoft.com/office/word/2010/wordml" xmlns:w15="http://schemas.microsoft.com/office/word/2012/wordml" xmlns:w16cex="http://schemas.microsoft.com/office/word/2018/wordml/cex" xmlns:w16cid="http://schemas.microsoft.com/office/word/2016/wordml/cid" xmlns:w16="http://schemas.microsoft.com/office/word/2018/wordml" xmlns:w16sdtdh="http://schemas.microsoft.com/office/word/2020/wordml/sdtdatahash" xmlns:w16se="http://schemas.microsoft.com/office/word/2015/wordml/symex" xmlns:wpg="http://schemas.microsoft.com/office/word/2010/wordprocessingGroup" xmlns:wpi="http://schemas.microsoft.com/office/word/2010/wordprocessingInk" xmlns:wne="http://schemas.microsoft.com/office/word/2006/wordml" xmlns:wps="http://schemas.microsoft.com/office/word/2010/wordprocessingShape" mc:Ignorable="w14 w15 w16se w16cid w16 w16cex w16sdtdh wp14">
-  <w16cid:commentId w16cid:paraId="7740CB6A" w16cid:durableId="2D362598"/>
-  <w16cid:commentId w16cid:paraId="75743879" w16cid:durableId="2D3625A7"/>
-  <w16cid:commentId w16cid:paraId="2ADB8675" w16cid:durableId="2D3625B2"/>
-  <w16cid:commentId w16cid:paraId="639F32D8" w16cid:durableId="2D3625F2"/>
+<w16cid:commentsIds xmlns:wpc="http://schemas.microsoft.com/office/word/2010/wordprocessingCanvas" xmlns:cx="http://schemas.microsoft.com/office/drawing/2014/chartex" xmlns:cx1="http://schemas.microsoft.com/office/drawing/2015/9/8/chartex" xmlns:cx2="http://schemas.microsoft.com/office/drawing/2015/10/21/chartex" xmlns:cx3="http://schemas.microsoft.com/office/drawing/2016/5/9/chartex" xmlns:cx4="http://schemas.microsoft.com/office/drawing/2016/5/10/chartex" xmlns:cx5="http://schemas.microsoft.com/office/drawing/2016/5/11/chartex" xmlns:cx6="http://schemas.microsoft.com/office/drawing/2016/5/12/chartex" xmlns:cx7="http://schemas.microsoft.com/office/drawing/2016/5/13/chartex" xmlns:cx8="http://schemas.microsoft.com/office/drawing/2016/5/14/chartex" xmlns:mc="http://schemas.openxmlformats.org/markup-compatibility/2006" xmlns:aink="http://schemas.microsoft.com/office/drawing/2016/ink" xmlns:am3d="http://schemas.microsoft.com/office/drawing/2017/model3d" xmlns:o="urn:schemas-microsoft-com:office:office" xmlns:oel="http://schemas.microsoft.com/office/2019/extlst" xmlns:r="http://schemas.openxmlformats.org/officeDocument/2006/relationships" xmlns:m="http://schemas.openxmlformats.org/officeDocument/2006/math" xmlns:v="urn:schemas-microsoft-com:vml" xmlns:wp14="http://schemas.microsoft.com/office/word/2010/wordprocessingDrawing" xmlns:wp="http://schemas.openxmlformats.org/drawingml/2006/wordprocessingDrawing" xmlns:w10="urn:schemas-microsoft-com:office:word" xmlns:w="http://schemas.openxmlformats.org/wordprocessingml/2006/main" xmlns:w14="http://schemas.microsoft.com/office/word/2010/wordml" xmlns:w15="http://schemas.microsoft.com/office/word/2012/wordml" xmlns:w16cex="http://schemas.microsoft.com/office/word/2018/wordml/cex" xmlns:w16cid="http://schemas.microsoft.com/office/word/2016/wordml/cid" xmlns:w16="http://schemas.microsoft.com/office/word/2018/wordml" xmlns:w16sdtdh="http://schemas.microsoft.com/office/word/2020/wordml/sdtdatahash" xmlns:w16se="http://schemas.microsoft.com/office/word/2015/wordml/symex" xmlns:wpg="http://schemas.microsoft.com/office/word/2010/wordprocessingGroup" xmlns:wpi="http://schemas.microsoft.com/office/word/2010/wordprocessingInk" xmlns:wne="http://schemas.microsoft.com/office/word/2006/wordml" xmlns:wps="http://schemas.microsoft.com/office/word/2010/wordprocessingShape" mc:Ignorable="w14 w15 w16se w16cid w16 w16cex w16sdtdh wp14">
+  <w16cid:commentId w16cid:paraId="18682FEB" w16cid:durableId="3855B315"/>
+  <w16cid:commentId w16cid:paraId="4ACC7636" w16cid:durableId="499AF256"/>
+  <w16cid:commentId w16cid:paraId="7D9EDB38" w16cid:durableId="5D8C4DEF"/>
+  <w16cid:commentId w16cid:paraId="30BD095D" w16cid:durableId="0C0AE0F9"/>
+  <w16cid:commentId w16cid:paraId="03A1D47D" w16cid:durableId="29F64783"/>
+  <w16cid:commentId w16cid:paraId="5FB06A88" w16cid:durableId="736AF6C2"/>
+  <w16cid:commentId w16cid:paraId="0ACEC363" w16cid:durableId="57BF3C51"/>
+  <w16cid:commentId w16cid:paraId="06BEE828" w16cid:durableId="6E342812"/>
+  <w16cid:commentId w16cid:paraId="2C379CEF" w16cid:durableId="1F43E54E"/>
+  <w16cid:commentId w16cid:paraId="5FE5D5D9" w16cid:durableId="672D10B0"/>
+  <w16cid:commentId w16cid:paraId="5DA53C4A" w16cid:durableId="32EA5A20"/>
 </w16cid:commentsIds>
 </file>
 
 <file path=word/endnotes.xml><?xml version="1.0" encoding="utf-8"?>
-<w:endnotes xmlns:wpc="http://schemas.microsoft.com/office/word/2010/wordprocessingCanvas" xmlns:cx="http://schemas.microsoft.com/office/drawing/2014/chartex" xmlns:cx1="http://schemas.microsoft.com/office/drawing/2015/9/8/chartex" xmlns:cx2="http://schemas.microsoft.com/office/drawing/2015/10/21/chartex" xmlns:cx3="http://schemas.microsoft.com/office/drawing/2016/5/9/chartex" xmlns:cx4="http://schemas.microsoft.com/office/drawing/2016/5/10/chartex" xmlns:cx5="http://schemas.microsoft.com/office/drawing/2016/5/11/chartex" xmlns:cx6="http://schemas.microsoft.com/office/drawing/2016/5/12/chartex" xmlns:cx7="http://schemas.microsoft.com/office/drawing/2016/5/13/chartex" xmlns:cx8="http://schemas.microsoft.com/office/drawing/2016/5/14/chartex" xmlns:mc="http://schemas.openxmlformats.org/markup-compatibility/2006" xmlns:aink="http://schemas.microsoft.com/office/drawing/2016/ink" xmlns:am3d="http://schemas.microsoft.com/office/drawing/2017/model3d" xmlns:o="urn:schemas-microsoft-com:office:office" xmlns:r="http://schemas.openxmlformats.org/officeDocument/2006/relationships" xmlns:m="http://schemas.openxmlformats.org/officeDocument/2006/math" xmlns:v="urn:schemas-microsoft-com:vml" xmlns:wp14="http://schemas.microsoft.com/office/word/2010/wordprocessingDrawing" xmlns:wp="http://schemas.openxmlformats.org/drawingml/2006/wordprocessingDrawing" xmlns:w10="urn:schemas-microsoft-com:office:word" xmlns:w="http://schemas.openxmlformats.org/wordprocessingml/2006/main" xmlns:w14="http://schemas.microsoft.com/office/word/2010/wordml" xmlns:w15="http://schemas.microsoft.com/office/word/2012/wordml" xmlns:w16cex="http://schemas.microsoft.com/office/word/2018/wordml/cex" xmlns:w16cid="http://schemas.microsoft.com/office/word/2016/wordml/cid" xmlns:w16="http://schemas.microsoft.com/office/word/2018/wordml" xmlns:w16sdtdh="http://schemas.microsoft.com/office/word/2020/wordml/sdtdatahash" xmlns:w16se="http://schemas.microsoft.com/office/word/2015/wordml/symex" xmlns:wpg="http://schemas.microsoft.com/office/word/2010/wordprocessingGroup" xmlns:wpi="http://schemas.microsoft.com/office/word/2010/wordprocessingInk" xmlns:wne="http://schemas.microsoft.com/office/word/2006/wordml" xmlns:wps="http://schemas.microsoft.com/office/word/2010/wordprocessingShape" mc:Ignorable="w14 w15 w16se w16cid w16 w16cex w16sdtdh wp14">
+<w:endnotes xmlns:wpc="http://schemas.microsoft.com/office/word/2010/wordprocessingCanvas" xmlns:cx="http://schemas.microsoft.com/office/drawing/2014/chartex" xmlns:cx1="http://schemas.microsoft.com/office/drawing/2015/9/8/chartex" xmlns:cx2="http://schemas.microsoft.com/office/drawing/2015/10/21/chartex" xmlns:cx3="http://schemas.microsoft.com/office/drawing/2016/5/9/chartex" xmlns:cx4="http://schemas.microsoft.com/office/drawing/2016/5/10/chartex" xmlns:cx5="http://schemas.microsoft.com/office/drawing/2016/5/11/chartex" xmlns:cx6="http://schemas.microsoft.com/office/drawing/2016/5/12/chartex" xmlns:cx7="http://schemas.microsoft.com/office/drawing/2016/5/13/chartex" xmlns:cx8="http://schemas.microsoft.com/office/drawing/2016/5/14/chartex" xmlns:mc="http://schemas.openxmlformats.org/markup-compatibility/2006" xmlns:aink="http://schemas.microsoft.com/office/drawing/2016/ink" xmlns:am3d="http://schemas.microsoft.com/office/drawing/2017/model3d" xmlns:o="urn:schemas-microsoft-com:office:office" xmlns:oel="http://schemas.microsoft.com/office/2019/extlst" xmlns:r="http://schemas.openxmlformats.org/officeDocument/2006/relationships" xmlns:m="http://schemas.openxmlformats.org/officeDocument/2006/math" xmlns:v="urn:schemas-microsoft-com:vml" xmlns:wp14="http://schemas.microsoft.com/office/word/2010/wordprocessingDrawing" xmlns:wp="http://schemas.openxmlformats.org/drawingml/2006/wordprocessingDrawing" xmlns:w10="urn:schemas-microsoft-com:office:word" xmlns:w="http://schemas.openxmlformats.org/wordprocessingml/2006/main" xmlns:w14="http://schemas.microsoft.com/office/word/2010/wordml" xmlns:w15="http://schemas.microsoft.com/office/word/2012/wordml" xmlns:w16cex="http://schemas.microsoft.com/office/word/2018/wordml/cex" xmlns:w16cid="http://schemas.microsoft.com/office/word/2016/wordml/cid" xmlns:w16="http://schemas.microsoft.com/office/word/2018/wordml" xmlns:w16sdtdh="http://schemas.microsoft.com/office/word/2020/wordml/sdtdatahash" xmlns:w16se="http://schemas.microsoft.com/office/word/2015/wordml/symex" xmlns:wpg="http://schemas.microsoft.com/office/word/2010/wordprocessingGroup" xmlns:wpi="http://schemas.microsoft.com/office/word/2010/wordprocessingInk" xmlns:wne="http://schemas.microsoft.com/office/word/2006/wordml" xmlns:wps="http://schemas.microsoft.com/office/word/2010/wordprocessingShape" mc:Ignorable="w14 w15 w16se w16cid w16 w16cex w16sdtdh wp14">
   <w:endnote w:type="separator" w:id="-1">
     <w:p>
       <w:pPr>
@@ -2600,7 +3891,7 @@
 </file>
 
 <file path=word/footnotes.xml><?xml version="1.0" encoding="utf-8"?>
-<w:footnotes xmlns:wpc="http://schemas.microsoft.com/office/word/2010/wordprocessingCanvas" xmlns:cx="http://schemas.microsoft.com/office/drawing/2014/chartex" xmlns:cx1="http://schemas.microsoft.com/office/drawing/2015/9/8/chartex" xmlns:cx2="http://schemas.microsoft.com/office/drawing/2015/10/21/chartex" xmlns:cx3="http://schemas.microsoft.com/office/drawing/2016/5/9/chartex" xmlns:cx4="http://schemas.microsoft.com/office/drawing/2016/5/10/chartex" xmlns:cx5="http://schemas.microsoft.com/office/drawing/2016/5/11/chartex" xmlns:cx6="http://schemas.microsoft.com/office/drawing/2016/5/12/chartex" xmlns:cx7="http://schemas.microsoft.com/office/drawing/2016/5/13/chartex" xmlns:cx8="http://schemas.microsoft.com/office/drawing/2016/5/14/chartex" xmlns:mc="http://schemas.openxmlformats.org/markup-compatibility/2006" xmlns:aink="http://schemas.microsoft.com/office/drawing/2016/ink" xmlns:am3d="http://schemas.microsoft.com/office/drawing/2017/model3d" xmlns:o="urn:schemas-microsoft-com:office:office" xmlns:r="http://schemas.openxmlformats.org/officeDocument/2006/relationships" xmlns:m="http://schemas.openxmlformats.org/officeDocument/2006/math" xmlns:v="urn:schemas-microsoft-com:vml" xmlns:wp14="http://schemas.microsoft.com/office/word/2010/wordprocessingDrawing" xmlns:wp="http://schemas.openxmlformats.org/drawingml/2006/wordprocessingDrawing" xmlns:w10="urn:schemas-microsoft-com:office:word" xmlns:w="http://schemas.openxmlformats.org/wordprocessingml/2006/main" xmlns:w14="http://schemas.microsoft.com/office/word/2010/wordml" xmlns:w15="http://schemas.microsoft.com/office/word/2012/wordml" xmlns:w16cex="http://schemas.microsoft.com/office/word/2018/wordml/cex" xmlns:w16cid="http://schemas.microsoft.com/office/word/2016/wordml/cid" xmlns:w16="http://schemas.microsoft.com/office/word/2018/wordml" xmlns:w16sdtdh="http://schemas.microsoft.com/office/word/2020/wordml/sdtdatahash" xmlns:w16se="http://schemas.microsoft.com/office/word/2015/wordml/symex" xmlns:wpg="http://schemas.microsoft.com/office/word/2010/wordprocessingGroup" xmlns:wpi="http://schemas.microsoft.com/office/word/2010/wordprocessingInk" xmlns:wne="http://schemas.microsoft.com/office/word/2006/wordml" xmlns:wps="http://schemas.microsoft.com/office/word/2010/wordprocessingShape" mc:Ignorable="w14 w15 w16se w16cid w16 w16cex w16sdtdh wp14">
+<w:footnotes xmlns:wpc="http://schemas.microsoft.com/office/word/2010/wordprocessingCanvas" xmlns:cx="http://schemas.microsoft.com/office/drawing/2014/chartex" xmlns:cx1="http://schemas.microsoft.com/office/drawing/2015/9/8/chartex" xmlns:cx2="http://schemas.microsoft.com/office/drawing/2015/10/21/chartex" xmlns:cx3="http://schemas.microsoft.com/office/drawing/2016/5/9/chartex" xmlns:cx4="http://schemas.microsoft.com/office/drawing/2016/5/10/chartex" xmlns:cx5="http://schemas.microsoft.com/office/drawing/2016/5/11/chartex" xmlns:cx6="http://schemas.microsoft.com/office/drawing/2016/5/12/chartex" xmlns:cx7="http://schemas.microsoft.com/office/drawing/2016/5/13/chartex" xmlns:cx8="http://schemas.microsoft.com/office/drawing/2016/5/14/chartex" xmlns:mc="http://schemas.openxmlformats.org/markup-compatibility/2006" xmlns:aink="http://schemas.microsoft.com/office/drawing/2016/ink" xmlns:am3d="http://schemas.microsoft.com/office/drawing/2017/model3d" xmlns:o="urn:schemas-microsoft-com:office:office" xmlns:oel="http://schemas.microsoft.com/office/2019/extlst" xmlns:r="http://schemas.openxmlformats.org/officeDocument/2006/relationships" xmlns:m="http://schemas.openxmlformats.org/officeDocument/2006/math" xmlns:v="urn:schemas-microsoft-com:vml" xmlns:wp14="http://schemas.microsoft.com/office/word/2010/wordprocessingDrawing" xmlns:wp="http://schemas.openxmlformats.org/drawingml/2006/wordprocessingDrawing" xmlns:w10="urn:schemas-microsoft-com:office:word" xmlns:w="http://schemas.openxmlformats.org/wordprocessingml/2006/main" xmlns:w14="http://schemas.microsoft.com/office/word/2010/wordml" xmlns:w15="http://schemas.microsoft.com/office/word/2012/wordml" xmlns:w16cex="http://schemas.microsoft.com/office/word/2018/wordml/cex" xmlns:w16cid="http://schemas.microsoft.com/office/word/2016/wordml/cid" xmlns:w16="http://schemas.microsoft.com/office/word/2018/wordml" xmlns:w16sdtdh="http://schemas.microsoft.com/office/word/2020/wordml/sdtdatahash" xmlns:w16se="http://schemas.microsoft.com/office/word/2015/wordml/symex" xmlns:wpg="http://schemas.microsoft.com/office/word/2010/wordprocessingGroup" xmlns:wpi="http://schemas.microsoft.com/office/word/2010/wordprocessingInk" xmlns:wne="http://schemas.microsoft.com/office/word/2006/wordml" xmlns:wps="http://schemas.microsoft.com/office/word/2010/wordprocessingShape" mc:Ignorable="w14 w15 w16se w16cid w16 w16cex w16sdtdh wp14">
   <w:footnote w:type="separator" w:id="-1">
     <w:p>
       <w:pPr>
@@ -2625,8 +3916,717 @@
 </file>
 
 <file path=word/numbering.xml><?xml version="1.0" encoding="utf-8"?>
-<w:numbering xmlns:wpc="http://schemas.microsoft.com/office/word/2010/wordprocessingCanvas" xmlns:cx="http://schemas.microsoft.com/office/drawing/2014/chartex" xmlns:cx1="http://schemas.microsoft.com/office/drawing/2015/9/8/chartex" xmlns:cx2="http://schemas.microsoft.com/office/drawing/2015/10/21/chartex" xmlns:cx3="http://schemas.microsoft.com/office/drawing/2016/5/9/chartex" xmlns:cx4="http://schemas.microsoft.com/office/drawing/2016/5/10/chartex" xmlns:cx5="http://schemas.microsoft.com/office/drawing/2016/5/11/chartex" xmlns:cx6="http://schemas.microsoft.com/office/drawing/2016/5/12/chartex" xmlns:cx7="http://schemas.microsoft.com/office/drawing/2016/5/13/chartex" xmlns:cx8="http://schemas.microsoft.com/office/drawing/2016/5/14/chartex" xmlns:mc="http://schemas.openxmlformats.org/markup-compatibility/2006" xmlns:aink="http://schemas.microsoft.com/office/drawing/2016/ink" xmlns:am3d="http://schemas.microsoft.com/office/drawing/2017/model3d" xmlns:o="urn:schemas-microsoft-com:office:office" xmlns:r="http://schemas.openxmlformats.org/officeDocument/2006/relationships" xmlns:m="http://schemas.openxmlformats.org/officeDocument/2006/math" xmlns:v="urn:schemas-microsoft-com:vml" xmlns:wp14="http://schemas.microsoft.com/office/word/2010/wordprocessingDrawing" xmlns:wp="http://schemas.openxmlformats.org/drawingml/2006/wordprocessingDrawing" xmlns:w10="urn:schemas-microsoft-com:office:word" xmlns:w="http://schemas.openxmlformats.org/wordprocessingml/2006/main" xmlns:w14="http://schemas.microsoft.com/office/word/2010/wordml" xmlns:w15="http://schemas.microsoft.com/office/word/2012/wordml" xmlns:w16cex="http://schemas.microsoft.com/office/word/2018/wordml/cex" xmlns:w16cid="http://schemas.microsoft.com/office/word/2016/wordml/cid" xmlns:w16="http://schemas.microsoft.com/office/word/2018/wordml" xmlns:w16sdtdh="http://schemas.microsoft.com/office/word/2020/wordml/sdtdatahash" xmlns:w16se="http://schemas.microsoft.com/office/word/2015/wordml/symex" xmlns:wpg="http://schemas.microsoft.com/office/word/2010/wordprocessingGroup" xmlns:wpi="http://schemas.microsoft.com/office/word/2010/wordprocessingInk" xmlns:wne="http://schemas.microsoft.com/office/word/2006/wordml" xmlns:wps="http://schemas.microsoft.com/office/word/2010/wordprocessingShape" mc:Ignorable="w14 w15 w16se w16cid w16 w16cex w16sdtdh wp14">
+<w:numbering xmlns:wpc="http://schemas.microsoft.com/office/word/2010/wordprocessingCanvas" xmlns:cx="http://schemas.microsoft.com/office/drawing/2014/chartex" xmlns:cx1="http://schemas.microsoft.com/office/drawing/2015/9/8/chartex" xmlns:cx2="http://schemas.microsoft.com/office/drawing/2015/10/21/chartex" xmlns:cx3="http://schemas.microsoft.com/office/drawing/2016/5/9/chartex" xmlns:cx4="http://schemas.microsoft.com/office/drawing/2016/5/10/chartex" xmlns:cx5="http://schemas.microsoft.com/office/drawing/2016/5/11/chartex" xmlns:cx6="http://schemas.microsoft.com/office/drawing/2016/5/12/chartex" xmlns:cx7="http://schemas.microsoft.com/office/drawing/2016/5/13/chartex" xmlns:cx8="http://schemas.microsoft.com/office/drawing/2016/5/14/chartex" xmlns:mc="http://schemas.openxmlformats.org/markup-compatibility/2006" xmlns:aink="http://schemas.microsoft.com/office/drawing/2016/ink" xmlns:am3d="http://schemas.microsoft.com/office/drawing/2017/model3d" xmlns:o="urn:schemas-microsoft-com:office:office" xmlns:oel="http://schemas.microsoft.com/office/2019/extlst" xmlns:r="http://schemas.openxmlformats.org/officeDocument/2006/relationships" xmlns:m="http://schemas.openxmlformats.org/officeDocument/2006/math" xmlns:v="urn:schemas-microsoft-com:vml" xmlns:wp14="http://schemas.microsoft.com/office/word/2010/wordprocessingDrawing" xmlns:wp="http://schemas.openxmlformats.org/drawingml/2006/wordprocessingDrawing" xmlns:w10="urn:schemas-microsoft-com:office:word" xmlns:w="http://schemas.openxmlformats.org/wordprocessingml/2006/main" xmlns:w14="http://schemas.microsoft.com/office/word/2010/wordml" xmlns:w15="http://schemas.microsoft.com/office/word/2012/wordml" xmlns:w16cex="http://schemas.microsoft.com/office/word/2018/wordml/cex" xmlns:w16cid="http://schemas.microsoft.com/office/word/2016/wordml/cid" xmlns:w16="http://schemas.microsoft.com/office/word/2018/wordml" xmlns:w16sdtdh="http://schemas.microsoft.com/office/word/2020/wordml/sdtdatahash" xmlns:w16se="http://schemas.microsoft.com/office/word/2015/wordml/symex" xmlns:wpg="http://schemas.microsoft.com/office/word/2010/wordprocessingGroup" xmlns:wpi="http://schemas.microsoft.com/office/word/2010/wordprocessingInk" xmlns:wne="http://schemas.microsoft.com/office/word/2006/wordml" xmlns:wps="http://schemas.microsoft.com/office/word/2010/wordprocessingShape" mc:Ignorable="w14 w15 w16se w16cid w16 w16cex w16sdtdh wp14">
   <w:abstractNum w:abstractNumId="0" w15:restartNumberingAfterBreak="0">
+    <w:nsid w:val="003A5C42"/>
+    <w:multiLevelType w:val="multilevel"/>
+    <w:tmpl w:val="34DA1372"/>
+    <w:lvl w:ilvl="0">
+      <w:start w:val="1"/>
+      <w:numFmt w:val="bullet"/>
+      <w:lvlText w:val=""/>
+      <w:lvlJc w:val="left"/>
+      <w:pPr>
+        <w:tabs>
+          <w:tab w:val="num" w:pos="720"/>
+        </w:tabs>
+        <w:ind w:left="720" w:hanging="360"/>
+      </w:pPr>
+      <w:rPr>
+        <w:rFonts w:ascii="Symbol" w:hAnsi="Symbol" w:hint="default"/>
+        <w:sz w:val="20"/>
+      </w:rPr>
+    </w:lvl>
+    <w:lvl w:ilvl="1" w:tentative="1">
+      <w:start w:val="1"/>
+      <w:numFmt w:val="bullet"/>
+      <w:lvlText w:val="o"/>
+      <w:lvlJc w:val="left"/>
+      <w:pPr>
+        <w:tabs>
+          <w:tab w:val="num" w:pos="1440"/>
+        </w:tabs>
+        <w:ind w:left="1440" w:hanging="360"/>
+      </w:pPr>
+      <w:rPr>
+        <w:rFonts w:ascii="Courier New" w:hAnsi="Courier New" w:hint="default"/>
+        <w:sz w:val="20"/>
+      </w:rPr>
+    </w:lvl>
+    <w:lvl w:ilvl="2" w:tentative="1">
+      <w:start w:val="1"/>
+      <w:numFmt w:val="bullet"/>
+      <w:lvlText w:val=""/>
+      <w:lvlJc w:val="left"/>
+      <w:pPr>
+        <w:tabs>
+          <w:tab w:val="num" w:pos="2160"/>
+        </w:tabs>
+        <w:ind w:left="2160" w:hanging="360"/>
+      </w:pPr>
+      <w:rPr>
+        <w:rFonts w:ascii="Wingdings" w:hAnsi="Wingdings" w:hint="default"/>
+        <w:sz w:val="20"/>
+      </w:rPr>
+    </w:lvl>
+    <w:lvl w:ilvl="3" w:tentative="1">
+      <w:start w:val="1"/>
+      <w:numFmt w:val="bullet"/>
+      <w:lvlText w:val=""/>
+      <w:lvlJc w:val="left"/>
+      <w:pPr>
+        <w:tabs>
+          <w:tab w:val="num" w:pos="2880"/>
+        </w:tabs>
+        <w:ind w:left="2880" w:hanging="360"/>
+      </w:pPr>
+      <w:rPr>
+        <w:rFonts w:ascii="Wingdings" w:hAnsi="Wingdings" w:hint="default"/>
+        <w:sz w:val="20"/>
+      </w:rPr>
+    </w:lvl>
+    <w:lvl w:ilvl="4" w:tentative="1">
+      <w:start w:val="1"/>
+      <w:numFmt w:val="bullet"/>
+      <w:lvlText w:val=""/>
+      <w:lvlJc w:val="left"/>
+      <w:pPr>
+        <w:tabs>
+          <w:tab w:val="num" w:pos="3600"/>
+        </w:tabs>
+        <w:ind w:left="3600" w:hanging="360"/>
+      </w:pPr>
+      <w:rPr>
+        <w:rFonts w:ascii="Wingdings" w:hAnsi="Wingdings" w:hint="default"/>
+        <w:sz w:val="20"/>
+      </w:rPr>
+    </w:lvl>
+    <w:lvl w:ilvl="5" w:tentative="1">
+      <w:start w:val="1"/>
+      <w:numFmt w:val="bullet"/>
+      <w:lvlText w:val=""/>
+      <w:lvlJc w:val="left"/>
+      <w:pPr>
+        <w:tabs>
+          <w:tab w:val="num" w:pos="4320"/>
+        </w:tabs>
+        <w:ind w:left="4320" w:hanging="360"/>
+      </w:pPr>
+      <w:rPr>
+        <w:rFonts w:ascii="Wingdings" w:hAnsi="Wingdings" w:hint="default"/>
+        <w:sz w:val="20"/>
+      </w:rPr>
+    </w:lvl>
+    <w:lvl w:ilvl="6" w:tentative="1">
+      <w:start w:val="1"/>
+      <w:numFmt w:val="bullet"/>
+      <w:lvlText w:val=""/>
+      <w:lvlJc w:val="left"/>
+      <w:pPr>
+        <w:tabs>
+          <w:tab w:val="num" w:pos="5040"/>
+        </w:tabs>
+        <w:ind w:left="5040" w:hanging="360"/>
+      </w:pPr>
+      <w:rPr>
+        <w:rFonts w:ascii="Wingdings" w:hAnsi="Wingdings" w:hint="default"/>
+        <w:sz w:val="20"/>
+      </w:rPr>
+    </w:lvl>
+    <w:lvl w:ilvl="7" w:tentative="1">
+      <w:start w:val="1"/>
+      <w:numFmt w:val="bullet"/>
+      <w:lvlText w:val=""/>
+      <w:lvlJc w:val="left"/>
+      <w:pPr>
+        <w:tabs>
+          <w:tab w:val="num" w:pos="5760"/>
+        </w:tabs>
+        <w:ind w:left="5760" w:hanging="360"/>
+      </w:pPr>
+      <w:rPr>
+        <w:rFonts w:ascii="Wingdings" w:hAnsi="Wingdings" w:hint="default"/>
+        <w:sz w:val="20"/>
+      </w:rPr>
+    </w:lvl>
+    <w:lvl w:ilvl="8" w:tentative="1">
+      <w:start w:val="1"/>
+      <w:numFmt w:val="bullet"/>
+      <w:lvlText w:val=""/>
+      <w:lvlJc w:val="left"/>
+      <w:pPr>
+        <w:tabs>
+          <w:tab w:val="num" w:pos="6480"/>
+        </w:tabs>
+        <w:ind w:left="6480" w:hanging="360"/>
+      </w:pPr>
+      <w:rPr>
+        <w:rFonts w:ascii="Wingdings" w:hAnsi="Wingdings" w:hint="default"/>
+        <w:sz w:val="20"/>
+      </w:rPr>
+    </w:lvl>
+  </w:abstractNum>
+  <w:abstractNum w:abstractNumId="1" w15:restartNumberingAfterBreak="0">
+    <w:nsid w:val="018C76C4"/>
+    <w:multiLevelType w:val="multilevel"/>
+    <w:tmpl w:val="078243E0"/>
+    <w:lvl w:ilvl="0">
+      <w:start w:val="1"/>
+      <w:numFmt w:val="decimal"/>
+      <w:lvlText w:val="%1."/>
+      <w:lvlJc w:val="left"/>
+      <w:pPr>
+        <w:tabs>
+          <w:tab w:val="num" w:pos="720"/>
+        </w:tabs>
+        <w:ind w:left="720" w:hanging="360"/>
+      </w:pPr>
+    </w:lvl>
+    <w:lvl w:ilvl="1" w:tentative="1">
+      <w:start w:val="1"/>
+      <w:numFmt w:val="decimal"/>
+      <w:lvlText w:val="%2."/>
+      <w:lvlJc w:val="left"/>
+      <w:pPr>
+        <w:tabs>
+          <w:tab w:val="num" w:pos="1440"/>
+        </w:tabs>
+        <w:ind w:left="1440" w:hanging="360"/>
+      </w:pPr>
+    </w:lvl>
+    <w:lvl w:ilvl="2" w:tentative="1">
+      <w:start w:val="1"/>
+      <w:numFmt w:val="decimal"/>
+      <w:lvlText w:val="%3."/>
+      <w:lvlJc w:val="left"/>
+      <w:pPr>
+        <w:tabs>
+          <w:tab w:val="num" w:pos="2160"/>
+        </w:tabs>
+        <w:ind w:left="2160" w:hanging="360"/>
+      </w:pPr>
+    </w:lvl>
+    <w:lvl w:ilvl="3" w:tentative="1">
+      <w:start w:val="1"/>
+      <w:numFmt w:val="decimal"/>
+      <w:lvlText w:val="%4."/>
+      <w:lvlJc w:val="left"/>
+      <w:pPr>
+        <w:tabs>
+          <w:tab w:val="num" w:pos="2880"/>
+        </w:tabs>
+        <w:ind w:left="2880" w:hanging="360"/>
+      </w:pPr>
+    </w:lvl>
+    <w:lvl w:ilvl="4" w:tentative="1">
+      <w:start w:val="1"/>
+      <w:numFmt w:val="decimal"/>
+      <w:lvlText w:val="%5."/>
+      <w:lvlJc w:val="left"/>
+      <w:pPr>
+        <w:tabs>
+          <w:tab w:val="num" w:pos="3600"/>
+        </w:tabs>
+        <w:ind w:left="3600" w:hanging="360"/>
+      </w:pPr>
+    </w:lvl>
+    <w:lvl w:ilvl="5" w:tentative="1">
+      <w:start w:val="1"/>
+      <w:numFmt w:val="decimal"/>
+      <w:lvlText w:val="%6."/>
+      <w:lvlJc w:val="left"/>
+      <w:pPr>
+        <w:tabs>
+          <w:tab w:val="num" w:pos="4320"/>
+        </w:tabs>
+        <w:ind w:left="4320" w:hanging="360"/>
+      </w:pPr>
+    </w:lvl>
+    <w:lvl w:ilvl="6" w:tentative="1">
+      <w:start w:val="1"/>
+      <w:numFmt w:val="decimal"/>
+      <w:lvlText w:val="%7."/>
+      <w:lvlJc w:val="left"/>
+      <w:pPr>
+        <w:tabs>
+          <w:tab w:val="num" w:pos="5040"/>
+        </w:tabs>
+        <w:ind w:left="5040" w:hanging="360"/>
+      </w:pPr>
+    </w:lvl>
+    <w:lvl w:ilvl="7" w:tentative="1">
+      <w:start w:val="1"/>
+      <w:numFmt w:val="decimal"/>
+      <w:lvlText w:val="%8."/>
+      <w:lvlJc w:val="left"/>
+      <w:pPr>
+        <w:tabs>
+          <w:tab w:val="num" w:pos="5760"/>
+        </w:tabs>
+        <w:ind w:left="5760" w:hanging="360"/>
+      </w:pPr>
+    </w:lvl>
+    <w:lvl w:ilvl="8" w:tentative="1">
+      <w:start w:val="1"/>
+      <w:numFmt w:val="decimal"/>
+      <w:lvlText w:val="%9."/>
+      <w:lvlJc w:val="left"/>
+      <w:pPr>
+        <w:tabs>
+          <w:tab w:val="num" w:pos="6480"/>
+        </w:tabs>
+        <w:ind w:left="6480" w:hanging="360"/>
+      </w:pPr>
+    </w:lvl>
+  </w:abstractNum>
+  <w:abstractNum w:abstractNumId="2" w15:restartNumberingAfterBreak="0">
+    <w:nsid w:val="090D5D83"/>
+    <w:multiLevelType w:val="multilevel"/>
+    <w:tmpl w:val="5574DD98"/>
+    <w:lvl w:ilvl="0">
+      <w:start w:val="1"/>
+      <w:numFmt w:val="bullet"/>
+      <w:lvlText w:val=""/>
+      <w:lvlJc w:val="left"/>
+      <w:pPr>
+        <w:tabs>
+          <w:tab w:val="num" w:pos="720"/>
+        </w:tabs>
+        <w:ind w:left="720" w:hanging="360"/>
+      </w:pPr>
+      <w:rPr>
+        <w:rFonts w:ascii="Symbol" w:hAnsi="Symbol" w:hint="default"/>
+        <w:sz w:val="20"/>
+      </w:rPr>
+    </w:lvl>
+    <w:lvl w:ilvl="1" w:tentative="1">
+      <w:start w:val="1"/>
+      <w:numFmt w:val="bullet"/>
+      <w:lvlText w:val="o"/>
+      <w:lvlJc w:val="left"/>
+      <w:pPr>
+        <w:tabs>
+          <w:tab w:val="num" w:pos="1440"/>
+        </w:tabs>
+        <w:ind w:left="1440" w:hanging="360"/>
+      </w:pPr>
+      <w:rPr>
+        <w:rFonts w:ascii="Courier New" w:hAnsi="Courier New" w:hint="default"/>
+        <w:sz w:val="20"/>
+      </w:rPr>
+    </w:lvl>
+    <w:lvl w:ilvl="2" w:tentative="1">
+      <w:start w:val="1"/>
+      <w:numFmt w:val="bullet"/>
+      <w:lvlText w:val=""/>
+      <w:lvlJc w:val="left"/>
+      <w:pPr>
+        <w:tabs>
+          <w:tab w:val="num" w:pos="2160"/>
+        </w:tabs>
+        <w:ind w:left="2160" w:hanging="360"/>
+      </w:pPr>
+      <w:rPr>
+        <w:rFonts w:ascii="Wingdings" w:hAnsi="Wingdings" w:hint="default"/>
+        <w:sz w:val="20"/>
+      </w:rPr>
+    </w:lvl>
+    <w:lvl w:ilvl="3" w:tentative="1">
+      <w:start w:val="1"/>
+      <w:numFmt w:val="bullet"/>
+      <w:lvlText w:val=""/>
+      <w:lvlJc w:val="left"/>
+      <w:pPr>
+        <w:tabs>
+          <w:tab w:val="num" w:pos="2880"/>
+        </w:tabs>
+        <w:ind w:left="2880" w:hanging="360"/>
+      </w:pPr>
+      <w:rPr>
+        <w:rFonts w:ascii="Wingdings" w:hAnsi="Wingdings" w:hint="default"/>
+        <w:sz w:val="20"/>
+      </w:rPr>
+    </w:lvl>
+    <w:lvl w:ilvl="4" w:tentative="1">
+      <w:start w:val="1"/>
+      <w:numFmt w:val="bullet"/>
+      <w:lvlText w:val=""/>
+      <w:lvlJc w:val="left"/>
+      <w:pPr>
+        <w:tabs>
+          <w:tab w:val="num" w:pos="3600"/>
+        </w:tabs>
+        <w:ind w:left="3600" w:hanging="360"/>
+      </w:pPr>
+      <w:rPr>
+        <w:rFonts w:ascii="Wingdings" w:hAnsi="Wingdings" w:hint="default"/>
+        <w:sz w:val="20"/>
+      </w:rPr>
+    </w:lvl>
+    <w:lvl w:ilvl="5" w:tentative="1">
+      <w:start w:val="1"/>
+      <w:numFmt w:val="bullet"/>
+      <w:lvlText w:val=""/>
+      <w:lvlJc w:val="left"/>
+      <w:pPr>
+        <w:tabs>
+          <w:tab w:val="num" w:pos="4320"/>
+        </w:tabs>
+        <w:ind w:left="4320" w:hanging="360"/>
+      </w:pPr>
+      <w:rPr>
+        <w:rFonts w:ascii="Wingdings" w:hAnsi="Wingdings" w:hint="default"/>
+        <w:sz w:val="20"/>
+      </w:rPr>
+    </w:lvl>
+    <w:lvl w:ilvl="6" w:tentative="1">
+      <w:start w:val="1"/>
+      <w:numFmt w:val="bullet"/>
+      <w:lvlText w:val=""/>
+      <w:lvlJc w:val="left"/>
+      <w:pPr>
+        <w:tabs>
+          <w:tab w:val="num" w:pos="5040"/>
+        </w:tabs>
+        <w:ind w:left="5040" w:hanging="360"/>
+      </w:pPr>
+      <w:rPr>
+        <w:rFonts w:ascii="Wingdings" w:hAnsi="Wingdings" w:hint="default"/>
+        <w:sz w:val="20"/>
+      </w:rPr>
+    </w:lvl>
+    <w:lvl w:ilvl="7" w:tentative="1">
+      <w:start w:val="1"/>
+      <w:numFmt w:val="bullet"/>
+      <w:lvlText w:val=""/>
+      <w:lvlJc w:val="left"/>
+      <w:pPr>
+        <w:tabs>
+          <w:tab w:val="num" w:pos="5760"/>
+        </w:tabs>
+        <w:ind w:left="5760" w:hanging="360"/>
+      </w:pPr>
+      <w:rPr>
+        <w:rFonts w:ascii="Wingdings" w:hAnsi="Wingdings" w:hint="default"/>
+        <w:sz w:val="20"/>
+      </w:rPr>
+    </w:lvl>
+    <w:lvl w:ilvl="8" w:tentative="1">
+      <w:start w:val="1"/>
+      <w:numFmt w:val="bullet"/>
+      <w:lvlText w:val=""/>
+      <w:lvlJc w:val="left"/>
+      <w:pPr>
+        <w:tabs>
+          <w:tab w:val="num" w:pos="6480"/>
+        </w:tabs>
+        <w:ind w:left="6480" w:hanging="360"/>
+      </w:pPr>
+      <w:rPr>
+        <w:rFonts w:ascii="Wingdings" w:hAnsi="Wingdings" w:hint="default"/>
+        <w:sz w:val="20"/>
+      </w:rPr>
+    </w:lvl>
+  </w:abstractNum>
+  <w:abstractNum w:abstractNumId="3" w15:restartNumberingAfterBreak="0">
+    <w:nsid w:val="10042CC7"/>
+    <w:multiLevelType w:val="multilevel"/>
+    <w:tmpl w:val="34E46300"/>
+    <w:lvl w:ilvl="0">
+      <w:start w:val="1"/>
+      <w:numFmt w:val="bullet"/>
+      <w:lvlText w:val=""/>
+      <w:lvlJc w:val="left"/>
+      <w:pPr>
+        <w:tabs>
+          <w:tab w:val="num" w:pos="720"/>
+        </w:tabs>
+        <w:ind w:left="720" w:hanging="360"/>
+      </w:pPr>
+      <w:rPr>
+        <w:rFonts w:ascii="Symbol" w:hAnsi="Symbol" w:hint="default"/>
+        <w:sz w:val="20"/>
+      </w:rPr>
+    </w:lvl>
+    <w:lvl w:ilvl="1" w:tentative="1">
+      <w:start w:val="1"/>
+      <w:numFmt w:val="bullet"/>
+      <w:lvlText w:val="o"/>
+      <w:lvlJc w:val="left"/>
+      <w:pPr>
+        <w:tabs>
+          <w:tab w:val="num" w:pos="1440"/>
+        </w:tabs>
+        <w:ind w:left="1440" w:hanging="360"/>
+      </w:pPr>
+      <w:rPr>
+        <w:rFonts w:ascii="Courier New" w:hAnsi="Courier New" w:hint="default"/>
+        <w:sz w:val="20"/>
+      </w:rPr>
+    </w:lvl>
+    <w:lvl w:ilvl="2" w:tentative="1">
+      <w:start w:val="1"/>
+      <w:numFmt w:val="bullet"/>
+      <w:lvlText w:val=""/>
+      <w:lvlJc w:val="left"/>
+      <w:pPr>
+        <w:tabs>
+          <w:tab w:val="num" w:pos="2160"/>
+        </w:tabs>
+        <w:ind w:left="2160" w:hanging="360"/>
+      </w:pPr>
+      <w:rPr>
+        <w:rFonts w:ascii="Wingdings" w:hAnsi="Wingdings" w:hint="default"/>
+        <w:sz w:val="20"/>
+      </w:rPr>
+    </w:lvl>
+    <w:lvl w:ilvl="3" w:tentative="1">
+      <w:start w:val="1"/>
+      <w:numFmt w:val="bullet"/>
+      <w:lvlText w:val=""/>
+      <w:lvlJc w:val="left"/>
+      <w:pPr>
+        <w:tabs>
+          <w:tab w:val="num" w:pos="2880"/>
+        </w:tabs>
+        <w:ind w:left="2880" w:hanging="360"/>
+      </w:pPr>
+      <w:rPr>
+        <w:rFonts w:ascii="Wingdings" w:hAnsi="Wingdings" w:hint="default"/>
+        <w:sz w:val="20"/>
+      </w:rPr>
+    </w:lvl>
+    <w:lvl w:ilvl="4" w:tentative="1">
+      <w:start w:val="1"/>
+      <w:numFmt w:val="bullet"/>
+      <w:lvlText w:val=""/>
+      <w:lvlJc w:val="left"/>
+      <w:pPr>
+        <w:tabs>
+          <w:tab w:val="num" w:pos="3600"/>
+        </w:tabs>
+        <w:ind w:left="3600" w:hanging="360"/>
+      </w:pPr>
+      <w:rPr>
+        <w:rFonts w:ascii="Wingdings" w:hAnsi="Wingdings" w:hint="default"/>
+        <w:sz w:val="20"/>
+      </w:rPr>
+    </w:lvl>
+    <w:lvl w:ilvl="5" w:tentative="1">
+      <w:start w:val="1"/>
+      <w:numFmt w:val="bullet"/>
+      <w:lvlText w:val=""/>
+      <w:lvlJc w:val="left"/>
+      <w:pPr>
+        <w:tabs>
+          <w:tab w:val="num" w:pos="4320"/>
+        </w:tabs>
+        <w:ind w:left="4320" w:hanging="360"/>
+      </w:pPr>
+      <w:rPr>
+        <w:rFonts w:ascii="Wingdings" w:hAnsi="Wingdings" w:hint="default"/>
+        <w:sz w:val="20"/>
+      </w:rPr>
+    </w:lvl>
+    <w:lvl w:ilvl="6" w:tentative="1">
+      <w:start w:val="1"/>
+      <w:numFmt w:val="bullet"/>
+      <w:lvlText w:val=""/>
+      <w:lvlJc w:val="left"/>
+      <w:pPr>
+        <w:tabs>
+          <w:tab w:val="num" w:pos="5040"/>
+        </w:tabs>
+        <w:ind w:left="5040" w:hanging="360"/>
+      </w:pPr>
+      <w:rPr>
+        <w:rFonts w:ascii="Wingdings" w:hAnsi="Wingdings" w:hint="default"/>
+        <w:sz w:val="20"/>
+      </w:rPr>
+    </w:lvl>
+    <w:lvl w:ilvl="7" w:tentative="1">
+      <w:start w:val="1"/>
+      <w:numFmt w:val="bullet"/>
+      <w:lvlText w:val=""/>
+      <w:lvlJc w:val="left"/>
+      <w:pPr>
+        <w:tabs>
+          <w:tab w:val="num" w:pos="5760"/>
+        </w:tabs>
+        <w:ind w:left="5760" w:hanging="360"/>
+      </w:pPr>
+      <w:rPr>
+        <w:rFonts w:ascii="Wingdings" w:hAnsi="Wingdings" w:hint="default"/>
+        <w:sz w:val="20"/>
+      </w:rPr>
+    </w:lvl>
+    <w:lvl w:ilvl="8" w:tentative="1">
+      <w:start w:val="1"/>
+      <w:numFmt w:val="bullet"/>
+      <w:lvlText w:val=""/>
+      <w:lvlJc w:val="left"/>
+      <w:pPr>
+        <w:tabs>
+          <w:tab w:val="num" w:pos="6480"/>
+        </w:tabs>
+        <w:ind w:left="6480" w:hanging="360"/>
+      </w:pPr>
+      <w:rPr>
+        <w:rFonts w:ascii="Wingdings" w:hAnsi="Wingdings" w:hint="default"/>
+        <w:sz w:val="20"/>
+      </w:rPr>
+    </w:lvl>
+  </w:abstractNum>
+  <w:abstractNum w:abstractNumId="4" w15:restartNumberingAfterBreak="0">
+    <w:nsid w:val="1B8C71C9"/>
+    <w:multiLevelType w:val="multilevel"/>
+    <w:tmpl w:val="DA86041A"/>
+    <w:lvl w:ilvl="0">
+      <w:start w:val="1"/>
+      <w:numFmt w:val="bullet"/>
+      <w:lvlText w:val=""/>
+      <w:lvlJc w:val="left"/>
+      <w:pPr>
+        <w:tabs>
+          <w:tab w:val="num" w:pos="720"/>
+        </w:tabs>
+        <w:ind w:left="720" w:hanging="360"/>
+      </w:pPr>
+      <w:rPr>
+        <w:rFonts w:ascii="Symbol" w:hAnsi="Symbol" w:hint="default"/>
+        <w:sz w:val="20"/>
+      </w:rPr>
+    </w:lvl>
+    <w:lvl w:ilvl="1" w:tentative="1">
+      <w:start w:val="1"/>
+      <w:numFmt w:val="bullet"/>
+      <w:lvlText w:val="o"/>
+      <w:lvlJc w:val="left"/>
+      <w:pPr>
+        <w:tabs>
+          <w:tab w:val="num" w:pos="1440"/>
+        </w:tabs>
+        <w:ind w:left="1440" w:hanging="360"/>
+      </w:pPr>
+      <w:rPr>
+        <w:rFonts w:ascii="Courier New" w:hAnsi="Courier New" w:hint="default"/>
+        <w:sz w:val="20"/>
+      </w:rPr>
+    </w:lvl>
+    <w:lvl w:ilvl="2" w:tentative="1">
+      <w:start w:val="1"/>
+      <w:numFmt w:val="bullet"/>
+      <w:lvlText w:val=""/>
+      <w:lvlJc w:val="left"/>
+      <w:pPr>
+        <w:tabs>
+          <w:tab w:val="num" w:pos="2160"/>
+        </w:tabs>
+        <w:ind w:left="2160" w:hanging="360"/>
+      </w:pPr>
+      <w:rPr>
+        <w:rFonts w:ascii="Wingdings" w:hAnsi="Wingdings" w:hint="default"/>
+        <w:sz w:val="20"/>
+      </w:rPr>
+    </w:lvl>
+    <w:lvl w:ilvl="3" w:tentative="1">
+      <w:start w:val="1"/>
+      <w:numFmt w:val="bullet"/>
+      <w:lvlText w:val=""/>
+      <w:lvlJc w:val="left"/>
+      <w:pPr>
+        <w:tabs>
+          <w:tab w:val="num" w:pos="2880"/>
+        </w:tabs>
+        <w:ind w:left="2880" w:hanging="360"/>
+      </w:pPr>
+      <w:rPr>
+        <w:rFonts w:ascii="Wingdings" w:hAnsi="Wingdings" w:hint="default"/>
+        <w:sz w:val="20"/>
+      </w:rPr>
+    </w:lvl>
+    <w:lvl w:ilvl="4" w:tentative="1">
+      <w:start w:val="1"/>
+      <w:numFmt w:val="bullet"/>
+      <w:lvlText w:val=""/>
+      <w:lvlJc w:val="left"/>
+      <w:pPr>
+        <w:tabs>
+          <w:tab w:val="num" w:pos="3600"/>
+        </w:tabs>
+        <w:ind w:left="3600" w:hanging="360"/>
+      </w:pPr>
+      <w:rPr>
+        <w:rFonts w:ascii="Wingdings" w:hAnsi="Wingdings" w:hint="default"/>
+        <w:sz w:val="20"/>
+      </w:rPr>
+    </w:lvl>
+    <w:lvl w:ilvl="5" w:tentative="1">
+      <w:start w:val="1"/>
+      <w:numFmt w:val="bullet"/>
+      <w:lvlText w:val=""/>
+      <w:lvlJc w:val="left"/>
+      <w:pPr>
+        <w:tabs>
+          <w:tab w:val="num" w:pos="4320"/>
+        </w:tabs>
+        <w:ind w:left="4320" w:hanging="360"/>
+      </w:pPr>
+      <w:rPr>
+        <w:rFonts w:ascii="Wingdings" w:hAnsi="Wingdings" w:hint="default"/>
+        <w:sz w:val="20"/>
+      </w:rPr>
+    </w:lvl>
+    <w:lvl w:ilvl="6" w:tentative="1">
+      <w:start w:val="1"/>
+      <w:numFmt w:val="bullet"/>
+      <w:lvlText w:val=""/>
+      <w:lvlJc w:val="left"/>
+      <w:pPr>
+        <w:tabs>
+          <w:tab w:val="num" w:pos="5040"/>
+        </w:tabs>
+        <w:ind w:left="5040" w:hanging="360"/>
+      </w:pPr>
+      <w:rPr>
+        <w:rFonts w:ascii="Wingdings" w:hAnsi="Wingdings" w:hint="default"/>
+        <w:sz w:val="20"/>
+      </w:rPr>
+    </w:lvl>
+    <w:lvl w:ilvl="7" w:tentative="1">
+      <w:start w:val="1"/>
+      <w:numFmt w:val="bullet"/>
+      <w:lvlText w:val=""/>
+      <w:lvlJc w:val="left"/>
+      <w:pPr>
+        <w:tabs>
+          <w:tab w:val="num" w:pos="5760"/>
+        </w:tabs>
+        <w:ind w:left="5760" w:hanging="360"/>
+      </w:pPr>
+      <w:rPr>
+        <w:rFonts w:ascii="Wingdings" w:hAnsi="Wingdings" w:hint="default"/>
+        <w:sz w:val="20"/>
+      </w:rPr>
+    </w:lvl>
+    <w:lvl w:ilvl="8" w:tentative="1">
+      <w:start w:val="1"/>
+      <w:numFmt w:val="bullet"/>
+      <w:lvlText w:val=""/>
+      <w:lvlJc w:val="left"/>
+      <w:pPr>
+        <w:tabs>
+          <w:tab w:val="num" w:pos="6480"/>
+        </w:tabs>
+        <w:ind w:left="6480" w:hanging="360"/>
+      </w:pPr>
+      <w:rPr>
+        <w:rFonts w:ascii="Wingdings" w:hAnsi="Wingdings" w:hint="default"/>
+        <w:sz w:val="20"/>
+      </w:rPr>
+    </w:lvl>
+  </w:abstractNum>
+  <w:abstractNum w:abstractNumId="5" w15:restartNumberingAfterBreak="0">
     <w:nsid w:val="1EC4783F"/>
     <w:multiLevelType w:val="multilevel"/>
     <w:tmpl w:val="A9CA17DE"/>
@@ -2775,7 +4775,7 @@
       </w:rPr>
     </w:lvl>
   </w:abstractNum>
-  <w:abstractNum w:abstractNumId="1" w15:restartNumberingAfterBreak="0">
+  <w:abstractNum w:abstractNumId="6" w15:restartNumberingAfterBreak="0">
     <w:nsid w:val="2A681554"/>
     <w:multiLevelType w:val="hybridMultilevel"/>
     <w:tmpl w:val="B7908D08"/>
@@ -2888,7 +4888,7 @@
       </w:rPr>
     </w:lvl>
   </w:abstractNum>
-  <w:abstractNum w:abstractNumId="2" w15:restartNumberingAfterBreak="0">
+  <w:abstractNum w:abstractNumId="7" w15:restartNumberingAfterBreak="0">
     <w:nsid w:val="2DE60A3D"/>
     <w:multiLevelType w:val="hybridMultilevel"/>
     <w:tmpl w:val="F836DA84"/>
@@ -3001,7 +5001,156 @@
       </w:rPr>
     </w:lvl>
   </w:abstractNum>
-  <w:abstractNum w:abstractNumId="3" w15:restartNumberingAfterBreak="0">
+  <w:abstractNum w:abstractNumId="8" w15:restartNumberingAfterBreak="0">
+    <w:nsid w:val="33B30AB6"/>
+    <w:multiLevelType w:val="multilevel"/>
+    <w:tmpl w:val="53A09586"/>
+    <w:lvl w:ilvl="0">
+      <w:start w:val="1"/>
+      <w:numFmt w:val="bullet"/>
+      <w:lvlText w:val=""/>
+      <w:lvlJc w:val="left"/>
+      <w:pPr>
+        <w:tabs>
+          <w:tab w:val="num" w:pos="720"/>
+        </w:tabs>
+        <w:ind w:left="720" w:hanging="360"/>
+      </w:pPr>
+      <w:rPr>
+        <w:rFonts w:ascii="Symbol" w:hAnsi="Symbol" w:hint="default"/>
+        <w:sz w:val="20"/>
+      </w:rPr>
+    </w:lvl>
+    <w:lvl w:ilvl="1" w:tentative="1">
+      <w:start w:val="1"/>
+      <w:numFmt w:val="bullet"/>
+      <w:lvlText w:val="o"/>
+      <w:lvlJc w:val="left"/>
+      <w:pPr>
+        <w:tabs>
+          <w:tab w:val="num" w:pos="1440"/>
+        </w:tabs>
+        <w:ind w:left="1440" w:hanging="360"/>
+      </w:pPr>
+      <w:rPr>
+        <w:rFonts w:ascii="Courier New" w:hAnsi="Courier New" w:hint="default"/>
+        <w:sz w:val="20"/>
+      </w:rPr>
+    </w:lvl>
+    <w:lvl w:ilvl="2" w:tentative="1">
+      <w:start w:val="1"/>
+      <w:numFmt w:val="bullet"/>
+      <w:lvlText w:val=""/>
+      <w:lvlJc w:val="left"/>
+      <w:pPr>
+        <w:tabs>
+          <w:tab w:val="num" w:pos="2160"/>
+        </w:tabs>
+        <w:ind w:left="2160" w:hanging="360"/>
+      </w:pPr>
+      <w:rPr>
+        <w:rFonts w:ascii="Wingdings" w:hAnsi="Wingdings" w:hint="default"/>
+        <w:sz w:val="20"/>
+      </w:rPr>
+    </w:lvl>
+    <w:lvl w:ilvl="3" w:tentative="1">
+      <w:start w:val="1"/>
+      <w:numFmt w:val="bullet"/>
+      <w:lvlText w:val=""/>
+      <w:lvlJc w:val="left"/>
+      <w:pPr>
+        <w:tabs>
+          <w:tab w:val="num" w:pos="2880"/>
+        </w:tabs>
+        <w:ind w:left="2880" w:hanging="360"/>
+      </w:pPr>
+      <w:rPr>
+        <w:rFonts w:ascii="Wingdings" w:hAnsi="Wingdings" w:hint="default"/>
+        <w:sz w:val="20"/>
+      </w:rPr>
+    </w:lvl>
+    <w:lvl w:ilvl="4" w:tentative="1">
+      <w:start w:val="1"/>
+      <w:numFmt w:val="bullet"/>
+      <w:lvlText w:val=""/>
+      <w:lvlJc w:val="left"/>
+      <w:pPr>
+        <w:tabs>
+          <w:tab w:val="num" w:pos="3600"/>
+        </w:tabs>
+        <w:ind w:left="3600" w:hanging="360"/>
+      </w:pPr>
+      <w:rPr>
+        <w:rFonts w:ascii="Wingdings" w:hAnsi="Wingdings" w:hint="default"/>
+        <w:sz w:val="20"/>
+      </w:rPr>
+    </w:lvl>
+    <w:lvl w:ilvl="5" w:tentative="1">
+      <w:start w:val="1"/>
+      <w:numFmt w:val="bullet"/>
+      <w:lvlText w:val=""/>
+      <w:lvlJc w:val="left"/>
+      <w:pPr>
+        <w:tabs>
+          <w:tab w:val="num" w:pos="4320"/>
+        </w:tabs>
+        <w:ind w:left="4320" w:hanging="360"/>
+      </w:pPr>
+      <w:rPr>
+        <w:rFonts w:ascii="Wingdings" w:hAnsi="Wingdings" w:hint="default"/>
+        <w:sz w:val="20"/>
+      </w:rPr>
+    </w:lvl>
+    <w:lvl w:ilvl="6" w:tentative="1">
+      <w:start w:val="1"/>
+      <w:numFmt w:val="bullet"/>
+      <w:lvlText w:val=""/>
+      <w:lvlJc w:val="left"/>
+      <w:pPr>
+        <w:tabs>
+          <w:tab w:val="num" w:pos="5040"/>
+        </w:tabs>
+        <w:ind w:left="5040" w:hanging="360"/>
+      </w:pPr>
+      <w:rPr>
+        <w:rFonts w:ascii="Wingdings" w:hAnsi="Wingdings" w:hint="default"/>
+        <w:sz w:val="20"/>
+      </w:rPr>
+    </w:lvl>
+    <w:lvl w:ilvl="7" w:tentative="1">
+      <w:start w:val="1"/>
+      <w:numFmt w:val="bullet"/>
+      <w:lvlText w:val=""/>
+      <w:lvlJc w:val="left"/>
+      <w:pPr>
+        <w:tabs>
+          <w:tab w:val="num" w:pos="5760"/>
+        </w:tabs>
+        <w:ind w:left="5760" w:hanging="360"/>
+      </w:pPr>
+      <w:rPr>
+        <w:rFonts w:ascii="Wingdings" w:hAnsi="Wingdings" w:hint="default"/>
+        <w:sz w:val="20"/>
+      </w:rPr>
+    </w:lvl>
+    <w:lvl w:ilvl="8" w:tentative="1">
+      <w:start w:val="1"/>
+      <w:numFmt w:val="bullet"/>
+      <w:lvlText w:val=""/>
+      <w:lvlJc w:val="left"/>
+      <w:pPr>
+        <w:tabs>
+          <w:tab w:val="num" w:pos="6480"/>
+        </w:tabs>
+        <w:ind w:left="6480" w:hanging="360"/>
+      </w:pPr>
+      <w:rPr>
+        <w:rFonts w:ascii="Wingdings" w:hAnsi="Wingdings" w:hint="default"/>
+        <w:sz w:val="20"/>
+      </w:rPr>
+    </w:lvl>
+  </w:abstractNum>
+  <w:abstractNum w:abstractNumId="9" w15:restartNumberingAfterBreak="0">
     <w:nsid w:val="362612A3"/>
     <w:multiLevelType w:val="multilevel"/>
     <w:tmpl w:val="37FE5F32"/>
@@ -3150,7 +5299,156 @@
       </w:rPr>
     </w:lvl>
   </w:abstractNum>
-  <w:abstractNum w:abstractNumId="4" w15:restartNumberingAfterBreak="0">
+  <w:abstractNum w:abstractNumId="10" w15:restartNumberingAfterBreak="0">
+    <w:nsid w:val="3EBE4CFE"/>
+    <w:multiLevelType w:val="multilevel"/>
+    <w:tmpl w:val="DA6E6ED8"/>
+    <w:lvl w:ilvl="0">
+      <w:start w:val="1"/>
+      <w:numFmt w:val="bullet"/>
+      <w:lvlText w:val=""/>
+      <w:lvlJc w:val="left"/>
+      <w:pPr>
+        <w:tabs>
+          <w:tab w:val="num" w:pos="720"/>
+        </w:tabs>
+        <w:ind w:left="720" w:hanging="360"/>
+      </w:pPr>
+      <w:rPr>
+        <w:rFonts w:ascii="Symbol" w:hAnsi="Symbol" w:hint="default"/>
+        <w:sz w:val="20"/>
+      </w:rPr>
+    </w:lvl>
+    <w:lvl w:ilvl="1" w:tentative="1">
+      <w:start w:val="1"/>
+      <w:numFmt w:val="bullet"/>
+      <w:lvlText w:val="o"/>
+      <w:lvlJc w:val="left"/>
+      <w:pPr>
+        <w:tabs>
+          <w:tab w:val="num" w:pos="1440"/>
+        </w:tabs>
+        <w:ind w:left="1440" w:hanging="360"/>
+      </w:pPr>
+      <w:rPr>
+        <w:rFonts w:ascii="Courier New" w:hAnsi="Courier New" w:hint="default"/>
+        <w:sz w:val="20"/>
+      </w:rPr>
+    </w:lvl>
+    <w:lvl w:ilvl="2" w:tentative="1">
+      <w:start w:val="1"/>
+      <w:numFmt w:val="bullet"/>
+      <w:lvlText w:val=""/>
+      <w:lvlJc w:val="left"/>
+      <w:pPr>
+        <w:tabs>
+          <w:tab w:val="num" w:pos="2160"/>
+        </w:tabs>
+        <w:ind w:left="2160" w:hanging="360"/>
+      </w:pPr>
+      <w:rPr>
+        <w:rFonts w:ascii="Wingdings" w:hAnsi="Wingdings" w:hint="default"/>
+        <w:sz w:val="20"/>
+      </w:rPr>
+    </w:lvl>
+    <w:lvl w:ilvl="3" w:tentative="1">
+      <w:start w:val="1"/>
+      <w:numFmt w:val="bullet"/>
+      <w:lvlText w:val=""/>
+      <w:lvlJc w:val="left"/>
+      <w:pPr>
+        <w:tabs>
+          <w:tab w:val="num" w:pos="2880"/>
+        </w:tabs>
+        <w:ind w:left="2880" w:hanging="360"/>
+      </w:pPr>
+      <w:rPr>
+        <w:rFonts w:ascii="Wingdings" w:hAnsi="Wingdings" w:hint="default"/>
+        <w:sz w:val="20"/>
+      </w:rPr>
+    </w:lvl>
+    <w:lvl w:ilvl="4" w:tentative="1">
+      <w:start w:val="1"/>
+      <w:numFmt w:val="bullet"/>
+      <w:lvlText w:val=""/>
+      <w:lvlJc w:val="left"/>
+      <w:pPr>
+        <w:tabs>
+          <w:tab w:val="num" w:pos="3600"/>
+        </w:tabs>
+        <w:ind w:left="3600" w:hanging="360"/>
+      </w:pPr>
+      <w:rPr>
+        <w:rFonts w:ascii="Wingdings" w:hAnsi="Wingdings" w:hint="default"/>
+        <w:sz w:val="20"/>
+      </w:rPr>
+    </w:lvl>
+    <w:lvl w:ilvl="5" w:tentative="1">
+      <w:start w:val="1"/>
+      <w:numFmt w:val="bullet"/>
+      <w:lvlText w:val=""/>
+      <w:lvlJc w:val="left"/>
+      <w:pPr>
+        <w:tabs>
+          <w:tab w:val="num" w:pos="4320"/>
+        </w:tabs>
+        <w:ind w:left="4320" w:hanging="360"/>
+      </w:pPr>
+      <w:rPr>
+        <w:rFonts w:ascii="Wingdings" w:hAnsi="Wingdings" w:hint="default"/>
+        <w:sz w:val="20"/>
+      </w:rPr>
+    </w:lvl>
+    <w:lvl w:ilvl="6" w:tentative="1">
+      <w:start w:val="1"/>
+      <w:numFmt w:val="bullet"/>
+      <w:lvlText w:val=""/>
+      <w:lvlJc w:val="left"/>
+      <w:pPr>
+        <w:tabs>
+          <w:tab w:val="num" w:pos="5040"/>
+        </w:tabs>
+        <w:ind w:left="5040" w:hanging="360"/>
+      </w:pPr>
+      <w:rPr>
+        <w:rFonts w:ascii="Wingdings" w:hAnsi="Wingdings" w:hint="default"/>
+        <w:sz w:val="20"/>
+      </w:rPr>
+    </w:lvl>
+    <w:lvl w:ilvl="7" w:tentative="1">
+      <w:start w:val="1"/>
+      <w:numFmt w:val="bullet"/>
+      <w:lvlText w:val=""/>
+      <w:lvlJc w:val="left"/>
+      <w:pPr>
+        <w:tabs>
+          <w:tab w:val="num" w:pos="5760"/>
+        </w:tabs>
+        <w:ind w:left="5760" w:hanging="360"/>
+      </w:pPr>
+      <w:rPr>
+        <w:rFonts w:ascii="Wingdings" w:hAnsi="Wingdings" w:hint="default"/>
+        <w:sz w:val="20"/>
+      </w:rPr>
+    </w:lvl>
+    <w:lvl w:ilvl="8" w:tentative="1">
+      <w:start w:val="1"/>
+      <w:numFmt w:val="bullet"/>
+      <w:lvlText w:val=""/>
+      <w:lvlJc w:val="left"/>
+      <w:pPr>
+        <w:tabs>
+          <w:tab w:val="num" w:pos="6480"/>
+        </w:tabs>
+        <w:ind w:left="6480" w:hanging="360"/>
+      </w:pPr>
+      <w:rPr>
+        <w:rFonts w:ascii="Wingdings" w:hAnsi="Wingdings" w:hint="default"/>
+        <w:sz w:val="20"/>
+      </w:rPr>
+    </w:lvl>
+  </w:abstractNum>
+  <w:abstractNum w:abstractNumId="11" w15:restartNumberingAfterBreak="0">
     <w:nsid w:val="46950F58"/>
     <w:multiLevelType w:val="multilevel"/>
     <w:tmpl w:val="B95C9488"/>
@@ -3263,7 +5561,865 @@
       </w:pPr>
     </w:lvl>
   </w:abstractNum>
-  <w:abstractNum w:abstractNumId="5" w15:restartNumberingAfterBreak="0">
+  <w:abstractNum w:abstractNumId="12" w15:restartNumberingAfterBreak="0">
+    <w:nsid w:val="481D3ACD"/>
+    <w:multiLevelType w:val="multilevel"/>
+    <w:tmpl w:val="34EE154C"/>
+    <w:lvl w:ilvl="0">
+      <w:start w:val="1"/>
+      <w:numFmt w:val="bullet"/>
+      <w:lvlText w:val=""/>
+      <w:lvlJc w:val="left"/>
+      <w:pPr>
+        <w:tabs>
+          <w:tab w:val="num" w:pos="720"/>
+        </w:tabs>
+        <w:ind w:left="720" w:hanging="360"/>
+      </w:pPr>
+      <w:rPr>
+        <w:rFonts w:ascii="Symbol" w:hAnsi="Symbol" w:hint="default"/>
+        <w:sz w:val="20"/>
+      </w:rPr>
+    </w:lvl>
+    <w:lvl w:ilvl="1" w:tentative="1">
+      <w:start w:val="1"/>
+      <w:numFmt w:val="bullet"/>
+      <w:lvlText w:val="o"/>
+      <w:lvlJc w:val="left"/>
+      <w:pPr>
+        <w:tabs>
+          <w:tab w:val="num" w:pos="1440"/>
+        </w:tabs>
+        <w:ind w:left="1440" w:hanging="360"/>
+      </w:pPr>
+      <w:rPr>
+        <w:rFonts w:ascii="Courier New" w:hAnsi="Courier New" w:hint="default"/>
+        <w:sz w:val="20"/>
+      </w:rPr>
+    </w:lvl>
+    <w:lvl w:ilvl="2" w:tentative="1">
+      <w:start w:val="1"/>
+      <w:numFmt w:val="bullet"/>
+      <w:lvlText w:val=""/>
+      <w:lvlJc w:val="left"/>
+      <w:pPr>
+        <w:tabs>
+          <w:tab w:val="num" w:pos="2160"/>
+        </w:tabs>
+        <w:ind w:left="2160" w:hanging="360"/>
+      </w:pPr>
+      <w:rPr>
+        <w:rFonts w:ascii="Wingdings" w:hAnsi="Wingdings" w:hint="default"/>
+        <w:sz w:val="20"/>
+      </w:rPr>
+    </w:lvl>
+    <w:lvl w:ilvl="3" w:tentative="1">
+      <w:start w:val="1"/>
+      <w:numFmt w:val="bullet"/>
+      <w:lvlText w:val=""/>
+      <w:lvlJc w:val="left"/>
+      <w:pPr>
+        <w:tabs>
+          <w:tab w:val="num" w:pos="2880"/>
+        </w:tabs>
+        <w:ind w:left="2880" w:hanging="360"/>
+      </w:pPr>
+      <w:rPr>
+        <w:rFonts w:ascii="Wingdings" w:hAnsi="Wingdings" w:hint="default"/>
+        <w:sz w:val="20"/>
+      </w:rPr>
+    </w:lvl>
+    <w:lvl w:ilvl="4" w:tentative="1">
+      <w:start w:val="1"/>
+      <w:numFmt w:val="bullet"/>
+      <w:lvlText w:val=""/>
+      <w:lvlJc w:val="left"/>
+      <w:pPr>
+        <w:tabs>
+          <w:tab w:val="num" w:pos="3600"/>
+        </w:tabs>
+        <w:ind w:left="3600" w:hanging="360"/>
+      </w:pPr>
+      <w:rPr>
+        <w:rFonts w:ascii="Wingdings" w:hAnsi="Wingdings" w:hint="default"/>
+        <w:sz w:val="20"/>
+      </w:rPr>
+    </w:lvl>
+    <w:lvl w:ilvl="5" w:tentative="1">
+      <w:start w:val="1"/>
+      <w:numFmt w:val="bullet"/>
+      <w:lvlText w:val=""/>
+      <w:lvlJc w:val="left"/>
+      <w:pPr>
+        <w:tabs>
+          <w:tab w:val="num" w:pos="4320"/>
+        </w:tabs>
+        <w:ind w:left="4320" w:hanging="360"/>
+      </w:pPr>
+      <w:rPr>
+        <w:rFonts w:ascii="Wingdings" w:hAnsi="Wingdings" w:hint="default"/>
+        <w:sz w:val="20"/>
+      </w:rPr>
+    </w:lvl>
+    <w:lvl w:ilvl="6" w:tentative="1">
+      <w:start w:val="1"/>
+      <w:numFmt w:val="bullet"/>
+      <w:lvlText w:val=""/>
+      <w:lvlJc w:val="left"/>
+      <w:pPr>
+        <w:tabs>
+          <w:tab w:val="num" w:pos="5040"/>
+        </w:tabs>
+        <w:ind w:left="5040" w:hanging="360"/>
+      </w:pPr>
+      <w:rPr>
+        <w:rFonts w:ascii="Wingdings" w:hAnsi="Wingdings" w:hint="default"/>
+        <w:sz w:val="20"/>
+      </w:rPr>
+    </w:lvl>
+    <w:lvl w:ilvl="7" w:tentative="1">
+      <w:start w:val="1"/>
+      <w:numFmt w:val="bullet"/>
+      <w:lvlText w:val=""/>
+      <w:lvlJc w:val="left"/>
+      <w:pPr>
+        <w:tabs>
+          <w:tab w:val="num" w:pos="5760"/>
+        </w:tabs>
+        <w:ind w:left="5760" w:hanging="360"/>
+      </w:pPr>
+      <w:rPr>
+        <w:rFonts w:ascii="Wingdings" w:hAnsi="Wingdings" w:hint="default"/>
+        <w:sz w:val="20"/>
+      </w:rPr>
+    </w:lvl>
+    <w:lvl w:ilvl="8" w:tentative="1">
+      <w:start w:val="1"/>
+      <w:numFmt w:val="bullet"/>
+      <w:lvlText w:val=""/>
+      <w:lvlJc w:val="left"/>
+      <w:pPr>
+        <w:tabs>
+          <w:tab w:val="num" w:pos="6480"/>
+        </w:tabs>
+        <w:ind w:left="6480" w:hanging="360"/>
+      </w:pPr>
+      <w:rPr>
+        <w:rFonts w:ascii="Wingdings" w:hAnsi="Wingdings" w:hint="default"/>
+        <w:sz w:val="20"/>
+      </w:rPr>
+    </w:lvl>
+  </w:abstractNum>
+  <w:abstractNum w:abstractNumId="13" w15:restartNumberingAfterBreak="0">
+    <w:nsid w:val="53095736"/>
+    <w:multiLevelType w:val="multilevel"/>
+    <w:tmpl w:val="085287CA"/>
+    <w:lvl w:ilvl="0">
+      <w:start w:val="1"/>
+      <w:numFmt w:val="bullet"/>
+      <w:lvlText w:val=""/>
+      <w:lvlJc w:val="left"/>
+      <w:pPr>
+        <w:tabs>
+          <w:tab w:val="num" w:pos="720"/>
+        </w:tabs>
+        <w:ind w:left="720" w:hanging="360"/>
+      </w:pPr>
+      <w:rPr>
+        <w:rFonts w:ascii="Symbol" w:hAnsi="Symbol" w:hint="default"/>
+        <w:sz w:val="20"/>
+      </w:rPr>
+    </w:lvl>
+    <w:lvl w:ilvl="1" w:tentative="1">
+      <w:start w:val="1"/>
+      <w:numFmt w:val="bullet"/>
+      <w:lvlText w:val="o"/>
+      <w:lvlJc w:val="left"/>
+      <w:pPr>
+        <w:tabs>
+          <w:tab w:val="num" w:pos="1440"/>
+        </w:tabs>
+        <w:ind w:left="1440" w:hanging="360"/>
+      </w:pPr>
+      <w:rPr>
+        <w:rFonts w:ascii="Courier New" w:hAnsi="Courier New" w:hint="default"/>
+        <w:sz w:val="20"/>
+      </w:rPr>
+    </w:lvl>
+    <w:lvl w:ilvl="2" w:tentative="1">
+      <w:start w:val="1"/>
+      <w:numFmt w:val="bullet"/>
+      <w:lvlText w:val=""/>
+      <w:lvlJc w:val="left"/>
+      <w:pPr>
+        <w:tabs>
+          <w:tab w:val="num" w:pos="2160"/>
+        </w:tabs>
+        <w:ind w:left="2160" w:hanging="360"/>
+      </w:pPr>
+      <w:rPr>
+        <w:rFonts w:ascii="Wingdings" w:hAnsi="Wingdings" w:hint="default"/>
+        <w:sz w:val="20"/>
+      </w:rPr>
+    </w:lvl>
+    <w:lvl w:ilvl="3" w:tentative="1">
+      <w:start w:val="1"/>
+      <w:numFmt w:val="bullet"/>
+      <w:lvlText w:val=""/>
+      <w:lvlJc w:val="left"/>
+      <w:pPr>
+        <w:tabs>
+          <w:tab w:val="num" w:pos="2880"/>
+        </w:tabs>
+        <w:ind w:left="2880" w:hanging="360"/>
+      </w:pPr>
+      <w:rPr>
+        <w:rFonts w:ascii="Wingdings" w:hAnsi="Wingdings" w:hint="default"/>
+        <w:sz w:val="20"/>
+      </w:rPr>
+    </w:lvl>
+    <w:lvl w:ilvl="4" w:tentative="1">
+      <w:start w:val="1"/>
+      <w:numFmt w:val="bullet"/>
+      <w:lvlText w:val=""/>
+      <w:lvlJc w:val="left"/>
+      <w:pPr>
+        <w:tabs>
+          <w:tab w:val="num" w:pos="3600"/>
+        </w:tabs>
+        <w:ind w:left="3600" w:hanging="360"/>
+      </w:pPr>
+      <w:rPr>
+        <w:rFonts w:ascii="Wingdings" w:hAnsi="Wingdings" w:hint="default"/>
+        <w:sz w:val="20"/>
+      </w:rPr>
+    </w:lvl>
+    <w:lvl w:ilvl="5" w:tentative="1">
+      <w:start w:val="1"/>
+      <w:numFmt w:val="bullet"/>
+      <w:lvlText w:val=""/>
+      <w:lvlJc w:val="left"/>
+      <w:pPr>
+        <w:tabs>
+          <w:tab w:val="num" w:pos="4320"/>
+        </w:tabs>
+        <w:ind w:left="4320" w:hanging="360"/>
+      </w:pPr>
+      <w:rPr>
+        <w:rFonts w:ascii="Wingdings" w:hAnsi="Wingdings" w:hint="default"/>
+        <w:sz w:val="20"/>
+      </w:rPr>
+    </w:lvl>
+    <w:lvl w:ilvl="6" w:tentative="1">
+      <w:start w:val="1"/>
+      <w:numFmt w:val="bullet"/>
+      <w:lvlText w:val=""/>
+      <w:lvlJc w:val="left"/>
+      <w:pPr>
+        <w:tabs>
+          <w:tab w:val="num" w:pos="5040"/>
+        </w:tabs>
+        <w:ind w:left="5040" w:hanging="360"/>
+      </w:pPr>
+      <w:rPr>
+        <w:rFonts w:ascii="Wingdings" w:hAnsi="Wingdings" w:hint="default"/>
+        <w:sz w:val="20"/>
+      </w:rPr>
+    </w:lvl>
+    <w:lvl w:ilvl="7" w:tentative="1">
+      <w:start w:val="1"/>
+      <w:numFmt w:val="bullet"/>
+      <w:lvlText w:val=""/>
+      <w:lvlJc w:val="left"/>
+      <w:pPr>
+        <w:tabs>
+          <w:tab w:val="num" w:pos="5760"/>
+        </w:tabs>
+        <w:ind w:left="5760" w:hanging="360"/>
+      </w:pPr>
+      <w:rPr>
+        <w:rFonts w:ascii="Wingdings" w:hAnsi="Wingdings" w:hint="default"/>
+        <w:sz w:val="20"/>
+      </w:rPr>
+    </w:lvl>
+    <w:lvl w:ilvl="8" w:tentative="1">
+      <w:start w:val="1"/>
+      <w:numFmt w:val="bullet"/>
+      <w:lvlText w:val=""/>
+      <w:lvlJc w:val="left"/>
+      <w:pPr>
+        <w:tabs>
+          <w:tab w:val="num" w:pos="6480"/>
+        </w:tabs>
+        <w:ind w:left="6480" w:hanging="360"/>
+      </w:pPr>
+      <w:rPr>
+        <w:rFonts w:ascii="Wingdings" w:hAnsi="Wingdings" w:hint="default"/>
+        <w:sz w:val="20"/>
+      </w:rPr>
+    </w:lvl>
+  </w:abstractNum>
+  <w:abstractNum w:abstractNumId="14" w15:restartNumberingAfterBreak="0">
+    <w:nsid w:val="575F2DD2"/>
+    <w:multiLevelType w:val="hybridMultilevel"/>
+    <w:tmpl w:val="1A5A3130"/>
+    <w:lvl w:ilvl="0" w:tplc="04190001">
+      <w:start w:val="1"/>
+      <w:numFmt w:val="bullet"/>
+      <w:lvlText w:val=""/>
+      <w:lvlJc w:val="left"/>
+      <w:pPr>
+        <w:ind w:left="1429" w:hanging="360"/>
+      </w:pPr>
+      <w:rPr>
+        <w:rFonts w:ascii="Symbol" w:hAnsi="Symbol" w:hint="default"/>
+      </w:rPr>
+    </w:lvl>
+    <w:lvl w:ilvl="1" w:tplc="04190003" w:tentative="1">
+      <w:start w:val="1"/>
+      <w:numFmt w:val="bullet"/>
+      <w:lvlText w:val="o"/>
+      <w:lvlJc w:val="left"/>
+      <w:pPr>
+        <w:ind w:left="2149" w:hanging="360"/>
+      </w:pPr>
+      <w:rPr>
+        <w:rFonts w:ascii="Courier New" w:hAnsi="Courier New" w:cs="Courier New" w:hint="default"/>
+      </w:rPr>
+    </w:lvl>
+    <w:lvl w:ilvl="2" w:tplc="04190005" w:tentative="1">
+      <w:start w:val="1"/>
+      <w:numFmt w:val="bullet"/>
+      <w:lvlText w:val=""/>
+      <w:lvlJc w:val="left"/>
+      <w:pPr>
+        <w:ind w:left="2869" w:hanging="360"/>
+      </w:pPr>
+      <w:rPr>
+        <w:rFonts w:ascii="Wingdings" w:hAnsi="Wingdings" w:hint="default"/>
+      </w:rPr>
+    </w:lvl>
+    <w:lvl w:ilvl="3" w:tplc="04190001" w:tentative="1">
+      <w:start w:val="1"/>
+      <w:numFmt w:val="bullet"/>
+      <w:lvlText w:val=""/>
+      <w:lvlJc w:val="left"/>
+      <w:pPr>
+        <w:ind w:left="3589" w:hanging="360"/>
+      </w:pPr>
+      <w:rPr>
+        <w:rFonts w:ascii="Symbol" w:hAnsi="Symbol" w:hint="default"/>
+      </w:rPr>
+    </w:lvl>
+    <w:lvl w:ilvl="4" w:tplc="04190003" w:tentative="1">
+      <w:start w:val="1"/>
+      <w:numFmt w:val="bullet"/>
+      <w:lvlText w:val="o"/>
+      <w:lvlJc w:val="left"/>
+      <w:pPr>
+        <w:ind w:left="4309" w:hanging="360"/>
+      </w:pPr>
+      <w:rPr>
+        <w:rFonts w:ascii="Courier New" w:hAnsi="Courier New" w:cs="Courier New" w:hint="default"/>
+      </w:rPr>
+    </w:lvl>
+    <w:lvl w:ilvl="5" w:tplc="04190005" w:tentative="1">
+      <w:start w:val="1"/>
+      <w:numFmt w:val="bullet"/>
+      <w:lvlText w:val=""/>
+      <w:lvlJc w:val="left"/>
+      <w:pPr>
+        <w:ind w:left="5029" w:hanging="360"/>
+      </w:pPr>
+      <w:rPr>
+        <w:rFonts w:ascii="Wingdings" w:hAnsi="Wingdings" w:hint="default"/>
+      </w:rPr>
+    </w:lvl>
+    <w:lvl w:ilvl="6" w:tplc="04190001" w:tentative="1">
+      <w:start w:val="1"/>
+      <w:numFmt w:val="bullet"/>
+      <w:lvlText w:val=""/>
+      <w:lvlJc w:val="left"/>
+      <w:pPr>
+        <w:ind w:left="5749" w:hanging="360"/>
+      </w:pPr>
+      <w:rPr>
+        <w:rFonts w:ascii="Symbol" w:hAnsi="Symbol" w:hint="default"/>
+      </w:rPr>
+    </w:lvl>
+    <w:lvl w:ilvl="7" w:tplc="04190003" w:tentative="1">
+      <w:start w:val="1"/>
+      <w:numFmt w:val="bullet"/>
+      <w:lvlText w:val="o"/>
+      <w:lvlJc w:val="left"/>
+      <w:pPr>
+        <w:ind w:left="6469" w:hanging="360"/>
+      </w:pPr>
+      <w:rPr>
+        <w:rFonts w:ascii="Courier New" w:hAnsi="Courier New" w:cs="Courier New" w:hint="default"/>
+      </w:rPr>
+    </w:lvl>
+    <w:lvl w:ilvl="8" w:tplc="04190005" w:tentative="1">
+      <w:start w:val="1"/>
+      <w:numFmt w:val="bullet"/>
+      <w:lvlText w:val=""/>
+      <w:lvlJc w:val="left"/>
+      <w:pPr>
+        <w:ind w:left="7189" w:hanging="360"/>
+      </w:pPr>
+      <w:rPr>
+        <w:rFonts w:ascii="Wingdings" w:hAnsi="Wingdings" w:hint="default"/>
+      </w:rPr>
+    </w:lvl>
+  </w:abstractNum>
+  <w:abstractNum w:abstractNumId="15" w15:restartNumberingAfterBreak="0">
+    <w:nsid w:val="5A4E3013"/>
+    <w:multiLevelType w:val="multilevel"/>
+    <w:tmpl w:val="1B4C967C"/>
+    <w:lvl w:ilvl="0">
+      <w:start w:val="1"/>
+      <w:numFmt w:val="bullet"/>
+      <w:lvlText w:val=""/>
+      <w:lvlJc w:val="left"/>
+      <w:pPr>
+        <w:tabs>
+          <w:tab w:val="num" w:pos="720"/>
+        </w:tabs>
+        <w:ind w:left="720" w:hanging="360"/>
+      </w:pPr>
+      <w:rPr>
+        <w:rFonts w:ascii="Symbol" w:hAnsi="Symbol" w:hint="default"/>
+        <w:sz w:val="20"/>
+      </w:rPr>
+    </w:lvl>
+    <w:lvl w:ilvl="1" w:tentative="1">
+      <w:start w:val="1"/>
+      <w:numFmt w:val="bullet"/>
+      <w:lvlText w:val="o"/>
+      <w:lvlJc w:val="left"/>
+      <w:pPr>
+        <w:tabs>
+          <w:tab w:val="num" w:pos="1440"/>
+        </w:tabs>
+        <w:ind w:left="1440" w:hanging="360"/>
+      </w:pPr>
+      <w:rPr>
+        <w:rFonts w:ascii="Courier New" w:hAnsi="Courier New" w:hint="default"/>
+        <w:sz w:val="20"/>
+      </w:rPr>
+    </w:lvl>
+    <w:lvl w:ilvl="2" w:tentative="1">
+      <w:start w:val="1"/>
+      <w:numFmt w:val="bullet"/>
+      <w:lvlText w:val=""/>
+      <w:lvlJc w:val="left"/>
+      <w:pPr>
+        <w:tabs>
+          <w:tab w:val="num" w:pos="2160"/>
+        </w:tabs>
+        <w:ind w:left="2160" w:hanging="360"/>
+      </w:pPr>
+      <w:rPr>
+        <w:rFonts w:ascii="Wingdings" w:hAnsi="Wingdings" w:hint="default"/>
+        <w:sz w:val="20"/>
+      </w:rPr>
+    </w:lvl>
+    <w:lvl w:ilvl="3" w:tentative="1">
+      <w:start w:val="1"/>
+      <w:numFmt w:val="bullet"/>
+      <w:lvlText w:val=""/>
+      <w:lvlJc w:val="left"/>
+      <w:pPr>
+        <w:tabs>
+          <w:tab w:val="num" w:pos="2880"/>
+        </w:tabs>
+        <w:ind w:left="2880" w:hanging="360"/>
+      </w:pPr>
+      <w:rPr>
+        <w:rFonts w:ascii="Wingdings" w:hAnsi="Wingdings" w:hint="default"/>
+        <w:sz w:val="20"/>
+      </w:rPr>
+    </w:lvl>
+    <w:lvl w:ilvl="4" w:tentative="1">
+      <w:start w:val="1"/>
+      <w:numFmt w:val="bullet"/>
+      <w:lvlText w:val=""/>
+      <w:lvlJc w:val="left"/>
+      <w:pPr>
+        <w:tabs>
+          <w:tab w:val="num" w:pos="3600"/>
+        </w:tabs>
+        <w:ind w:left="3600" w:hanging="360"/>
+      </w:pPr>
+      <w:rPr>
+        <w:rFonts w:ascii="Wingdings" w:hAnsi="Wingdings" w:hint="default"/>
+        <w:sz w:val="20"/>
+      </w:rPr>
+    </w:lvl>
+    <w:lvl w:ilvl="5" w:tentative="1">
+      <w:start w:val="1"/>
+      <w:numFmt w:val="bullet"/>
+      <w:lvlText w:val=""/>
+      <w:lvlJc w:val="left"/>
+      <w:pPr>
+        <w:tabs>
+          <w:tab w:val="num" w:pos="4320"/>
+        </w:tabs>
+        <w:ind w:left="4320" w:hanging="360"/>
+      </w:pPr>
+      <w:rPr>
+        <w:rFonts w:ascii="Wingdings" w:hAnsi="Wingdings" w:hint="default"/>
+        <w:sz w:val="20"/>
+      </w:rPr>
+    </w:lvl>
+    <w:lvl w:ilvl="6" w:tentative="1">
+      <w:start w:val="1"/>
+      <w:numFmt w:val="bullet"/>
+      <w:lvlText w:val=""/>
+      <w:lvlJc w:val="left"/>
+      <w:pPr>
+        <w:tabs>
+          <w:tab w:val="num" w:pos="5040"/>
+        </w:tabs>
+        <w:ind w:left="5040" w:hanging="360"/>
+      </w:pPr>
+      <w:rPr>
+        <w:rFonts w:ascii="Wingdings" w:hAnsi="Wingdings" w:hint="default"/>
+        <w:sz w:val="20"/>
+      </w:rPr>
+    </w:lvl>
+    <w:lvl w:ilvl="7" w:tentative="1">
+      <w:start w:val="1"/>
+      <w:numFmt w:val="bullet"/>
+      <w:lvlText w:val=""/>
+      <w:lvlJc w:val="left"/>
+      <w:pPr>
+        <w:tabs>
+          <w:tab w:val="num" w:pos="5760"/>
+        </w:tabs>
+        <w:ind w:left="5760" w:hanging="360"/>
+      </w:pPr>
+      <w:rPr>
+        <w:rFonts w:ascii="Wingdings" w:hAnsi="Wingdings" w:hint="default"/>
+        <w:sz w:val="20"/>
+      </w:rPr>
+    </w:lvl>
+    <w:lvl w:ilvl="8" w:tentative="1">
+      <w:start w:val="1"/>
+      <w:numFmt w:val="bullet"/>
+      <w:lvlText w:val=""/>
+      <w:lvlJc w:val="left"/>
+      <w:pPr>
+        <w:tabs>
+          <w:tab w:val="num" w:pos="6480"/>
+        </w:tabs>
+        <w:ind w:left="6480" w:hanging="360"/>
+      </w:pPr>
+      <w:rPr>
+        <w:rFonts w:ascii="Wingdings" w:hAnsi="Wingdings" w:hint="default"/>
+        <w:sz w:val="20"/>
+      </w:rPr>
+    </w:lvl>
+  </w:abstractNum>
+  <w:abstractNum w:abstractNumId="16" w15:restartNumberingAfterBreak="0">
+    <w:nsid w:val="606E19A2"/>
+    <w:multiLevelType w:val="multilevel"/>
+    <w:tmpl w:val="2AEC1308"/>
+    <w:lvl w:ilvl="0">
+      <w:start w:val="1"/>
+      <w:numFmt w:val="bullet"/>
+      <w:lvlText w:val=""/>
+      <w:lvlJc w:val="left"/>
+      <w:pPr>
+        <w:tabs>
+          <w:tab w:val="num" w:pos="720"/>
+        </w:tabs>
+        <w:ind w:left="720" w:hanging="360"/>
+      </w:pPr>
+      <w:rPr>
+        <w:rFonts w:ascii="Symbol" w:hAnsi="Symbol" w:hint="default"/>
+        <w:sz w:val="20"/>
+      </w:rPr>
+    </w:lvl>
+    <w:lvl w:ilvl="1" w:tentative="1">
+      <w:start w:val="1"/>
+      <w:numFmt w:val="bullet"/>
+      <w:lvlText w:val="o"/>
+      <w:lvlJc w:val="left"/>
+      <w:pPr>
+        <w:tabs>
+          <w:tab w:val="num" w:pos="1440"/>
+        </w:tabs>
+        <w:ind w:left="1440" w:hanging="360"/>
+      </w:pPr>
+      <w:rPr>
+        <w:rFonts w:ascii="Courier New" w:hAnsi="Courier New" w:hint="default"/>
+        <w:sz w:val="20"/>
+      </w:rPr>
+    </w:lvl>
+    <w:lvl w:ilvl="2" w:tentative="1">
+      <w:start w:val="1"/>
+      <w:numFmt w:val="bullet"/>
+      <w:lvlText w:val=""/>
+      <w:lvlJc w:val="left"/>
+      <w:pPr>
+        <w:tabs>
+          <w:tab w:val="num" w:pos="2160"/>
+        </w:tabs>
+        <w:ind w:left="2160" w:hanging="360"/>
+      </w:pPr>
+      <w:rPr>
+        <w:rFonts w:ascii="Wingdings" w:hAnsi="Wingdings" w:hint="default"/>
+        <w:sz w:val="20"/>
+      </w:rPr>
+    </w:lvl>
+    <w:lvl w:ilvl="3" w:tentative="1">
+      <w:start w:val="1"/>
+      <w:numFmt w:val="bullet"/>
+      <w:lvlText w:val=""/>
+      <w:lvlJc w:val="left"/>
+      <w:pPr>
+        <w:tabs>
+          <w:tab w:val="num" w:pos="2880"/>
+        </w:tabs>
+        <w:ind w:left="2880" w:hanging="360"/>
+      </w:pPr>
+      <w:rPr>
+        <w:rFonts w:ascii="Wingdings" w:hAnsi="Wingdings" w:hint="default"/>
+        <w:sz w:val="20"/>
+      </w:rPr>
+    </w:lvl>
+    <w:lvl w:ilvl="4" w:tentative="1">
+      <w:start w:val="1"/>
+      <w:numFmt w:val="bullet"/>
+      <w:lvlText w:val=""/>
+      <w:lvlJc w:val="left"/>
+      <w:pPr>
+        <w:tabs>
+          <w:tab w:val="num" w:pos="3600"/>
+        </w:tabs>
+        <w:ind w:left="3600" w:hanging="360"/>
+      </w:pPr>
+      <w:rPr>
+        <w:rFonts w:ascii="Wingdings" w:hAnsi="Wingdings" w:hint="default"/>
+        <w:sz w:val="20"/>
+      </w:rPr>
+    </w:lvl>
+    <w:lvl w:ilvl="5" w:tentative="1">
+      <w:start w:val="1"/>
+      <w:numFmt w:val="bullet"/>
+      <w:lvlText w:val=""/>
+      <w:lvlJc w:val="left"/>
+      <w:pPr>
+        <w:tabs>
+          <w:tab w:val="num" w:pos="4320"/>
+        </w:tabs>
+        <w:ind w:left="4320" w:hanging="360"/>
+      </w:pPr>
+      <w:rPr>
+        <w:rFonts w:ascii="Wingdings" w:hAnsi="Wingdings" w:hint="default"/>
+        <w:sz w:val="20"/>
+      </w:rPr>
+    </w:lvl>
+    <w:lvl w:ilvl="6" w:tentative="1">
+      <w:start w:val="1"/>
+      <w:numFmt w:val="bullet"/>
+      <w:lvlText w:val=""/>
+      <w:lvlJc w:val="left"/>
+      <w:pPr>
+        <w:tabs>
+          <w:tab w:val="num" w:pos="5040"/>
+        </w:tabs>
+        <w:ind w:left="5040" w:hanging="360"/>
+      </w:pPr>
+      <w:rPr>
+        <w:rFonts w:ascii="Wingdings" w:hAnsi="Wingdings" w:hint="default"/>
+        <w:sz w:val="20"/>
+      </w:rPr>
+    </w:lvl>
+    <w:lvl w:ilvl="7" w:tentative="1">
+      <w:start w:val="1"/>
+      <w:numFmt w:val="bullet"/>
+      <w:lvlText w:val=""/>
+      <w:lvlJc w:val="left"/>
+      <w:pPr>
+        <w:tabs>
+          <w:tab w:val="num" w:pos="5760"/>
+        </w:tabs>
+        <w:ind w:left="5760" w:hanging="360"/>
+      </w:pPr>
+      <w:rPr>
+        <w:rFonts w:ascii="Wingdings" w:hAnsi="Wingdings" w:hint="default"/>
+        <w:sz w:val="20"/>
+      </w:rPr>
+    </w:lvl>
+    <w:lvl w:ilvl="8" w:tentative="1">
+      <w:start w:val="1"/>
+      <w:numFmt w:val="bullet"/>
+      <w:lvlText w:val=""/>
+      <w:lvlJc w:val="left"/>
+      <w:pPr>
+        <w:tabs>
+          <w:tab w:val="num" w:pos="6480"/>
+        </w:tabs>
+        <w:ind w:left="6480" w:hanging="360"/>
+      </w:pPr>
+      <w:rPr>
+        <w:rFonts w:ascii="Wingdings" w:hAnsi="Wingdings" w:hint="default"/>
+        <w:sz w:val="20"/>
+      </w:rPr>
+    </w:lvl>
+  </w:abstractNum>
+  <w:abstractNum w:abstractNumId="17" w15:restartNumberingAfterBreak="0">
+    <w:nsid w:val="61362702"/>
+    <w:multiLevelType w:val="multilevel"/>
+    <w:tmpl w:val="437AFA28"/>
+    <w:lvl w:ilvl="0">
+      <w:start w:val="1"/>
+      <w:numFmt w:val="bullet"/>
+      <w:lvlText w:val=""/>
+      <w:lvlJc w:val="left"/>
+      <w:pPr>
+        <w:tabs>
+          <w:tab w:val="num" w:pos="720"/>
+        </w:tabs>
+        <w:ind w:left="720" w:hanging="360"/>
+      </w:pPr>
+      <w:rPr>
+        <w:rFonts w:ascii="Symbol" w:hAnsi="Symbol" w:hint="default"/>
+        <w:sz w:val="20"/>
+      </w:rPr>
+    </w:lvl>
+    <w:lvl w:ilvl="1" w:tentative="1">
+      <w:start w:val="1"/>
+      <w:numFmt w:val="bullet"/>
+      <w:lvlText w:val="o"/>
+      <w:lvlJc w:val="left"/>
+      <w:pPr>
+        <w:tabs>
+          <w:tab w:val="num" w:pos="1440"/>
+        </w:tabs>
+        <w:ind w:left="1440" w:hanging="360"/>
+      </w:pPr>
+      <w:rPr>
+        <w:rFonts w:ascii="Courier New" w:hAnsi="Courier New" w:hint="default"/>
+        <w:sz w:val="20"/>
+      </w:rPr>
+    </w:lvl>
+    <w:lvl w:ilvl="2" w:tentative="1">
+      <w:start w:val="1"/>
+      <w:numFmt w:val="bullet"/>
+      <w:lvlText w:val=""/>
+      <w:lvlJc w:val="left"/>
+      <w:pPr>
+        <w:tabs>
+          <w:tab w:val="num" w:pos="2160"/>
+        </w:tabs>
+        <w:ind w:left="2160" w:hanging="360"/>
+      </w:pPr>
+      <w:rPr>
+        <w:rFonts w:ascii="Wingdings" w:hAnsi="Wingdings" w:hint="default"/>
+        <w:sz w:val="20"/>
+      </w:rPr>
+    </w:lvl>
+    <w:lvl w:ilvl="3" w:tentative="1">
+      <w:start w:val="1"/>
+      <w:numFmt w:val="bullet"/>
+      <w:lvlText w:val=""/>
+      <w:lvlJc w:val="left"/>
+      <w:pPr>
+        <w:tabs>
+          <w:tab w:val="num" w:pos="2880"/>
+        </w:tabs>
+        <w:ind w:left="2880" w:hanging="360"/>
+      </w:pPr>
+      <w:rPr>
+        <w:rFonts w:ascii="Wingdings" w:hAnsi="Wingdings" w:hint="default"/>
+        <w:sz w:val="20"/>
+      </w:rPr>
+    </w:lvl>
+    <w:lvl w:ilvl="4" w:tentative="1">
+      <w:start w:val="1"/>
+      <w:numFmt w:val="bullet"/>
+      <w:lvlText w:val=""/>
+      <w:lvlJc w:val="left"/>
+      <w:pPr>
+        <w:tabs>
+          <w:tab w:val="num" w:pos="3600"/>
+        </w:tabs>
+        <w:ind w:left="3600" w:hanging="360"/>
+      </w:pPr>
+      <w:rPr>
+        <w:rFonts w:ascii="Wingdings" w:hAnsi="Wingdings" w:hint="default"/>
+        <w:sz w:val="20"/>
+      </w:rPr>
+    </w:lvl>
+    <w:lvl w:ilvl="5" w:tentative="1">
+      <w:start w:val="1"/>
+      <w:numFmt w:val="bullet"/>
+      <w:lvlText w:val=""/>
+      <w:lvlJc w:val="left"/>
+      <w:pPr>
+        <w:tabs>
+          <w:tab w:val="num" w:pos="4320"/>
+        </w:tabs>
+        <w:ind w:left="4320" w:hanging="360"/>
+      </w:pPr>
+      <w:rPr>
+        <w:rFonts w:ascii="Wingdings" w:hAnsi="Wingdings" w:hint="default"/>
+        <w:sz w:val="20"/>
+      </w:rPr>
+    </w:lvl>
+    <w:lvl w:ilvl="6" w:tentative="1">
+      <w:start w:val="1"/>
+      <w:numFmt w:val="bullet"/>
+      <w:lvlText w:val=""/>
+      <w:lvlJc w:val="left"/>
+      <w:pPr>
+        <w:tabs>
+          <w:tab w:val="num" w:pos="5040"/>
+        </w:tabs>
+        <w:ind w:left="5040" w:hanging="360"/>
+      </w:pPr>
+      <w:rPr>
+        <w:rFonts w:ascii="Wingdings" w:hAnsi="Wingdings" w:hint="default"/>
+        <w:sz w:val="20"/>
+      </w:rPr>
+    </w:lvl>
+    <w:lvl w:ilvl="7" w:tentative="1">
+      <w:start w:val="1"/>
+      <w:numFmt w:val="bullet"/>
+      <w:lvlText w:val=""/>
+      <w:lvlJc w:val="left"/>
+      <w:pPr>
+        <w:tabs>
+          <w:tab w:val="num" w:pos="5760"/>
+        </w:tabs>
+        <w:ind w:left="5760" w:hanging="360"/>
+      </w:pPr>
+      <w:rPr>
+        <w:rFonts w:ascii="Wingdings" w:hAnsi="Wingdings" w:hint="default"/>
+        <w:sz w:val="20"/>
+      </w:rPr>
+    </w:lvl>
+    <w:lvl w:ilvl="8" w:tentative="1">
+      <w:start w:val="1"/>
+      <w:numFmt w:val="bullet"/>
+      <w:lvlText w:val=""/>
+      <w:lvlJc w:val="left"/>
+      <w:pPr>
+        <w:tabs>
+          <w:tab w:val="num" w:pos="6480"/>
+        </w:tabs>
+        <w:ind w:left="6480" w:hanging="360"/>
+      </w:pPr>
+      <w:rPr>
+        <w:rFonts w:ascii="Wingdings" w:hAnsi="Wingdings" w:hint="default"/>
+        <w:sz w:val="20"/>
+      </w:rPr>
+    </w:lvl>
+  </w:abstractNum>
+  <w:abstractNum w:abstractNumId="18" w15:restartNumberingAfterBreak="0">
     <w:nsid w:val="6D3A2640"/>
     <w:multiLevelType w:val="multilevel"/>
     <w:tmpl w:val="189A52DA"/>
@@ -3412,7 +6568,156 @@
       </w:rPr>
     </w:lvl>
   </w:abstractNum>
-  <w:abstractNum w:abstractNumId="6" w15:restartNumberingAfterBreak="0">
+  <w:abstractNum w:abstractNumId="19" w15:restartNumberingAfterBreak="0">
+    <w:nsid w:val="76671CC0"/>
+    <w:multiLevelType w:val="multilevel"/>
+    <w:tmpl w:val="33803CDC"/>
+    <w:lvl w:ilvl="0">
+      <w:start w:val="1"/>
+      <w:numFmt w:val="bullet"/>
+      <w:lvlText w:val=""/>
+      <w:lvlJc w:val="left"/>
+      <w:pPr>
+        <w:tabs>
+          <w:tab w:val="num" w:pos="720"/>
+        </w:tabs>
+        <w:ind w:left="720" w:hanging="360"/>
+      </w:pPr>
+      <w:rPr>
+        <w:rFonts w:ascii="Symbol" w:hAnsi="Symbol" w:hint="default"/>
+        <w:sz w:val="20"/>
+      </w:rPr>
+    </w:lvl>
+    <w:lvl w:ilvl="1" w:tentative="1">
+      <w:start w:val="1"/>
+      <w:numFmt w:val="bullet"/>
+      <w:lvlText w:val="o"/>
+      <w:lvlJc w:val="left"/>
+      <w:pPr>
+        <w:tabs>
+          <w:tab w:val="num" w:pos="1440"/>
+        </w:tabs>
+        <w:ind w:left="1440" w:hanging="360"/>
+      </w:pPr>
+      <w:rPr>
+        <w:rFonts w:ascii="Courier New" w:hAnsi="Courier New" w:hint="default"/>
+        <w:sz w:val="20"/>
+      </w:rPr>
+    </w:lvl>
+    <w:lvl w:ilvl="2" w:tentative="1">
+      <w:start w:val="1"/>
+      <w:numFmt w:val="bullet"/>
+      <w:lvlText w:val=""/>
+      <w:lvlJc w:val="left"/>
+      <w:pPr>
+        <w:tabs>
+          <w:tab w:val="num" w:pos="2160"/>
+        </w:tabs>
+        <w:ind w:left="2160" w:hanging="360"/>
+      </w:pPr>
+      <w:rPr>
+        <w:rFonts w:ascii="Wingdings" w:hAnsi="Wingdings" w:hint="default"/>
+        <w:sz w:val="20"/>
+      </w:rPr>
+    </w:lvl>
+    <w:lvl w:ilvl="3" w:tentative="1">
+      <w:start w:val="1"/>
+      <w:numFmt w:val="bullet"/>
+      <w:lvlText w:val=""/>
+      <w:lvlJc w:val="left"/>
+      <w:pPr>
+        <w:tabs>
+          <w:tab w:val="num" w:pos="2880"/>
+        </w:tabs>
+        <w:ind w:left="2880" w:hanging="360"/>
+      </w:pPr>
+      <w:rPr>
+        <w:rFonts w:ascii="Wingdings" w:hAnsi="Wingdings" w:hint="default"/>
+        <w:sz w:val="20"/>
+      </w:rPr>
+    </w:lvl>
+    <w:lvl w:ilvl="4" w:tentative="1">
+      <w:start w:val="1"/>
+      <w:numFmt w:val="bullet"/>
+      <w:lvlText w:val=""/>
+      <w:lvlJc w:val="left"/>
+      <w:pPr>
+        <w:tabs>
+          <w:tab w:val="num" w:pos="3600"/>
+        </w:tabs>
+        <w:ind w:left="3600" w:hanging="360"/>
+      </w:pPr>
+      <w:rPr>
+        <w:rFonts w:ascii="Wingdings" w:hAnsi="Wingdings" w:hint="default"/>
+        <w:sz w:val="20"/>
+      </w:rPr>
+    </w:lvl>
+    <w:lvl w:ilvl="5" w:tentative="1">
+      <w:start w:val="1"/>
+      <w:numFmt w:val="bullet"/>
+      <w:lvlText w:val=""/>
+      <w:lvlJc w:val="left"/>
+      <w:pPr>
+        <w:tabs>
+          <w:tab w:val="num" w:pos="4320"/>
+        </w:tabs>
+        <w:ind w:left="4320" w:hanging="360"/>
+      </w:pPr>
+      <w:rPr>
+        <w:rFonts w:ascii="Wingdings" w:hAnsi="Wingdings" w:hint="default"/>
+        <w:sz w:val="20"/>
+      </w:rPr>
+    </w:lvl>
+    <w:lvl w:ilvl="6" w:tentative="1">
+      <w:start w:val="1"/>
+      <w:numFmt w:val="bullet"/>
+      <w:lvlText w:val=""/>
+      <w:lvlJc w:val="left"/>
+      <w:pPr>
+        <w:tabs>
+          <w:tab w:val="num" w:pos="5040"/>
+        </w:tabs>
+        <w:ind w:left="5040" w:hanging="360"/>
+      </w:pPr>
+      <w:rPr>
+        <w:rFonts w:ascii="Wingdings" w:hAnsi="Wingdings" w:hint="default"/>
+        <w:sz w:val="20"/>
+      </w:rPr>
+    </w:lvl>
+    <w:lvl w:ilvl="7" w:tentative="1">
+      <w:start w:val="1"/>
+      <w:numFmt w:val="bullet"/>
+      <w:lvlText w:val=""/>
+      <w:lvlJc w:val="left"/>
+      <w:pPr>
+        <w:tabs>
+          <w:tab w:val="num" w:pos="5760"/>
+        </w:tabs>
+        <w:ind w:left="5760" w:hanging="360"/>
+      </w:pPr>
+      <w:rPr>
+        <w:rFonts w:ascii="Wingdings" w:hAnsi="Wingdings" w:hint="default"/>
+        <w:sz w:val="20"/>
+      </w:rPr>
+    </w:lvl>
+    <w:lvl w:ilvl="8" w:tentative="1">
+      <w:start w:val="1"/>
+      <w:numFmt w:val="bullet"/>
+      <w:lvlText w:val=""/>
+      <w:lvlJc w:val="left"/>
+      <w:pPr>
+        <w:tabs>
+          <w:tab w:val="num" w:pos="6480"/>
+        </w:tabs>
+        <w:ind w:left="6480" w:hanging="360"/>
+      </w:pPr>
+      <w:rPr>
+        <w:rFonts w:ascii="Wingdings" w:hAnsi="Wingdings" w:hint="default"/>
+        <w:sz w:val="20"/>
+      </w:rPr>
+    </w:lvl>
+  </w:abstractNum>
+  <w:abstractNum w:abstractNumId="20" w15:restartNumberingAfterBreak="0">
     <w:nsid w:val="76706D09"/>
     <w:multiLevelType w:val="multilevel"/>
     <w:tmpl w:val="B95C9488"/>
@@ -3525,34 +6830,76 @@
       </w:pPr>
     </w:lvl>
   </w:abstractNum>
-  <w:num w:numId="1">
+  <w:num w:numId="1" w16cid:durableId="387844699">
+    <w:abstractNumId w:val="11"/>
+  </w:num>
+  <w:num w:numId="2" w16cid:durableId="1478259940">
+    <w:abstractNumId w:val="20"/>
+  </w:num>
+  <w:num w:numId="3" w16cid:durableId="1442915066">
+    <w:abstractNumId w:val="18"/>
+  </w:num>
+  <w:num w:numId="4" w16cid:durableId="1682586738">
+    <w:abstractNumId w:val="5"/>
+  </w:num>
+  <w:num w:numId="5" w16cid:durableId="1948391361">
+    <w:abstractNumId w:val="9"/>
+  </w:num>
+  <w:num w:numId="6" w16cid:durableId="373777174">
+    <w:abstractNumId w:val="7"/>
+  </w:num>
+  <w:num w:numId="7" w16cid:durableId="1504315878">
+    <w:abstractNumId w:val="6"/>
+  </w:num>
+  <w:num w:numId="8" w16cid:durableId="1409115278">
+    <w:abstractNumId w:val="14"/>
+  </w:num>
+  <w:num w:numId="9" w16cid:durableId="1084911751">
+    <w:abstractNumId w:val="17"/>
+  </w:num>
+  <w:num w:numId="10" w16cid:durableId="531890207">
+    <w:abstractNumId w:val="1"/>
+  </w:num>
+  <w:num w:numId="11" w16cid:durableId="928465959">
+    <w:abstractNumId w:val="16"/>
+  </w:num>
+  <w:num w:numId="12" w16cid:durableId="1775249825">
     <w:abstractNumId w:val="4"/>
   </w:num>
-  <w:num w:numId="2">
-    <w:abstractNumId w:val="6"/>
+  <w:num w:numId="13" w16cid:durableId="1589340925">
+    <w:abstractNumId w:val="8"/>
   </w:num>
-  <w:num w:numId="3">
-    <w:abstractNumId w:val="5"/>
+  <w:num w:numId="14" w16cid:durableId="1858885993">
+    <w:abstractNumId w:val="13"/>
   </w:num>
-  <w:num w:numId="4">
+  <w:num w:numId="15" w16cid:durableId="1237132851">
+    <w:abstractNumId w:val="2"/>
+  </w:num>
+  <w:num w:numId="16" w16cid:durableId="1134325481">
+    <w:abstractNumId w:val="15"/>
+  </w:num>
+  <w:num w:numId="17" w16cid:durableId="657999495">
+    <w:abstractNumId w:val="12"/>
+  </w:num>
+  <w:num w:numId="18" w16cid:durableId="1941906834">
+    <w:abstractNumId w:val="10"/>
+  </w:num>
+  <w:num w:numId="19" w16cid:durableId="702947867">
     <w:abstractNumId w:val="0"/>
   </w:num>
-  <w:num w:numId="5">
+  <w:num w:numId="20" w16cid:durableId="893347057">
     <w:abstractNumId w:val="3"/>
   </w:num>
-  <w:num w:numId="6">
-    <w:abstractNumId w:val="2"/>
-  </w:num>
-  <w:num w:numId="7">
-    <w:abstractNumId w:val="1"/>
+  <w:num w:numId="21" w16cid:durableId="181824778">
+    <w:abstractNumId w:val="19"/>
   </w:num>
 </w:numbering>
 </file>
 
 <file path=word/people.xml><?xml version="1.0" encoding="utf-8"?>
-<w15:people xmlns:wpc="http://schemas.microsoft.com/office/word/2010/wordprocessingCanvas" xmlns:cx="http://schemas.microsoft.com/office/drawing/2014/chartex" xmlns:cx1="http://schemas.microsoft.com/office/drawing/2015/9/8/chartex" xmlns:cx2="http://schemas.microsoft.com/office/drawing/2015/10/21/chartex" xmlns:cx3="http://schemas.microsoft.com/office/drawing/2016/5/9/chartex" xmlns:cx4="http://schemas.microsoft.com/office/drawing/2016/5/10/chartex" xmlns:cx5="http://schemas.microsoft.com/office/drawing/2016/5/11/chartex" xmlns:cx6="http://schemas.microsoft.com/office/drawing/2016/5/12/chartex" xmlns:cx7="http://schemas.microsoft.com/office/drawing/2016/5/13/chartex" xmlns:cx8="http://schemas.microsoft.com/office/drawing/2016/5/14/chartex" xmlns:mc="http://schemas.openxmlformats.org/markup-compatibility/2006" xmlns:aink="http://schemas.microsoft.com/office/drawing/2016/ink" xmlns:am3d="http://schemas.microsoft.com/office/drawing/2017/model3d" xmlns:o="urn:schemas-microsoft-com:office:office" xmlns:r="http://schemas.openxmlformats.org/officeDocument/2006/relationships" xmlns:m="http://schemas.openxmlformats.org/officeDocument/2006/math" xmlns:v="urn:schemas-microsoft-com:vml" xmlns:wp14="http://schemas.microsoft.com/office/word/2010/wordprocessingDrawing" xmlns:wp="http://schemas.openxmlformats.org/drawingml/2006/wordprocessingDrawing" xmlns:w10="urn:schemas-microsoft-com:office:word" xmlns:w="http://schemas.openxmlformats.org/wordprocessingml/2006/main" xmlns:w14="http://schemas.microsoft.com/office/word/2010/wordml" xmlns:w15="http://schemas.microsoft.com/office/word/2012/wordml" xmlns:w16cex="http://schemas.microsoft.com/office/word/2018/wordml/cex" xmlns:w16cid="http://schemas.microsoft.com/office/word/2016/wordml/cid" xmlns:w16="http://schemas.microsoft.com/office/word/2018/wordml" xmlns:w16sdtdh="http://schemas.microsoft.com/office/word/2020/wordml/sdtdatahash" xmlns:w16se="http://schemas.microsoft.com/office/word/2015/wordml/symex" xmlns:wpg="http://schemas.microsoft.com/office/word/2010/wordprocessingGroup" xmlns:wpi="http://schemas.microsoft.com/office/word/2010/wordprocessingInk" xmlns:wne="http://schemas.microsoft.com/office/word/2006/wordml" xmlns:wps="http://schemas.microsoft.com/office/word/2010/wordprocessingShape" mc:Ignorable="w14 w15 w16se w16cid w16 w16cex w16sdtdh wp14">
-  <w15:person w15:author="Gvadoskr">
-    <w15:presenceInfo w15:providerId="None" w15:userId="Gvadoskr"/>
+<w15:people xmlns:wpc="http://schemas.microsoft.com/office/word/2010/wordprocessingCanvas" xmlns:cx="http://schemas.microsoft.com/office/drawing/2014/chartex" xmlns:cx1="http://schemas.microsoft.com/office/drawing/2015/9/8/chartex" xmlns:cx2="http://schemas.microsoft.com/office/drawing/2015/10/21/chartex" xmlns:cx3="http://schemas.microsoft.com/office/drawing/2016/5/9/chartex" xmlns:cx4="http://schemas.microsoft.com/office/drawing/2016/5/10/chartex" xmlns:cx5="http://schemas.microsoft.com/office/drawing/2016/5/11/chartex" xmlns:cx6="http://schemas.microsoft.com/office/drawing/2016/5/12/chartex" xmlns:cx7="http://schemas.microsoft.com/office/drawing/2016/5/13/chartex" xmlns:cx8="http://schemas.microsoft.com/office/drawing/2016/5/14/chartex" xmlns:mc="http://schemas.openxmlformats.org/markup-compatibility/2006" xmlns:aink="http://schemas.microsoft.com/office/drawing/2016/ink" xmlns:am3d="http://schemas.microsoft.com/office/drawing/2017/model3d" xmlns:o="urn:schemas-microsoft-com:office:office" xmlns:oel="http://schemas.microsoft.com/office/2019/extlst" xmlns:r="http://schemas.openxmlformats.org/officeDocument/2006/relationships" xmlns:m="http://schemas.openxmlformats.org/officeDocument/2006/math" xmlns:v="urn:schemas-microsoft-com:vml" xmlns:wp14="http://schemas.microsoft.com/office/word/2010/wordprocessingDrawing" xmlns:wp="http://schemas.openxmlformats.org/drawingml/2006/wordprocessingDrawing" xmlns:w10="urn:schemas-microsoft-com:office:word" xmlns:w="http://schemas.openxmlformats.org/wordprocessingml/2006/main" xmlns:w14="http://schemas.microsoft.com/office/word/2010/wordml" xmlns:w15="http://schemas.microsoft.com/office/word/2012/wordml" xmlns:w16cex="http://schemas.microsoft.com/office/word/2018/wordml/cex" xmlns:w16cid="http://schemas.microsoft.com/office/word/2016/wordml/cid" xmlns:w16="http://schemas.microsoft.com/office/word/2018/wordml" xmlns:w16sdtdh="http://schemas.microsoft.com/office/word/2020/wordml/sdtdatahash" xmlns:w16se="http://schemas.microsoft.com/office/word/2015/wordml/symex" xmlns:wpg="http://schemas.microsoft.com/office/word/2010/wordprocessingGroup" xmlns:wpi="http://schemas.microsoft.com/office/word/2010/wordprocessingInk" xmlns:wne="http://schemas.microsoft.com/office/word/2006/wordml" xmlns:wps="http://schemas.microsoft.com/office/word/2010/wordprocessingShape" mc:Ignorable="w14 w15 w16se w16cid w16 w16cex w16sdtdh wp14">
+  <w15:person w15:author="Елена Солдатова">
+    <w15:presenceInfo w15:providerId="Windows Live" w15:userId="9fe18d770c22ec00"/>
   </w15:person>
 </w15:people>
 </file>
@@ -3673,7 +7020,7 @@
     <w:lsdException w:name="HTML Acronym" w:semiHidden="1" w:unhideWhenUsed="1"/>
     <w:lsdException w:name="HTML Address" w:semiHidden="1" w:unhideWhenUsed="1"/>
     <w:lsdException w:name="HTML Cite" w:semiHidden="1" w:unhideWhenUsed="1"/>
-    <w:lsdException w:name="HTML Code" w:semiHidden="1" w:unhideWhenUsed="1"/>
+    <w:lsdException w:name="HTML Code" w:semiHidden="1" w:uiPriority="99" w:unhideWhenUsed="1"/>
     <w:lsdException w:name="HTML Definition" w:semiHidden="1" w:unhideWhenUsed="1"/>
     <w:lsdException w:name="HTML Keyboard" w:semiHidden="1" w:unhideWhenUsed="1"/>
     <w:lsdException w:name="HTML Preformatted" w:semiHidden="1" w:unhideWhenUsed="1"/>
@@ -4148,7 +7495,6 @@
   <w:style w:type="character" w:default="1" w:styleId="a0">
     <w:name w:val="Default Paragraph Font"/>
     <w:uiPriority w:val="1"/>
-    <w:semiHidden/>
     <w:unhideWhenUsed/>
   </w:style>
   <w:style w:type="table" w:default="1" w:styleId="a1">
@@ -15668,6 +19014,42 @@
       <w:sz w:val="24"/>
       <w:szCs w:val="24"/>
       <w:lang w:eastAsia="ru-RU"/>
+    </w:rPr>
+  </w:style>
+  <w:style w:type="character" w:styleId="aff3">
+    <w:name w:val="FollowedHyperlink"/>
+    <w:basedOn w:val="a0"/>
+    <w:semiHidden/>
+    <w:unhideWhenUsed/>
+    <w:rsid w:val="007A6B92"/>
+    <w:rPr>
+      <w:color w:val="954F72" w:themeColor="followedHyperlink"/>
+      <w:u w:val="single"/>
+    </w:rPr>
+  </w:style>
+  <w:style w:type="character" w:styleId="HTML">
+    <w:name w:val="HTML Code"/>
+    <w:basedOn w:val="a0"/>
+    <w:uiPriority w:val="99"/>
+    <w:semiHidden/>
+    <w:unhideWhenUsed/>
+    <w:rsid w:val="00F1325A"/>
+    <w:rPr>
+      <w:rFonts w:ascii="Courier New" w:eastAsia="Times New Roman" w:hAnsi="Courier New" w:cs="Courier New"/>
+      <w:sz w:val="20"/>
+      <w:szCs w:val="20"/>
+    </w:rPr>
+  </w:style>
+  <w:style w:type="paragraph" w:styleId="aff4">
+    <w:name w:val="Revision"/>
+    <w:hidden/>
+    <w:semiHidden/>
+    <w:rsid w:val="00C634EB"/>
+    <w:pPr>
+      <w:spacing w:after="0" w:line="240" w:lineRule="auto"/>
+    </w:pPr>
+    <w:rPr>
+      <w:rFonts w:ascii="Calibri" w:eastAsia="Calibri" w:hAnsi="Calibri" w:cs="Times New Roman"/>
     </w:rPr>
   </w:style>
 </w:styles>
